--- a/data/outputs/v2/Essential_Mathematics/SS2.2_Reflection/Essential_Mathematics_Reflection_CBE_LessonSequence.docx
+++ b/data/outputs/v2/Essential_Mathematics/SS2.2_Reflection/Essential_Mathematics_Reflection_CBE_LessonSequence.docx
@@ -3017,32 +3017,32 @@
         <w:tc>
           <w:tcPr>
             <w:tcW w:type="dxa" w:w="1520"/>
-            <w:shd w:fill="F2F2F2" w:color="auto" w:val="clear"/>
-            <w:tcMar>
-              <w:top w:type="dxa" w:w="60"/>
-              <w:left w:type="dxa" w:w="120"/>
-              <w:bottom w:type="dxa" w:w="60"/>
-              <w:right w:type="dxa" w:w="120"/>
-            </w:tcMar>
-            <w:vAlign w:val="top"/>
-          </w:tcPr>
-          <w:p>
-            <w:pPr>
-              <w:spacing w:after="40" w:before="0"/>
-              <w:jc w:val="left"/>
-            </w:pPr>
-            <w:r>
-              <w:rPr>
-                <w:rFonts w:ascii="Arial" w:cs="Arial" w:eastAsia="Arial" w:hAnsi="Arial"/>
-                <w:b/>
-                <w:bCs/>
-                <w:i w:val="false"/>
-                <w:iCs w:val="false"/>
-                <w:color w:val="000000"/>
-                <w:sz w:val="18"/>
-                <w:szCs w:val="18"/>
-              </w:rPr>
-              <w:t xml:space="preserve">1. Predict Phase</w:t>
+            <w:shd w:fill="EAD1F5" w:color="auto" w:val="clear"/>
+            <w:tcMar>
+              <w:top w:type="dxa" w:w="60"/>
+              <w:left w:type="dxa" w:w="120"/>
+              <w:bottom w:type="dxa" w:w="60"/>
+              <w:right w:type="dxa" w:w="120"/>
+            </w:tcMar>
+            <w:vAlign w:val="top"/>
+          </w:tcPr>
+          <w:p>
+            <w:pPr>
+              <w:spacing w:after="40" w:before="0"/>
+              <w:jc w:val="left"/>
+            </w:pPr>
+            <w:r>
+              <w:rPr>
+                <w:rFonts w:ascii="Arial" w:cs="Arial" w:eastAsia="Arial" w:hAnsi="Arial"/>
+                <w:b/>
+                <w:bCs/>
+                <w:i w:val="false"/>
+                <w:iCs w:val="false"/>
+                <w:color w:val="000000"/>
+                <w:sz w:val="18"/>
+                <w:szCs w:val="18"/>
+              </w:rPr>
+              <w:t xml:space="preserve">Predict Phase</w:t>
             </w:r>
           </w:p>
           <w:p>
@@ -3065,7 +3065,7 @@
             <w:pPr>
               <w:spacing w:after="20" w:before="0"/>
             </w:pPr>
-            <w:hyperlink w:history="1" r:id="rIdi0cfliw0cta9damxaephj">
+            <w:hyperlink w:history="1" r:id="rIdgfjgam5xwmb1rws6cn7eu">
               <w:r>
                 <w:rPr>
                   <w:rFonts w:ascii="Arial" w:cs="Arial" w:eastAsia="Arial" w:hAnsi="Arial"/>
@@ -3098,7 +3098,7 @@
               <w:spacing w:after="10" w:before="0"/>
               <w:ind w:left="120"/>
             </w:pPr>
-            <w:hyperlink w:history="1" r:id="rIdxqvi9kkksrhqw1zkmjgmd">
+            <w:hyperlink w:history="1" r:id="rIdtpu2da6p7bck052baijh5">
               <w:r>
                 <w:rPr>
                   <w:rFonts w:ascii="Arial" w:cs="Arial" w:eastAsia="Arial" w:hAnsi="Arial"/>
@@ -3143,7 +3143,7 @@
             <w:pPr>
               <w:spacing w:after="20" w:before="0"/>
             </w:pPr>
-            <w:hyperlink w:history="1" r:id="rIdht9ygxgqhrttenorv-_zg">
+            <w:hyperlink w:history="1" r:id="rIdtiu_ftsgrmaiuapwcp03t">
               <w:r>
                 <w:rPr>
                   <w:rFonts w:ascii="Arial" w:cs="Arial" w:eastAsia="Arial" w:hAnsi="Arial"/>
@@ -3176,7 +3176,7 @@
               <w:spacing w:after="10" w:before="0"/>
               <w:ind w:left="120"/>
             </w:pPr>
-            <w:hyperlink w:history="1" r:id="rIdw4jxdh8whmd3nbc7x832e">
+            <w:hyperlink w:history="1" r:id="rIdgcq6vcke7qhxoyasvkkuz">
               <w:r>
                 <w:rPr>
                   <w:rFonts w:ascii="Arial" w:cs="Arial" w:eastAsia="Arial" w:hAnsi="Arial"/>
@@ -3323,32 +3323,32 @@
         <w:tc>
           <w:tcPr>
             <w:tcW w:type="dxa" w:w="1520"/>
-            <w:shd w:fill="F2F2F2" w:color="auto" w:val="clear"/>
-            <w:tcMar>
-              <w:top w:type="dxa" w:w="60"/>
-              <w:left w:type="dxa" w:w="120"/>
-              <w:bottom w:type="dxa" w:w="60"/>
-              <w:right w:type="dxa" w:w="120"/>
-            </w:tcMar>
-            <w:vAlign w:val="top"/>
-          </w:tcPr>
-          <w:p>
-            <w:pPr>
-              <w:spacing w:after="40" w:before="0"/>
-              <w:jc w:val="left"/>
-            </w:pPr>
-            <w:r>
-              <w:rPr>
-                <w:rFonts w:ascii="Arial" w:cs="Arial" w:eastAsia="Arial" w:hAnsi="Arial"/>
-                <w:b/>
-                <w:bCs/>
-                <w:i w:val="false"/>
-                <w:iCs w:val="false"/>
-                <w:color w:val="000000"/>
-                <w:sz w:val="18"/>
-                <w:szCs w:val="18"/>
-              </w:rPr>
-              <w:t xml:space="preserve">2. Observe Phase</w:t>
+            <w:shd w:fill="D9EEF1" w:color="auto" w:val="clear"/>
+            <w:tcMar>
+              <w:top w:type="dxa" w:w="60"/>
+              <w:left w:type="dxa" w:w="120"/>
+              <w:bottom w:type="dxa" w:w="60"/>
+              <w:right w:type="dxa" w:w="120"/>
+            </w:tcMar>
+            <w:vAlign w:val="top"/>
+          </w:tcPr>
+          <w:p>
+            <w:pPr>
+              <w:spacing w:after="40" w:before="0"/>
+              <w:jc w:val="left"/>
+            </w:pPr>
+            <w:r>
+              <w:rPr>
+                <w:rFonts w:ascii="Arial" w:cs="Arial" w:eastAsia="Arial" w:hAnsi="Arial"/>
+                <w:b/>
+                <w:bCs/>
+                <w:i w:val="false"/>
+                <w:iCs w:val="false"/>
+                <w:color w:val="000000"/>
+                <w:sz w:val="18"/>
+                <w:szCs w:val="18"/>
+              </w:rPr>
+              <w:t xml:space="preserve">Observe Phase</w:t>
             </w:r>
           </w:p>
           <w:p>
@@ -3371,7 +3371,7 @@
             <w:pPr>
               <w:spacing w:after="20" w:before="0"/>
             </w:pPr>
-            <w:hyperlink w:history="1" r:id="rIdjhkkawuncjnjcx6etthvm">
+            <w:hyperlink w:history="1" r:id="rId0pykjqmi5eiuqmhlc1rh0">
               <w:r>
                 <w:rPr>
                   <w:rFonts w:ascii="Arial" w:cs="Arial" w:eastAsia="Arial" w:hAnsi="Arial"/>
@@ -3404,7 +3404,7 @@
               <w:spacing w:after="10" w:before="0"/>
               <w:ind w:left="120"/>
             </w:pPr>
-            <w:hyperlink w:history="1" r:id="rIdtd3tvvtf5u1ysmcne9h6o">
+            <w:hyperlink w:history="1" r:id="rId7xvmbkdpmretmlsymqjjj">
               <w:r>
                 <w:rPr>
                   <w:rFonts w:ascii="Arial" w:cs="Arial" w:eastAsia="Arial" w:hAnsi="Arial"/>
@@ -3449,7 +3449,7 @@
             <w:pPr>
               <w:spacing w:after="20" w:before="0"/>
             </w:pPr>
-            <w:hyperlink w:history="1" r:id="rIdpaycip_hcll8yjsyridh_">
+            <w:hyperlink w:history="1" r:id="rId70hyo9fe4orm99cxqijq8">
               <w:r>
                 <w:rPr>
                   <w:rFonts w:ascii="Arial" w:cs="Arial" w:eastAsia="Arial" w:hAnsi="Arial"/>
@@ -3482,7 +3482,7 @@
               <w:spacing w:after="10" w:before="0"/>
               <w:ind w:left="120"/>
             </w:pPr>
-            <w:hyperlink w:history="1" r:id="rIdmr3waqylhhu_wbl1lweuq">
+            <w:hyperlink w:history="1" r:id="rIdjvn9rcxpy9nrqsd-c6ihf">
               <w:r>
                 <w:rPr>
                   <w:rFonts w:ascii="Arial" w:cs="Arial" w:eastAsia="Arial" w:hAnsi="Arial"/>
@@ -3629,32 +3629,32 @@
         <w:tc>
           <w:tcPr>
             <w:tcW w:type="dxa" w:w="1520"/>
-            <w:shd w:fill="F2F2F2" w:color="auto" w:val="clear"/>
-            <w:tcMar>
-              <w:top w:type="dxa" w:w="60"/>
-              <w:left w:type="dxa" w:w="120"/>
-              <w:bottom w:type="dxa" w:w="60"/>
-              <w:right w:type="dxa" w:w="120"/>
-            </w:tcMar>
-            <w:vAlign w:val="top"/>
-          </w:tcPr>
-          <w:p>
-            <w:pPr>
-              <w:spacing w:after="40" w:before="0"/>
-              <w:jc w:val="left"/>
-            </w:pPr>
-            <w:r>
-              <w:rPr>
-                <w:rFonts w:ascii="Arial" w:cs="Arial" w:eastAsia="Arial" w:hAnsi="Arial"/>
-                <w:b/>
-                <w:bCs/>
-                <w:i w:val="false"/>
-                <w:iCs w:val="false"/>
-                <w:color w:val="000000"/>
-                <w:sz w:val="18"/>
-                <w:szCs w:val="18"/>
-              </w:rPr>
-              <w:t xml:space="preserve">3. Explain Phase</w:t>
+            <w:shd w:fill="E2EFDA" w:color="auto" w:val="clear"/>
+            <w:tcMar>
+              <w:top w:type="dxa" w:w="60"/>
+              <w:left w:type="dxa" w:w="120"/>
+              <w:bottom w:type="dxa" w:w="60"/>
+              <w:right w:type="dxa" w:w="120"/>
+            </w:tcMar>
+            <w:vAlign w:val="top"/>
+          </w:tcPr>
+          <w:p>
+            <w:pPr>
+              <w:spacing w:after="40" w:before="0"/>
+              <w:jc w:val="left"/>
+            </w:pPr>
+            <w:r>
+              <w:rPr>
+                <w:rFonts w:ascii="Arial" w:cs="Arial" w:eastAsia="Arial" w:hAnsi="Arial"/>
+                <w:b/>
+                <w:bCs/>
+                <w:i w:val="false"/>
+                <w:iCs w:val="false"/>
+                <w:color w:val="000000"/>
+                <w:sz w:val="18"/>
+                <w:szCs w:val="18"/>
+              </w:rPr>
+              <w:t xml:space="preserve">Explain Phase</w:t>
             </w:r>
           </w:p>
           <w:p>
@@ -3677,7 +3677,7 @@
             <w:pPr>
               <w:spacing w:after="20" w:before="0"/>
             </w:pPr>
-            <w:hyperlink w:history="1" r:id="rIdm9srack6bndff6yqmzzus">
+            <w:hyperlink w:history="1" r:id="rIdq022vfgpklyq0jeebdj7v">
               <w:r>
                 <w:rPr>
                   <w:rFonts w:ascii="Arial" w:cs="Arial" w:eastAsia="Arial" w:hAnsi="Arial"/>
@@ -3710,7 +3710,7 @@
               <w:spacing w:after="10" w:before="0"/>
               <w:ind w:left="120"/>
             </w:pPr>
-            <w:hyperlink w:history="1" r:id="rId3oxtcde-fgx8q_ejuma_n">
+            <w:hyperlink w:history="1" r:id="rIdkaz07ttmm2aqhzwaxjnja">
               <w:r>
                 <w:rPr>
                   <w:rFonts w:ascii="Arial" w:cs="Arial" w:eastAsia="Arial" w:hAnsi="Arial"/>
@@ -3755,7 +3755,7 @@
             <w:pPr>
               <w:spacing w:after="20" w:before="0"/>
             </w:pPr>
-            <w:hyperlink w:history="1" r:id="rIdnnn73aavmpqgfo7ddo6dh">
+            <w:hyperlink w:history="1" r:id="rIddxievio_a7r0pp0uuh2_l">
               <w:r>
                 <w:rPr>
                   <w:rFonts w:ascii="Arial" w:cs="Arial" w:eastAsia="Arial" w:hAnsi="Arial"/>
@@ -3788,7 +3788,7 @@
               <w:spacing w:after="10" w:before="0"/>
               <w:ind w:left="120"/>
             </w:pPr>
-            <w:hyperlink w:history="1" r:id="rIdb0y-cge3qhqythku4tkby">
+            <w:hyperlink w:history="1" r:id="rIdplhp25avgiwgk6c2wx4pz">
               <w:r>
                 <w:rPr>
                   <w:rFonts w:ascii="Arial" w:cs="Arial" w:eastAsia="Arial" w:hAnsi="Arial"/>
@@ -3935,32 +3935,32 @@
         <w:tc>
           <w:tcPr>
             <w:tcW w:type="dxa" w:w="1520"/>
-            <w:shd w:fill="F2F2F2" w:color="auto" w:val="clear"/>
-            <w:tcMar>
-              <w:top w:type="dxa" w:w="60"/>
-              <w:left w:type="dxa" w:w="120"/>
-              <w:bottom w:type="dxa" w:w="60"/>
-              <w:right w:type="dxa" w:w="120"/>
-            </w:tcMar>
-            <w:vAlign w:val="top"/>
-          </w:tcPr>
-          <w:p>
-            <w:pPr>
-              <w:spacing w:after="40" w:before="0"/>
-              <w:jc w:val="left"/>
-            </w:pPr>
-            <w:r>
-              <w:rPr>
-                <w:rFonts w:ascii="Arial" w:cs="Arial" w:eastAsia="Arial" w:hAnsi="Arial"/>
-                <w:b/>
-                <w:bCs/>
-                <w:i w:val="false"/>
-                <w:iCs w:val="false"/>
-                <w:color w:val="000000"/>
-                <w:sz w:val="18"/>
-                <w:szCs w:val="18"/>
-              </w:rPr>
-              <w:t xml:space="preserve">4. Driving Question Board (DQB) Creation</w:t>
+            <w:shd w:fill="FCE4D6" w:color="auto" w:val="clear"/>
+            <w:tcMar>
+              <w:top w:type="dxa" w:w="60"/>
+              <w:left w:type="dxa" w:w="120"/>
+              <w:bottom w:type="dxa" w:w="60"/>
+              <w:right w:type="dxa" w:w="120"/>
+            </w:tcMar>
+            <w:vAlign w:val="top"/>
+          </w:tcPr>
+          <w:p>
+            <w:pPr>
+              <w:spacing w:after="40" w:before="0"/>
+              <w:jc w:val="left"/>
+            </w:pPr>
+            <w:r>
+              <w:rPr>
+                <w:rFonts w:ascii="Arial" w:cs="Arial" w:eastAsia="Arial" w:hAnsi="Arial"/>
+                <w:b/>
+                <w:bCs/>
+                <w:i w:val="false"/>
+                <w:iCs w:val="false"/>
+                <w:color w:val="000000"/>
+                <w:sz w:val="18"/>
+                <w:szCs w:val="18"/>
+              </w:rPr>
+              <w:t xml:space="preserve">Driving Question Board (DQB) Creation</w:t>
             </w:r>
           </w:p>
           <w:p>
@@ -3983,7 +3983,7 @@
             <w:pPr>
               <w:spacing w:after="20" w:before="0"/>
             </w:pPr>
-            <w:hyperlink w:history="1" r:id="rId1vksktkjvt_eyelrdbhkl">
+            <w:hyperlink w:history="1" r:id="rIdqcpd5jju5ccftynggoqds">
               <w:r>
                 <w:rPr>
                   <w:rFonts w:ascii="Arial" w:cs="Arial" w:eastAsia="Arial" w:hAnsi="Arial"/>
@@ -4016,7 +4016,7 @@
               <w:spacing w:after="10" w:before="0"/>
               <w:ind w:left="120"/>
             </w:pPr>
-            <w:hyperlink w:history="1" r:id="rIdgthkkzts4do-y5uwqp0p6">
+            <w:hyperlink w:history="1" r:id="rIdvcnl_4xx0l7i3urbjv8bk">
               <w:r>
                 <w:rPr>
                   <w:rFonts w:ascii="Arial" w:cs="Arial" w:eastAsia="Arial" w:hAnsi="Arial"/>
@@ -4061,7 +4061,7 @@
             <w:pPr>
               <w:spacing w:after="20" w:before="0"/>
             </w:pPr>
-            <w:hyperlink w:history="1" r:id="rIdugduungziu8qja6raqoi-">
+            <w:hyperlink w:history="1" r:id="rIdb7hqt420uzxhiop5w7vu2">
               <w:r>
                 <w:rPr>
                   <w:rFonts w:ascii="Arial" w:cs="Arial" w:eastAsia="Arial" w:hAnsi="Arial"/>
@@ -4094,7 +4094,7 @@
               <w:spacing w:after="10" w:before="0"/>
               <w:ind w:left="120"/>
             </w:pPr>
-            <w:hyperlink w:history="1" r:id="rIdkyruqu_xd3cg-5mgu0bax">
+            <w:hyperlink w:history="1" r:id="rIdkxx-vkoce2bmy3ad7lvzk">
               <w:r>
                 <w:rPr>
                   <w:rFonts w:ascii="Arial" w:cs="Arial" w:eastAsia="Arial" w:hAnsi="Arial"/>
@@ -4241,32 +4241,32 @@
         <w:tc>
           <w:tcPr>
             <w:tcW w:type="dxa" w:w="1520"/>
-            <w:shd w:fill="F2F2F2" w:color="auto" w:val="clear"/>
-            <w:tcMar>
-              <w:top w:type="dxa" w:w="60"/>
-              <w:left w:type="dxa" w:w="120"/>
-              <w:bottom w:type="dxa" w:w="60"/>
-              <w:right w:type="dxa" w:w="120"/>
-            </w:tcMar>
-            <w:vAlign w:val="top"/>
-          </w:tcPr>
-          <w:p>
-            <w:pPr>
-              <w:spacing w:after="40" w:before="0"/>
-              <w:jc w:val="left"/>
-            </w:pPr>
-            <w:r>
-              <w:rPr>
-                <w:rFonts w:ascii="Arial" w:cs="Arial" w:eastAsia="Arial" w:hAnsi="Arial"/>
-                <w:b/>
-                <w:bCs/>
-                <w:i w:val="false"/>
-                <w:iCs w:val="false"/>
-                <w:color w:val="000000"/>
-                <w:sz w:val="18"/>
-                <w:szCs w:val="18"/>
-              </w:rPr>
-              <w:t xml:space="preserve">5. Model Building Phase</w:t>
+            <w:shd w:fill="D5E8F0" w:color="auto" w:val="clear"/>
+            <w:tcMar>
+              <w:top w:type="dxa" w:w="60"/>
+              <w:left w:type="dxa" w:w="120"/>
+              <w:bottom w:type="dxa" w:w="60"/>
+              <w:right w:type="dxa" w:w="120"/>
+            </w:tcMar>
+            <w:vAlign w:val="top"/>
+          </w:tcPr>
+          <w:p>
+            <w:pPr>
+              <w:spacing w:after="40" w:before="0"/>
+              <w:jc w:val="left"/>
+            </w:pPr>
+            <w:r>
+              <w:rPr>
+                <w:rFonts w:ascii="Arial" w:cs="Arial" w:eastAsia="Arial" w:hAnsi="Arial"/>
+                <w:b/>
+                <w:bCs/>
+                <w:i w:val="false"/>
+                <w:iCs w:val="false"/>
+                <w:color w:val="000000"/>
+                <w:sz w:val="18"/>
+                <w:szCs w:val="18"/>
+              </w:rPr>
+              <w:t xml:space="preserve">Model Building Phase</w:t>
             </w:r>
           </w:p>
           <w:p>
@@ -4289,7 +4289,7 @@
             <w:pPr>
               <w:spacing w:after="20" w:before="0"/>
             </w:pPr>
-            <w:hyperlink w:history="1" r:id="rIdts3emqot1sbbmqjxdcm_c">
+            <w:hyperlink w:history="1" r:id="rId_rdcfuhhlzxatxdf_6mcu">
               <w:r>
                 <w:rPr>
                   <w:rFonts w:ascii="Arial" w:cs="Arial" w:eastAsia="Arial" w:hAnsi="Arial"/>
@@ -4322,7 +4322,7 @@
               <w:spacing w:after="10" w:before="0"/>
               <w:ind w:left="120"/>
             </w:pPr>
-            <w:hyperlink w:history="1" r:id="rIdyxnzvjmgxxqyv-ougwdhr">
+            <w:hyperlink w:history="1" r:id="rIdpazemmisxtcvq5z5exlod">
               <w:r>
                 <w:rPr>
                   <w:rFonts w:ascii="Arial" w:cs="Arial" w:eastAsia="Arial" w:hAnsi="Arial"/>
@@ -4367,7 +4367,7 @@
             <w:pPr>
               <w:spacing w:after="20" w:before="0"/>
             </w:pPr>
-            <w:hyperlink w:history="1" r:id="rIdmvjybhqyqtscf9pfbuw9l">
+            <w:hyperlink w:history="1" r:id="rId9yqd0e9t28ohpjajqypy6">
               <w:r>
                 <w:rPr>
                   <w:rFonts w:ascii="Arial" w:cs="Arial" w:eastAsia="Arial" w:hAnsi="Arial"/>
@@ -4400,7 +4400,7 @@
               <w:spacing w:after="10" w:before="0"/>
               <w:ind w:left="120"/>
             </w:pPr>
-            <w:hyperlink w:history="1" r:id="rIddyqhvlosui9jafqcg2bx_">
+            <w:hyperlink w:history="1" r:id="rIdovd0czvnzckp0whru9ay-">
               <w:r>
                 <w:rPr>
                   <w:rFonts w:ascii="Arial" w:cs="Arial" w:eastAsia="Arial" w:hAnsi="Arial"/>
@@ -5839,32 +5839,32 @@
         <w:tc>
           <w:tcPr>
             <w:tcW w:type="dxa" w:w="1520"/>
-            <w:shd w:fill="F2F2F2" w:color="auto" w:val="clear"/>
-            <w:tcMar>
-              <w:top w:type="dxa" w:w="60"/>
-              <w:left w:type="dxa" w:w="120"/>
-              <w:bottom w:type="dxa" w:w="60"/>
-              <w:right w:type="dxa" w:w="120"/>
-            </w:tcMar>
-            <w:vAlign w:val="top"/>
-          </w:tcPr>
-          <w:p>
-            <w:pPr>
-              <w:spacing w:after="40" w:before="0"/>
-              <w:jc w:val="left"/>
-            </w:pPr>
-            <w:r>
-              <w:rPr>
-                <w:rFonts w:ascii="Arial" w:cs="Arial" w:eastAsia="Arial" w:hAnsi="Arial"/>
-                <w:b/>
-                <w:bCs/>
-                <w:i w:val="false"/>
-                <w:iCs w:val="false"/>
-                <w:color w:val="000000"/>
-                <w:sz w:val="18"/>
-                <w:szCs w:val="18"/>
-              </w:rPr>
-              <w:t xml:space="preserve">1 — Predict Phase (10 minutes)</w:t>
+            <w:shd w:fill="EAD1F5" w:color="auto" w:val="clear"/>
+            <w:tcMar>
+              <w:top w:type="dxa" w:w="60"/>
+              <w:left w:type="dxa" w:w="120"/>
+              <w:bottom w:type="dxa" w:w="60"/>
+              <w:right w:type="dxa" w:w="120"/>
+            </w:tcMar>
+            <w:vAlign w:val="top"/>
+          </w:tcPr>
+          <w:p>
+            <w:pPr>
+              <w:spacing w:after="40" w:before="0"/>
+              <w:jc w:val="left"/>
+            </w:pPr>
+            <w:r>
+              <w:rPr>
+                <w:rFonts w:ascii="Arial" w:cs="Arial" w:eastAsia="Arial" w:hAnsi="Arial"/>
+                <w:b/>
+                <w:bCs/>
+                <w:i w:val="false"/>
+                <w:iCs w:val="false"/>
+                <w:color w:val="000000"/>
+                <w:sz w:val="18"/>
+                <w:szCs w:val="18"/>
+              </w:rPr>
+              <w:t xml:space="preserve">Predict Phase</w:t>
             </w:r>
           </w:p>
           <w:p>
@@ -5887,7 +5887,7 @@
             <w:pPr>
               <w:spacing w:after="20" w:before="0"/>
             </w:pPr>
-            <w:hyperlink w:history="1" r:id="rIdxweup7u3coingoks3vita">
+            <w:hyperlink w:history="1" r:id="rId9irrmwfsfp8tnon9tkyc1">
               <w:r>
                 <w:rPr>
                   <w:rFonts w:ascii="Arial" w:cs="Arial" w:eastAsia="Arial" w:hAnsi="Arial"/>
@@ -5920,7 +5920,7 @@
               <w:spacing w:after="10" w:before="0"/>
               <w:ind w:left="120"/>
             </w:pPr>
-            <w:hyperlink w:history="1" r:id="rId24-zk7i-s2cval4_vppp2">
+            <w:hyperlink w:history="1" r:id="rIdbnb3oyn_q-lqcjnj_roti">
               <w:r>
                 <w:rPr>
                   <w:rFonts w:ascii="Arial" w:cs="Arial" w:eastAsia="Arial" w:hAnsi="Arial"/>
@@ -5965,7 +5965,7 @@
             <w:pPr>
               <w:spacing w:after="20" w:before="0"/>
             </w:pPr>
-            <w:hyperlink w:history="1" r:id="rIdtm6kler5selpfitw692q3">
+            <w:hyperlink w:history="1" r:id="rIdngza4ea7wh2meqago9o80">
               <w:r>
                 <w:rPr>
                   <w:rFonts w:ascii="Arial" w:cs="Arial" w:eastAsia="Arial" w:hAnsi="Arial"/>
@@ -5998,7 +5998,7 @@
               <w:spacing w:after="10" w:before="0"/>
               <w:ind w:left="120"/>
             </w:pPr>
-            <w:hyperlink w:history="1" r:id="rIdcixy4riu4b6xhdmerhzgt">
+            <w:hyperlink w:history="1" r:id="rIdlzem0hedp5fxuixaogigz">
               <w:r>
                 <w:rPr>
                   <w:rFonts w:ascii="Arial" w:cs="Arial" w:eastAsia="Arial" w:hAnsi="Arial"/>
@@ -6145,32 +6145,32 @@
         <w:tc>
           <w:tcPr>
             <w:tcW w:type="dxa" w:w="1520"/>
-            <w:shd w:fill="F2F2F2" w:color="auto" w:val="clear"/>
-            <w:tcMar>
-              <w:top w:type="dxa" w:w="60"/>
-              <w:left w:type="dxa" w:w="120"/>
-              <w:bottom w:type="dxa" w:w="60"/>
-              <w:right w:type="dxa" w:w="120"/>
-            </w:tcMar>
-            <w:vAlign w:val="top"/>
-          </w:tcPr>
-          <w:p>
-            <w:pPr>
-              <w:spacing w:after="40" w:before="0"/>
-              <w:jc w:val="left"/>
-            </w:pPr>
-            <w:r>
-              <w:rPr>
-                <w:rFonts w:ascii="Arial" w:cs="Arial" w:eastAsia="Arial" w:hAnsi="Arial"/>
-                <w:b/>
-                <w:bCs/>
-                <w:i w:val="false"/>
-                <w:iCs w:val="false"/>
-                <w:color w:val="000000"/>
-                <w:sz w:val="18"/>
-                <w:szCs w:val="18"/>
-              </w:rPr>
-              <w:t xml:space="preserve">2 — Observe Phase (25 minutes)</w:t>
+            <w:shd w:fill="D9EEF1" w:color="auto" w:val="clear"/>
+            <w:tcMar>
+              <w:top w:type="dxa" w:w="60"/>
+              <w:left w:type="dxa" w:w="120"/>
+              <w:bottom w:type="dxa" w:w="60"/>
+              <w:right w:type="dxa" w:w="120"/>
+            </w:tcMar>
+            <w:vAlign w:val="top"/>
+          </w:tcPr>
+          <w:p>
+            <w:pPr>
+              <w:spacing w:after="40" w:before="0"/>
+              <w:jc w:val="left"/>
+            </w:pPr>
+            <w:r>
+              <w:rPr>
+                <w:rFonts w:ascii="Arial" w:cs="Arial" w:eastAsia="Arial" w:hAnsi="Arial"/>
+                <w:b/>
+                <w:bCs/>
+                <w:i w:val="false"/>
+                <w:iCs w:val="false"/>
+                <w:color w:val="000000"/>
+                <w:sz w:val="18"/>
+                <w:szCs w:val="18"/>
+              </w:rPr>
+              <w:t xml:space="preserve">Observe Phase</w:t>
             </w:r>
           </w:p>
           <w:p>
@@ -6193,7 +6193,7 @@
             <w:pPr>
               <w:spacing w:after="20" w:before="0"/>
             </w:pPr>
-            <w:hyperlink w:history="1" r:id="rIdyuswi9pyzpstsgjfvutxz">
+            <w:hyperlink w:history="1" r:id="rIdb0nlnglg-dhpix0xfq8zm">
               <w:r>
                 <w:rPr>
                   <w:rFonts w:ascii="Arial" w:cs="Arial" w:eastAsia="Arial" w:hAnsi="Arial"/>
@@ -6226,7 +6226,7 @@
               <w:spacing w:after="10" w:before="0"/>
               <w:ind w:left="120"/>
             </w:pPr>
-            <w:hyperlink w:history="1" r:id="rIduvpfnnrtlevd2c6bs4b0d">
+            <w:hyperlink w:history="1" r:id="rIdnxepx_ebjk5meo7fgxzip">
               <w:r>
                 <w:rPr>
                   <w:rFonts w:ascii="Arial" w:cs="Arial" w:eastAsia="Arial" w:hAnsi="Arial"/>
@@ -6271,7 +6271,7 @@
             <w:pPr>
               <w:spacing w:after="20" w:before="0"/>
             </w:pPr>
-            <w:hyperlink w:history="1" r:id="rIdj5hynkzdx5ctzyfnjq1ou">
+            <w:hyperlink w:history="1" r:id="rIdbeeigkthx3beb-_bovcet">
               <w:r>
                 <w:rPr>
                   <w:rFonts w:ascii="Arial" w:cs="Arial" w:eastAsia="Arial" w:hAnsi="Arial"/>
@@ -6304,7 +6304,7 @@
               <w:spacing w:after="10" w:before="0"/>
               <w:ind w:left="120"/>
             </w:pPr>
-            <w:hyperlink w:history="1" r:id="rIdwschuwvepjthwcf-mdjop">
+            <w:hyperlink w:history="1" r:id="rIdecme_hdvkpjrtqo_gyy6d">
               <w:r>
                 <w:rPr>
                   <w:rFonts w:ascii="Arial" w:cs="Arial" w:eastAsia="Arial" w:hAnsi="Arial"/>
@@ -6451,32 +6451,32 @@
         <w:tc>
           <w:tcPr>
             <w:tcW w:type="dxa" w:w="1520"/>
-            <w:shd w:fill="F2F2F2" w:color="auto" w:val="clear"/>
-            <w:tcMar>
-              <w:top w:type="dxa" w:w="60"/>
-              <w:left w:type="dxa" w:w="120"/>
-              <w:bottom w:type="dxa" w:w="60"/>
-              <w:right w:type="dxa" w:w="120"/>
-            </w:tcMar>
-            <w:vAlign w:val="top"/>
-          </w:tcPr>
-          <w:p>
-            <w:pPr>
-              <w:spacing w:after="40" w:before="0"/>
-              <w:jc w:val="left"/>
-            </w:pPr>
-            <w:r>
-              <w:rPr>
-                <w:rFonts w:ascii="Arial" w:cs="Arial" w:eastAsia="Arial" w:hAnsi="Arial"/>
-                <w:b/>
-                <w:bCs/>
-                <w:i w:val="false"/>
-                <w:iCs w:val="false"/>
-                <w:color w:val="000000"/>
-                <w:sz w:val="18"/>
-                <w:szCs w:val="18"/>
-              </w:rPr>
-              <w:t xml:space="preserve">3 — Explain Phase (20 minutes)</w:t>
+            <w:shd w:fill="E2EFDA" w:color="auto" w:val="clear"/>
+            <w:tcMar>
+              <w:top w:type="dxa" w:w="60"/>
+              <w:left w:type="dxa" w:w="120"/>
+              <w:bottom w:type="dxa" w:w="60"/>
+              <w:right w:type="dxa" w:w="120"/>
+            </w:tcMar>
+            <w:vAlign w:val="top"/>
+          </w:tcPr>
+          <w:p>
+            <w:pPr>
+              <w:spacing w:after="40" w:before="0"/>
+              <w:jc w:val="left"/>
+            </w:pPr>
+            <w:r>
+              <w:rPr>
+                <w:rFonts w:ascii="Arial" w:cs="Arial" w:eastAsia="Arial" w:hAnsi="Arial"/>
+                <w:b/>
+                <w:bCs/>
+                <w:i w:val="false"/>
+                <w:iCs w:val="false"/>
+                <w:color w:val="000000"/>
+                <w:sz w:val="18"/>
+                <w:szCs w:val="18"/>
+              </w:rPr>
+              <w:t xml:space="preserve">Explain Phase</w:t>
             </w:r>
           </w:p>
           <w:p>
@@ -6499,7 +6499,7 @@
             <w:pPr>
               <w:spacing w:after="20" w:before="0"/>
             </w:pPr>
-            <w:hyperlink w:history="1" r:id="rIdfaatfyizo61xpj6vitjrd">
+            <w:hyperlink w:history="1" r:id="rIdwsy9tb9ch2pcv2tgqig0u">
               <w:r>
                 <w:rPr>
                   <w:rFonts w:ascii="Arial" w:cs="Arial" w:eastAsia="Arial" w:hAnsi="Arial"/>
@@ -6532,7 +6532,7 @@
               <w:spacing w:after="10" w:before="0"/>
               <w:ind w:left="120"/>
             </w:pPr>
-            <w:hyperlink w:history="1" r:id="rIdu0o6ccgbzj6t63fofeoj2">
+            <w:hyperlink w:history="1" r:id="rIdvbdr9fsmvcwxxkjqcgujo">
               <w:r>
                 <w:rPr>
                   <w:rFonts w:ascii="Arial" w:cs="Arial" w:eastAsia="Arial" w:hAnsi="Arial"/>
@@ -6577,7 +6577,7 @@
             <w:pPr>
               <w:spacing w:after="20" w:before="0"/>
             </w:pPr>
-            <w:hyperlink w:history="1" r:id="rIdy4nj9z9mch0xyil4hjx2q">
+            <w:hyperlink w:history="1" r:id="rId2jypzro7h6uta302nsx7u">
               <w:r>
                 <w:rPr>
                   <w:rFonts w:ascii="Arial" w:cs="Arial" w:eastAsia="Arial" w:hAnsi="Arial"/>
@@ -6610,7 +6610,7 @@
               <w:spacing w:after="10" w:before="0"/>
               <w:ind w:left="120"/>
             </w:pPr>
-            <w:hyperlink w:history="1" r:id="rIdzuxagbnxmzmfvy93xjhef">
+            <w:hyperlink w:history="1" r:id="rId74g5qd1_exgagt_7cjcxn">
               <w:r>
                 <w:rPr>
                   <w:rFonts w:ascii="Arial" w:cs="Arial" w:eastAsia="Arial" w:hAnsi="Arial"/>
@@ -6757,32 +6757,32 @@
         <w:tc>
           <w:tcPr>
             <w:tcW w:type="dxa" w:w="1520"/>
-            <w:shd w:fill="F2F2F2" w:color="auto" w:val="clear"/>
-            <w:tcMar>
-              <w:top w:type="dxa" w:w="60"/>
-              <w:left w:type="dxa" w:w="120"/>
-              <w:bottom w:type="dxa" w:w="60"/>
-              <w:right w:type="dxa" w:w="120"/>
-            </w:tcMar>
-            <w:vAlign w:val="top"/>
-          </w:tcPr>
-          <w:p>
-            <w:pPr>
-              <w:spacing w:after="40" w:before="0"/>
-              <w:jc w:val="left"/>
-            </w:pPr>
-            <w:r>
-              <w:rPr>
-                <w:rFonts w:ascii="Arial" w:cs="Arial" w:eastAsia="Arial" w:hAnsi="Arial"/>
-                <w:b/>
-                <w:bCs/>
-                <w:i w:val="false"/>
-                <w:iCs w:val="false"/>
-                <w:color w:val="000000"/>
-                <w:sz w:val="18"/>
-                <w:szCs w:val="18"/>
-              </w:rPr>
-              <w:t xml:space="preserve">4 — Driving Question Board (DQB) Update (10 minutes)</w:t>
+            <w:shd w:fill="FCE4D6" w:color="auto" w:val="clear"/>
+            <w:tcMar>
+              <w:top w:type="dxa" w:w="60"/>
+              <w:left w:type="dxa" w:w="120"/>
+              <w:bottom w:type="dxa" w:w="60"/>
+              <w:right w:type="dxa" w:w="120"/>
+            </w:tcMar>
+            <w:vAlign w:val="top"/>
+          </w:tcPr>
+          <w:p>
+            <w:pPr>
+              <w:spacing w:after="40" w:before="0"/>
+              <w:jc w:val="left"/>
+            </w:pPr>
+            <w:r>
+              <w:rPr>
+                <w:rFonts w:ascii="Arial" w:cs="Arial" w:eastAsia="Arial" w:hAnsi="Arial"/>
+                <w:b/>
+                <w:bCs/>
+                <w:i w:val="false"/>
+                <w:iCs w:val="false"/>
+                <w:color w:val="000000"/>
+                <w:sz w:val="18"/>
+                <w:szCs w:val="18"/>
+              </w:rPr>
+              <w:t xml:space="preserve">Driving Question Board (DQB) Creation</w:t>
             </w:r>
           </w:p>
           <w:p>
@@ -6805,7 +6805,7 @@
             <w:pPr>
               <w:spacing w:after="20" w:before="0"/>
             </w:pPr>
-            <w:hyperlink w:history="1" r:id="rIdcfajtblxlxlz7ix-guwbq">
+            <w:hyperlink w:history="1" r:id="rIdyqwcttr4ndw0uxfea9xzz">
               <w:r>
                 <w:rPr>
                   <w:rFonts w:ascii="Arial" w:cs="Arial" w:eastAsia="Arial" w:hAnsi="Arial"/>
@@ -6838,7 +6838,7 @@
               <w:spacing w:after="10" w:before="0"/>
               <w:ind w:left="120"/>
             </w:pPr>
-            <w:hyperlink w:history="1" r:id="rIdc4xtskmrpjfcwqlwj0kie">
+            <w:hyperlink w:history="1" r:id="rIdxfclaq64cds3_n8a6m8sc">
               <w:r>
                 <w:rPr>
                   <w:rFonts w:ascii="Arial" w:cs="Arial" w:eastAsia="Arial" w:hAnsi="Arial"/>
@@ -6883,7 +6883,7 @@
             <w:pPr>
               <w:spacing w:after="20" w:before="0"/>
             </w:pPr>
-            <w:hyperlink w:history="1" r:id="rId_znjpspqksq1gr6cw87ym">
+            <w:hyperlink w:history="1" r:id="rIdnk5l-g-ai_vraxpe5vvpj">
               <w:r>
                 <w:rPr>
                   <w:rFonts w:ascii="Arial" w:cs="Arial" w:eastAsia="Arial" w:hAnsi="Arial"/>
@@ -6916,7 +6916,7 @@
               <w:spacing w:after="10" w:before="0"/>
               <w:ind w:left="120"/>
             </w:pPr>
-            <w:hyperlink w:history="1" r:id="rIdunej9jzwgwrj389_-2u2y">
+            <w:hyperlink w:history="1" r:id="rIdymbjup59_f-grtgxvcf7f">
               <w:r>
                 <w:rPr>
                   <w:rFonts w:ascii="Arial" w:cs="Arial" w:eastAsia="Arial" w:hAnsi="Arial"/>
@@ -7063,32 +7063,32 @@
         <w:tc>
           <w:tcPr>
             <w:tcW w:type="dxa" w:w="1520"/>
-            <w:shd w:fill="F2F2F2" w:color="auto" w:val="clear"/>
-            <w:tcMar>
-              <w:top w:type="dxa" w:w="60"/>
-              <w:left w:type="dxa" w:w="120"/>
-              <w:bottom w:type="dxa" w:w="60"/>
-              <w:right w:type="dxa" w:w="120"/>
-            </w:tcMar>
-            <w:vAlign w:val="top"/>
-          </w:tcPr>
-          <w:p>
-            <w:pPr>
-              <w:spacing w:after="40" w:before="0"/>
-              <w:jc w:val="left"/>
-            </w:pPr>
-            <w:r>
-              <w:rPr>
-                <w:rFonts w:ascii="Arial" w:cs="Arial" w:eastAsia="Arial" w:hAnsi="Arial"/>
-                <w:b/>
-                <w:bCs/>
-                <w:i w:val="false"/>
-                <w:iCs w:val="false"/>
-                <w:color w:val="000000"/>
-                <w:sz w:val="18"/>
-                <w:szCs w:val="18"/>
-              </w:rPr>
-              <w:t xml:space="preserve">5 — Model Building Phase (15 minutes)</w:t>
+            <w:shd w:fill="D5E8F0" w:color="auto" w:val="clear"/>
+            <w:tcMar>
+              <w:top w:type="dxa" w:w="60"/>
+              <w:left w:type="dxa" w:w="120"/>
+              <w:bottom w:type="dxa" w:w="60"/>
+              <w:right w:type="dxa" w:w="120"/>
+            </w:tcMar>
+            <w:vAlign w:val="top"/>
+          </w:tcPr>
+          <w:p>
+            <w:pPr>
+              <w:spacing w:after="40" w:before="0"/>
+              <w:jc w:val="left"/>
+            </w:pPr>
+            <w:r>
+              <w:rPr>
+                <w:rFonts w:ascii="Arial" w:cs="Arial" w:eastAsia="Arial" w:hAnsi="Arial"/>
+                <w:b/>
+                <w:bCs/>
+                <w:i w:val="false"/>
+                <w:iCs w:val="false"/>
+                <w:color w:val="000000"/>
+                <w:sz w:val="18"/>
+                <w:szCs w:val="18"/>
+              </w:rPr>
+              <w:t xml:space="preserve">Model Building Phase</w:t>
             </w:r>
           </w:p>
           <w:p>
@@ -7111,7 +7111,7 @@
             <w:pPr>
               <w:spacing w:after="20" w:before="0"/>
             </w:pPr>
-            <w:hyperlink w:history="1" r:id="rIdab-1jolkrh8oba5ysu3gw">
+            <w:hyperlink w:history="1" r:id="rId4cfjq2byq_zss6ps47omm">
               <w:r>
                 <w:rPr>
                   <w:rFonts w:ascii="Arial" w:cs="Arial" w:eastAsia="Arial" w:hAnsi="Arial"/>
@@ -7144,7 +7144,7 @@
               <w:spacing w:after="10" w:before="0"/>
               <w:ind w:left="120"/>
             </w:pPr>
-            <w:hyperlink w:history="1" r:id="rIdui_st9p6ad0aswwg5zhk1">
+            <w:hyperlink w:history="1" r:id="rIdpf1w6yc-gb8e53l1fdvls">
               <w:r>
                 <w:rPr>
                   <w:rFonts w:ascii="Arial" w:cs="Arial" w:eastAsia="Arial" w:hAnsi="Arial"/>
@@ -7189,7 +7189,7 @@
             <w:pPr>
               <w:spacing w:after="20" w:before="0"/>
             </w:pPr>
-            <w:hyperlink w:history="1" r:id="rIdmymnydrio8wt3lhv4gmka">
+            <w:hyperlink w:history="1" r:id="rIdcgiqp5dttaxtcymnnondd">
               <w:r>
                 <w:rPr>
                   <w:rFonts w:ascii="Arial" w:cs="Arial" w:eastAsia="Arial" w:hAnsi="Arial"/>
@@ -7222,7 +7222,7 @@
               <w:spacing w:after="10" w:before="0"/>
               <w:ind w:left="120"/>
             </w:pPr>
-            <w:hyperlink w:history="1" r:id="rIdppicy5dtz_xo8vmfzdfht">
+            <w:hyperlink w:history="1" r:id="rIdjbu2tclvnppolb20hoqfx">
               <w:r>
                 <w:rPr>
                   <w:rFonts w:ascii="Arial" w:cs="Arial" w:eastAsia="Arial" w:hAnsi="Arial"/>
@@ -8661,32 +8661,32 @@
         <w:tc>
           <w:tcPr>
             <w:tcW w:type="dxa" w:w="1520"/>
-            <w:shd w:fill="F2F2F2" w:color="auto" w:val="clear"/>
-            <w:tcMar>
-              <w:top w:type="dxa" w:w="60"/>
-              <w:left w:type="dxa" w:w="120"/>
-              <w:bottom w:type="dxa" w:w="60"/>
-              <w:right w:type="dxa" w:w="120"/>
-            </w:tcMar>
-            <w:vAlign w:val="top"/>
-          </w:tcPr>
-          <w:p>
-            <w:pPr>
-              <w:spacing w:after="40" w:before="0"/>
-              <w:jc w:val="left"/>
-            </w:pPr>
-            <w:r>
-              <w:rPr>
-                <w:rFonts w:ascii="Arial" w:cs="Arial" w:eastAsia="Arial" w:hAnsi="Arial"/>
-                <w:b/>
-                <w:bCs/>
-                <w:i w:val="false"/>
-                <w:iCs w:val="false"/>
-                <w:color w:val="000000"/>
-                <w:sz w:val="18"/>
-                <w:szCs w:val="18"/>
-              </w:rPr>
-              <w:t xml:space="preserve">1 — Predict</w:t>
+            <w:shd w:fill="EAD1F5" w:color="auto" w:val="clear"/>
+            <w:tcMar>
+              <w:top w:type="dxa" w:w="60"/>
+              <w:left w:type="dxa" w:w="120"/>
+              <w:bottom w:type="dxa" w:w="60"/>
+              <w:right w:type="dxa" w:w="120"/>
+            </w:tcMar>
+            <w:vAlign w:val="top"/>
+          </w:tcPr>
+          <w:p>
+            <w:pPr>
+              <w:spacing w:after="40" w:before="0"/>
+              <w:jc w:val="left"/>
+            </w:pPr>
+            <w:r>
+              <w:rPr>
+                <w:rFonts w:ascii="Arial" w:cs="Arial" w:eastAsia="Arial" w:hAnsi="Arial"/>
+                <w:b/>
+                <w:bCs/>
+                <w:i w:val="false"/>
+                <w:iCs w:val="false"/>
+                <w:color w:val="000000"/>
+                <w:sz w:val="18"/>
+                <w:szCs w:val="18"/>
+              </w:rPr>
+              <w:t xml:space="preserve">Predict Phase</w:t>
             </w:r>
           </w:p>
           <w:p>
@@ -8709,7 +8709,7 @@
             <w:pPr>
               <w:spacing w:after="20" w:before="0"/>
             </w:pPr>
-            <w:hyperlink w:history="1" r:id="rIdppxvgx-64tzs0fcmn4h34">
+            <w:hyperlink w:history="1" r:id="rIdt_34lny9hydnppn8hjcmt">
               <w:r>
                 <w:rPr>
                   <w:rFonts w:ascii="Arial" w:cs="Arial" w:eastAsia="Arial" w:hAnsi="Arial"/>
@@ -8742,7 +8742,7 @@
               <w:spacing w:after="10" w:before="0"/>
               <w:ind w:left="120"/>
             </w:pPr>
-            <w:hyperlink w:history="1" r:id="rIdslucafhd_ruezmlwb0nbi">
+            <w:hyperlink w:history="1" r:id="rIdqxhsbnwupx6dfsikvprmt">
               <w:r>
                 <w:rPr>
                   <w:rFonts w:ascii="Arial" w:cs="Arial" w:eastAsia="Arial" w:hAnsi="Arial"/>
@@ -8787,7 +8787,7 @@
             <w:pPr>
               <w:spacing w:after="20" w:before="0"/>
             </w:pPr>
-            <w:hyperlink w:history="1" r:id="rIdt9nx-k1zpdgakj6yy1ozl">
+            <w:hyperlink w:history="1" r:id="rIdw4s-otaiysqs4ijby7qta">
               <w:r>
                 <w:rPr>
                   <w:rFonts w:ascii="Arial" w:cs="Arial" w:eastAsia="Arial" w:hAnsi="Arial"/>
@@ -8820,7 +8820,7 @@
               <w:spacing w:after="10" w:before="0"/>
               <w:ind w:left="120"/>
             </w:pPr>
-            <w:hyperlink w:history="1" r:id="rIdgxwuocclwrcj9wda2qnza">
+            <w:hyperlink w:history="1" r:id="rIdkz-xd9xe74j5tvpyao_xj">
               <w:r>
                 <w:rPr>
                   <w:rFonts w:ascii="Arial" w:cs="Arial" w:eastAsia="Arial" w:hAnsi="Arial"/>
@@ -8967,32 +8967,32 @@
         <w:tc>
           <w:tcPr>
             <w:tcW w:type="dxa" w:w="1520"/>
-            <w:shd w:fill="F2F2F2" w:color="auto" w:val="clear"/>
-            <w:tcMar>
-              <w:top w:type="dxa" w:w="60"/>
-              <w:left w:type="dxa" w:w="120"/>
-              <w:bottom w:type="dxa" w:w="60"/>
-              <w:right w:type="dxa" w:w="120"/>
-            </w:tcMar>
-            <w:vAlign w:val="top"/>
-          </w:tcPr>
-          <w:p>
-            <w:pPr>
-              <w:spacing w:after="40" w:before="0"/>
-              <w:jc w:val="left"/>
-            </w:pPr>
-            <w:r>
-              <w:rPr>
-                <w:rFonts w:ascii="Arial" w:cs="Arial" w:eastAsia="Arial" w:hAnsi="Arial"/>
-                <w:b/>
-                <w:bCs/>
-                <w:i w:val="false"/>
-                <w:iCs w:val="false"/>
-                <w:color w:val="000000"/>
-                <w:sz w:val="18"/>
-                <w:szCs w:val="18"/>
-              </w:rPr>
-              <w:t xml:space="preserve">2 — Observe</w:t>
+            <w:shd w:fill="D9EEF1" w:color="auto" w:val="clear"/>
+            <w:tcMar>
+              <w:top w:type="dxa" w:w="60"/>
+              <w:left w:type="dxa" w:w="120"/>
+              <w:bottom w:type="dxa" w:w="60"/>
+              <w:right w:type="dxa" w:w="120"/>
+            </w:tcMar>
+            <w:vAlign w:val="top"/>
+          </w:tcPr>
+          <w:p>
+            <w:pPr>
+              <w:spacing w:after="40" w:before="0"/>
+              <w:jc w:val="left"/>
+            </w:pPr>
+            <w:r>
+              <w:rPr>
+                <w:rFonts w:ascii="Arial" w:cs="Arial" w:eastAsia="Arial" w:hAnsi="Arial"/>
+                <w:b/>
+                <w:bCs/>
+                <w:i w:val="false"/>
+                <w:iCs w:val="false"/>
+                <w:color w:val="000000"/>
+                <w:sz w:val="18"/>
+                <w:szCs w:val="18"/>
+              </w:rPr>
+              <w:t xml:space="preserve">Observe Phase</w:t>
             </w:r>
           </w:p>
           <w:p>
@@ -9015,7 +9015,7 @@
             <w:pPr>
               <w:spacing w:after="20" w:before="0"/>
             </w:pPr>
-            <w:hyperlink w:history="1" r:id="rIdeolcx2kunb8zajzavfytu">
+            <w:hyperlink w:history="1" r:id="rIdx2m411vfzms78ndfuoxu1">
               <w:r>
                 <w:rPr>
                   <w:rFonts w:ascii="Arial" w:cs="Arial" w:eastAsia="Arial" w:hAnsi="Arial"/>
@@ -9048,7 +9048,7 @@
               <w:spacing w:after="10" w:before="0"/>
               <w:ind w:left="120"/>
             </w:pPr>
-            <w:hyperlink w:history="1" r:id="rIdbyni7hl_p96uyatbszrro">
+            <w:hyperlink w:history="1" r:id="rIdh7g9xtm0wcklnmyr9zr09">
               <w:r>
                 <w:rPr>
                   <w:rFonts w:ascii="Arial" w:cs="Arial" w:eastAsia="Arial" w:hAnsi="Arial"/>
@@ -9093,7 +9093,7 @@
             <w:pPr>
               <w:spacing w:after="20" w:before="0"/>
             </w:pPr>
-            <w:hyperlink w:history="1" r:id="rIdudxfim7gtrg2nt5tj6uxw">
+            <w:hyperlink w:history="1" r:id="rIdvlwoy-ot-dpfwtrznbkic">
               <w:r>
                 <w:rPr>
                   <w:rFonts w:ascii="Arial" w:cs="Arial" w:eastAsia="Arial" w:hAnsi="Arial"/>
@@ -9126,7 +9126,7 @@
               <w:spacing w:after="10" w:before="0"/>
               <w:ind w:left="120"/>
             </w:pPr>
-            <w:hyperlink w:history="1" r:id="rIdtp1igqjghjhqtaahxh4oe">
+            <w:hyperlink w:history="1" r:id="rIdqx5o8cg4qwvmv0zc-w7pv">
               <w:r>
                 <w:rPr>
                   <w:rFonts w:ascii="Arial" w:cs="Arial" w:eastAsia="Arial" w:hAnsi="Arial"/>
@@ -9273,32 +9273,32 @@
         <w:tc>
           <w:tcPr>
             <w:tcW w:type="dxa" w:w="1520"/>
-            <w:shd w:fill="F2F2F2" w:color="auto" w:val="clear"/>
-            <w:tcMar>
-              <w:top w:type="dxa" w:w="60"/>
-              <w:left w:type="dxa" w:w="120"/>
-              <w:bottom w:type="dxa" w:w="60"/>
-              <w:right w:type="dxa" w:w="120"/>
-            </w:tcMar>
-            <w:vAlign w:val="top"/>
-          </w:tcPr>
-          <w:p>
-            <w:pPr>
-              <w:spacing w:after="40" w:before="0"/>
-              <w:jc w:val="left"/>
-            </w:pPr>
-            <w:r>
-              <w:rPr>
-                <w:rFonts w:ascii="Arial" w:cs="Arial" w:eastAsia="Arial" w:hAnsi="Arial"/>
-                <w:b/>
-                <w:bCs/>
-                <w:i w:val="false"/>
-                <w:iCs w:val="false"/>
-                <w:color w:val="000000"/>
-                <w:sz w:val="18"/>
-                <w:szCs w:val="18"/>
-              </w:rPr>
-              <w:t xml:space="preserve">3 — Explain</w:t>
+            <w:shd w:fill="E2EFDA" w:color="auto" w:val="clear"/>
+            <w:tcMar>
+              <w:top w:type="dxa" w:w="60"/>
+              <w:left w:type="dxa" w:w="120"/>
+              <w:bottom w:type="dxa" w:w="60"/>
+              <w:right w:type="dxa" w:w="120"/>
+            </w:tcMar>
+            <w:vAlign w:val="top"/>
+          </w:tcPr>
+          <w:p>
+            <w:pPr>
+              <w:spacing w:after="40" w:before="0"/>
+              <w:jc w:val="left"/>
+            </w:pPr>
+            <w:r>
+              <w:rPr>
+                <w:rFonts w:ascii="Arial" w:cs="Arial" w:eastAsia="Arial" w:hAnsi="Arial"/>
+                <w:b/>
+                <w:bCs/>
+                <w:i w:val="false"/>
+                <w:iCs w:val="false"/>
+                <w:color w:val="000000"/>
+                <w:sz w:val="18"/>
+                <w:szCs w:val="18"/>
+              </w:rPr>
+              <w:t xml:space="preserve">Explain Phase</w:t>
             </w:r>
           </w:p>
           <w:p>
@@ -9321,7 +9321,7 @@
             <w:pPr>
               <w:spacing w:after="20" w:before="0"/>
             </w:pPr>
-            <w:hyperlink w:history="1" r:id="rIdglvffuza51suwz90mstsn">
+            <w:hyperlink w:history="1" r:id="rIdm8yw2j-iwka1tmpvkfy1y">
               <w:r>
                 <w:rPr>
                   <w:rFonts w:ascii="Arial" w:cs="Arial" w:eastAsia="Arial" w:hAnsi="Arial"/>
@@ -9354,7 +9354,7 @@
               <w:spacing w:after="10" w:before="0"/>
               <w:ind w:left="120"/>
             </w:pPr>
-            <w:hyperlink w:history="1" r:id="rId4catvbs-oyb4aypqegzja">
+            <w:hyperlink w:history="1" r:id="rIdct9gjvg6im9teko6kctp1">
               <w:r>
                 <w:rPr>
                   <w:rFonts w:ascii="Arial" w:cs="Arial" w:eastAsia="Arial" w:hAnsi="Arial"/>
@@ -9399,7 +9399,7 @@
             <w:pPr>
               <w:spacing w:after="20" w:before="0"/>
             </w:pPr>
-            <w:hyperlink w:history="1" r:id="rIdj-5evn-gqtnrekhistczo">
+            <w:hyperlink w:history="1" r:id="rIdk1e06dmm8leg7y1tm0wfn">
               <w:r>
                 <w:rPr>
                   <w:rFonts w:ascii="Arial" w:cs="Arial" w:eastAsia="Arial" w:hAnsi="Arial"/>
@@ -9432,7 +9432,7 @@
               <w:spacing w:after="10" w:before="0"/>
               <w:ind w:left="120"/>
             </w:pPr>
-            <w:hyperlink w:history="1" r:id="rIdwmgzaddtua430zsdjejfb">
+            <w:hyperlink w:history="1" r:id="rIdw3phbauzgtkuyvssaxs47">
               <w:r>
                 <w:rPr>
                   <w:rFonts w:ascii="Arial" w:cs="Arial" w:eastAsia="Arial" w:hAnsi="Arial"/>
@@ -9579,32 +9579,32 @@
         <w:tc>
           <w:tcPr>
             <w:tcW w:type="dxa" w:w="1520"/>
-            <w:shd w:fill="F2F2F2" w:color="auto" w:val="clear"/>
-            <w:tcMar>
-              <w:top w:type="dxa" w:w="60"/>
-              <w:left w:type="dxa" w:w="120"/>
-              <w:bottom w:type="dxa" w:w="60"/>
-              <w:right w:type="dxa" w:w="120"/>
-            </w:tcMar>
-            <w:vAlign w:val="top"/>
-          </w:tcPr>
-          <w:p>
-            <w:pPr>
-              <w:spacing w:after="40" w:before="0"/>
-              <w:jc w:val="left"/>
-            </w:pPr>
-            <w:r>
-              <w:rPr>
-                <w:rFonts w:ascii="Arial" w:cs="Arial" w:eastAsia="Arial" w:hAnsi="Arial"/>
-                <w:b/>
-                <w:bCs/>
-                <w:i w:val="false"/>
-                <w:iCs w:val="false"/>
-                <w:color w:val="000000"/>
-                <w:sz w:val="18"/>
-                <w:szCs w:val="18"/>
-              </w:rPr>
-              <w:t xml:space="preserve">4 — Driving Question Board (DQB) Update</w:t>
+            <w:shd w:fill="FCE4D6" w:color="auto" w:val="clear"/>
+            <w:tcMar>
+              <w:top w:type="dxa" w:w="60"/>
+              <w:left w:type="dxa" w:w="120"/>
+              <w:bottom w:type="dxa" w:w="60"/>
+              <w:right w:type="dxa" w:w="120"/>
+            </w:tcMar>
+            <w:vAlign w:val="top"/>
+          </w:tcPr>
+          <w:p>
+            <w:pPr>
+              <w:spacing w:after="40" w:before="0"/>
+              <w:jc w:val="left"/>
+            </w:pPr>
+            <w:r>
+              <w:rPr>
+                <w:rFonts w:ascii="Arial" w:cs="Arial" w:eastAsia="Arial" w:hAnsi="Arial"/>
+                <w:b/>
+                <w:bCs/>
+                <w:i w:val="false"/>
+                <w:iCs w:val="false"/>
+                <w:color w:val="000000"/>
+                <w:sz w:val="18"/>
+                <w:szCs w:val="18"/>
+              </w:rPr>
+              <w:t xml:space="preserve">Driving Question Board (DQB) Creation</w:t>
             </w:r>
           </w:p>
           <w:p>
@@ -9627,7 +9627,7 @@
             <w:pPr>
               <w:spacing w:after="20" w:before="0"/>
             </w:pPr>
-            <w:hyperlink w:history="1" r:id="rId-rjdlyjlq6evcnh4ufxvy">
+            <w:hyperlink w:history="1" r:id="rId_x1lfgetsc9wb1ujwsxkv">
               <w:r>
                 <w:rPr>
                   <w:rFonts w:ascii="Arial" w:cs="Arial" w:eastAsia="Arial" w:hAnsi="Arial"/>
@@ -9660,7 +9660,7 @@
               <w:spacing w:after="10" w:before="0"/>
               <w:ind w:left="120"/>
             </w:pPr>
-            <w:hyperlink w:history="1" r:id="rIddwmovpfj2cei7seial1sq">
+            <w:hyperlink w:history="1" r:id="rIdbdfrh3obuqzpl-zy2tfoq">
               <w:r>
                 <w:rPr>
                   <w:rFonts w:ascii="Arial" w:cs="Arial" w:eastAsia="Arial" w:hAnsi="Arial"/>
@@ -9705,7 +9705,7 @@
             <w:pPr>
               <w:spacing w:after="20" w:before="0"/>
             </w:pPr>
-            <w:hyperlink w:history="1" r:id="rIdm6eijveu4yoe-omtkcktm">
+            <w:hyperlink w:history="1" r:id="rIddz1lgz2iug-xqdhkvrns_">
               <w:r>
                 <w:rPr>
                   <w:rFonts w:ascii="Arial" w:cs="Arial" w:eastAsia="Arial" w:hAnsi="Arial"/>
@@ -9738,7 +9738,7 @@
               <w:spacing w:after="10" w:before="0"/>
               <w:ind w:left="120"/>
             </w:pPr>
-            <w:hyperlink w:history="1" r:id="rIdjag8n4ldenhdym7dcds_p">
+            <w:hyperlink w:history="1" r:id="rIdisteetwb2e_q_osihgqff">
               <w:r>
                 <w:rPr>
                   <w:rFonts w:ascii="Arial" w:cs="Arial" w:eastAsia="Arial" w:hAnsi="Arial"/>
@@ -9885,32 +9885,32 @@
         <w:tc>
           <w:tcPr>
             <w:tcW w:type="dxa" w:w="1520"/>
-            <w:shd w:fill="F2F2F2" w:color="auto" w:val="clear"/>
-            <w:tcMar>
-              <w:top w:type="dxa" w:w="60"/>
-              <w:left w:type="dxa" w:w="120"/>
-              <w:bottom w:type="dxa" w:w="60"/>
-              <w:right w:type="dxa" w:w="120"/>
-            </w:tcMar>
-            <w:vAlign w:val="top"/>
-          </w:tcPr>
-          <w:p>
-            <w:pPr>
-              <w:spacing w:after="40" w:before="0"/>
-              <w:jc w:val="left"/>
-            </w:pPr>
-            <w:r>
-              <w:rPr>
-                <w:rFonts w:ascii="Arial" w:cs="Arial" w:eastAsia="Arial" w:hAnsi="Arial"/>
-                <w:b/>
-                <w:bCs/>
-                <w:i w:val="false"/>
-                <w:iCs w:val="false"/>
-                <w:color w:val="000000"/>
-                <w:sz w:val="18"/>
-                <w:szCs w:val="18"/>
-              </w:rPr>
-              <w:t xml:space="preserve">5 — Model Building</w:t>
+            <w:shd w:fill="D5E8F0" w:color="auto" w:val="clear"/>
+            <w:tcMar>
+              <w:top w:type="dxa" w:w="60"/>
+              <w:left w:type="dxa" w:w="120"/>
+              <w:bottom w:type="dxa" w:w="60"/>
+              <w:right w:type="dxa" w:w="120"/>
+            </w:tcMar>
+            <w:vAlign w:val="top"/>
+          </w:tcPr>
+          <w:p>
+            <w:pPr>
+              <w:spacing w:after="40" w:before="0"/>
+              <w:jc w:val="left"/>
+            </w:pPr>
+            <w:r>
+              <w:rPr>
+                <w:rFonts w:ascii="Arial" w:cs="Arial" w:eastAsia="Arial" w:hAnsi="Arial"/>
+                <w:b/>
+                <w:bCs/>
+                <w:i w:val="false"/>
+                <w:iCs w:val="false"/>
+                <w:color w:val="000000"/>
+                <w:sz w:val="18"/>
+                <w:szCs w:val="18"/>
+              </w:rPr>
+              <w:t xml:space="preserve">Model Building Phase</w:t>
             </w:r>
           </w:p>
           <w:p>
@@ -9933,7 +9933,7 @@
             <w:pPr>
               <w:spacing w:after="20" w:before="0"/>
             </w:pPr>
-            <w:hyperlink w:history="1" r:id="rId6dhosqxdpggf2aqjhrvuo">
+            <w:hyperlink w:history="1" r:id="rIds9yzs5bd-wi7_ej_xg47e">
               <w:r>
                 <w:rPr>
                   <w:rFonts w:ascii="Arial" w:cs="Arial" w:eastAsia="Arial" w:hAnsi="Arial"/>
@@ -9966,7 +9966,7 @@
               <w:spacing w:after="10" w:before="0"/>
               <w:ind w:left="120"/>
             </w:pPr>
-            <w:hyperlink w:history="1" r:id="rIddlzvryvetbsq7fqdd0cxv">
+            <w:hyperlink w:history="1" r:id="rIduyx9vebzfidxrmo35_hgj">
               <w:r>
                 <w:rPr>
                   <w:rFonts w:ascii="Arial" w:cs="Arial" w:eastAsia="Arial" w:hAnsi="Arial"/>
@@ -10011,7 +10011,7 @@
             <w:pPr>
               <w:spacing w:after="20" w:before="0"/>
             </w:pPr>
-            <w:hyperlink w:history="1" r:id="rId-xir1qe_tkgzohn4yzmr-">
+            <w:hyperlink w:history="1" r:id="rIdjprkhihzv73y27iukwqxv">
               <w:r>
                 <w:rPr>
                   <w:rFonts w:ascii="Arial" w:cs="Arial" w:eastAsia="Arial" w:hAnsi="Arial"/>
@@ -10044,7 +10044,7 @@
               <w:spacing w:after="10" w:before="0"/>
               <w:ind w:left="120"/>
             </w:pPr>
-            <w:hyperlink w:history="1" r:id="rId-qrgpl5yrgfre-xltg27m">
+            <w:hyperlink w:history="1" r:id="rIdmmmrulc7pktalko6irxx8">
               <w:r>
                 <w:rPr>
                   <w:rFonts w:ascii="Arial" w:cs="Arial" w:eastAsia="Arial" w:hAnsi="Arial"/>
@@ -11710,7 +11710,7 @@
             <w:pPr>
               <w:spacing w:after="20" w:before="0"/>
             </w:pPr>
-            <w:hyperlink w:history="1" r:id="rIdzvo6znhd7tlqhcabdrt1b">
+            <w:hyperlink w:history="1" r:id="rIdaaqitcxadr8p4b071ctqy">
               <w:r>
                 <w:rPr>
                   <w:rFonts w:ascii="Arial" w:cs="Arial" w:eastAsia="Arial" w:hAnsi="Arial"/>
@@ -11743,7 +11743,7 @@
               <w:spacing w:after="10" w:before="0"/>
               <w:ind w:left="120"/>
             </w:pPr>
-            <w:hyperlink w:history="1" r:id="rIdseg2c16jqzwrehejaadw5">
+            <w:hyperlink w:history="1" r:id="rIdrqnj5yyya58majyfq00oo">
               <w:r>
                 <w:rPr>
                   <w:rFonts w:ascii="Arial" w:cs="Arial" w:eastAsia="Arial" w:hAnsi="Arial"/>
@@ -11788,7 +11788,7 @@
             <w:pPr>
               <w:spacing w:after="20" w:before="0"/>
             </w:pPr>
-            <w:hyperlink w:history="1" r:id="rIdyccuc10ogvyp4mj5zzpui">
+            <w:hyperlink w:history="1" r:id="rId6a-ck6yyjirjhrg4ivykm">
               <w:r>
                 <w:rPr>
                   <w:rFonts w:ascii="Arial" w:cs="Arial" w:eastAsia="Arial" w:hAnsi="Arial"/>
@@ -11821,7 +11821,7 @@
               <w:spacing w:after="10" w:before="0"/>
               <w:ind w:left="120"/>
             </w:pPr>
-            <w:hyperlink w:history="1" r:id="rIdu2mdpgoqsulery03tag6e">
+            <w:hyperlink w:history="1" r:id="rIdbqvvh5jstnqqoermyyhyt">
               <w:r>
                 <w:rPr>
                   <w:rFonts w:ascii="Arial" w:cs="Arial" w:eastAsia="Arial" w:hAnsi="Arial"/>
@@ -12016,7 +12016,7 @@
             <w:pPr>
               <w:spacing w:after="20" w:before="0"/>
             </w:pPr>
-            <w:hyperlink w:history="1" r:id="rIdu-_gaemty0ipg5jsctmzj">
+            <w:hyperlink w:history="1" r:id="rIdjg5phugwdmxkvk_z9k0mr">
               <w:r>
                 <w:rPr>
                   <w:rFonts w:ascii="Arial" w:cs="Arial" w:eastAsia="Arial" w:hAnsi="Arial"/>
@@ -12049,7 +12049,7 @@
               <w:spacing w:after="10" w:before="0"/>
               <w:ind w:left="120"/>
             </w:pPr>
-            <w:hyperlink w:history="1" r:id="rIdwjrqcsm3ybtxrxp94uztz">
+            <w:hyperlink w:history="1" r:id="rId0fsz8sdne9zbde6ffetbu">
               <w:r>
                 <w:rPr>
                   <w:rFonts w:ascii="Arial" w:cs="Arial" w:eastAsia="Arial" w:hAnsi="Arial"/>
@@ -12094,7 +12094,7 @@
             <w:pPr>
               <w:spacing w:after="20" w:before="0"/>
             </w:pPr>
-            <w:hyperlink w:history="1" r:id="rIdvv4j-yuxcu4naomuy38c9">
+            <w:hyperlink w:history="1" r:id="rIdisrmglihyl522pd9zsa4h">
               <w:r>
                 <w:rPr>
                   <w:rFonts w:ascii="Arial" w:cs="Arial" w:eastAsia="Arial" w:hAnsi="Arial"/>
@@ -12127,7 +12127,7 @@
               <w:spacing w:after="10" w:before="0"/>
               <w:ind w:left="120"/>
             </w:pPr>
-            <w:hyperlink w:history="1" r:id="rIdb2fk49xrvsgojb2hmvvyt">
+            <w:hyperlink w:history="1" r:id="rIdmgjakao06eqzss-h5kqsr">
               <w:r>
                 <w:rPr>
                   <w:rFonts w:ascii="Arial" w:cs="Arial" w:eastAsia="Arial" w:hAnsi="Arial"/>
@@ -12322,7 +12322,7 @@
             <w:pPr>
               <w:spacing w:after="20" w:before="0"/>
             </w:pPr>
-            <w:hyperlink w:history="1" r:id="rIdqq4udxv5tm-zaafxb7luc">
+            <w:hyperlink w:history="1" r:id="rId0hju-jv-krmxjhc_ktks0">
               <w:r>
                 <w:rPr>
                   <w:rFonts w:ascii="Arial" w:cs="Arial" w:eastAsia="Arial" w:hAnsi="Arial"/>
@@ -12355,7 +12355,7 @@
               <w:spacing w:after="10" w:before="0"/>
               <w:ind w:left="120"/>
             </w:pPr>
-            <w:hyperlink w:history="1" r:id="rIdwejjejdetth9r9qujilzu">
+            <w:hyperlink w:history="1" r:id="rIdhr8wekhrurkgzkrl1vfxm">
               <w:r>
                 <w:rPr>
                   <w:rFonts w:ascii="Arial" w:cs="Arial" w:eastAsia="Arial" w:hAnsi="Arial"/>
@@ -12400,7 +12400,7 @@
             <w:pPr>
               <w:spacing w:after="20" w:before="0"/>
             </w:pPr>
-            <w:hyperlink w:history="1" r:id="rIdi-9r6x_semibt_w1hvn7w">
+            <w:hyperlink w:history="1" r:id="rIdjzrzl9v_5qjgzdd5r6fch">
               <w:r>
                 <w:rPr>
                   <w:rFonts w:ascii="Arial" w:cs="Arial" w:eastAsia="Arial" w:hAnsi="Arial"/>
@@ -12433,7 +12433,7 @@
               <w:spacing w:after="10" w:before="0"/>
               <w:ind w:left="120"/>
             </w:pPr>
-            <w:hyperlink w:history="1" r:id="rIdkesyyrg-pwrrtbwkmkszz">
+            <w:hyperlink w:history="1" r:id="rId1inpbdbzi57xcqzapjsps">
               <w:r>
                 <w:rPr>
                   <w:rFonts w:ascii="Arial" w:cs="Arial" w:eastAsia="Arial" w:hAnsi="Arial"/>
@@ -12628,7 +12628,7 @@
             <w:pPr>
               <w:spacing w:after="20" w:before="0"/>
             </w:pPr>
-            <w:hyperlink w:history="1" r:id="rIdsh1tur9mdib-r7toqtdfo">
+            <w:hyperlink w:history="1" r:id="rIdpmtg5jnj-j3adpcnhfh10">
               <w:r>
                 <w:rPr>
                   <w:rFonts w:ascii="Arial" w:cs="Arial" w:eastAsia="Arial" w:hAnsi="Arial"/>
@@ -12661,7 +12661,7 @@
               <w:spacing w:after="10" w:before="0"/>
               <w:ind w:left="120"/>
             </w:pPr>
-            <w:hyperlink w:history="1" r:id="rIdinjh5a5vwrg6yli8gysp_">
+            <w:hyperlink w:history="1" r:id="rIdxeqrpdbyejewfocikrsxj">
               <w:r>
                 <w:rPr>
                   <w:rFonts w:ascii="Arial" w:cs="Arial" w:eastAsia="Arial" w:hAnsi="Arial"/>
@@ -12706,7 +12706,7 @@
             <w:pPr>
               <w:spacing w:after="20" w:before="0"/>
             </w:pPr>
-            <w:hyperlink w:history="1" r:id="rIdvupdr24nrs_swq3edbzjr">
+            <w:hyperlink w:history="1" r:id="rIdtymnqxseenvz71-1b-pi6">
               <w:r>
                 <w:rPr>
                   <w:rFonts w:ascii="Arial" w:cs="Arial" w:eastAsia="Arial" w:hAnsi="Arial"/>
@@ -12739,7 +12739,7 @@
               <w:spacing w:after="10" w:before="0"/>
               <w:ind w:left="120"/>
             </w:pPr>
-            <w:hyperlink w:history="1" r:id="rIdpep0yy5rnqgbzjspzuo2_">
+            <w:hyperlink w:history="1" r:id="rIdu4xdjttwqdzijidway-pr">
               <w:r>
                 <w:rPr>
                   <w:rFonts w:ascii="Arial" w:cs="Arial" w:eastAsia="Arial" w:hAnsi="Arial"/>
@@ -12934,7 +12934,7 @@
             <w:pPr>
               <w:spacing w:after="20" w:before="0"/>
             </w:pPr>
-            <w:hyperlink w:history="1" r:id="rIdetbrtyupx5wbuefzkztlg">
+            <w:hyperlink w:history="1" r:id="rIdtj0agtniinaftzyvammsp">
               <w:r>
                 <w:rPr>
                   <w:rFonts w:ascii="Arial" w:cs="Arial" w:eastAsia="Arial" w:hAnsi="Arial"/>
@@ -12967,7 +12967,7 @@
               <w:spacing w:after="10" w:before="0"/>
               <w:ind w:left="120"/>
             </w:pPr>
-            <w:hyperlink w:history="1" r:id="rIdaaruu-wamu7aungvc0_xv">
+            <w:hyperlink w:history="1" r:id="rIdizqp7lftwwc3p0esd8jhf">
               <w:r>
                 <w:rPr>
                   <w:rFonts w:ascii="Arial" w:cs="Arial" w:eastAsia="Arial" w:hAnsi="Arial"/>
@@ -13012,7 +13012,7 @@
             <w:pPr>
               <w:spacing w:after="20" w:before="0"/>
             </w:pPr>
-            <w:hyperlink w:history="1" r:id="rIdm4fo-thdteatlcfzp0nwn">
+            <w:hyperlink w:history="1" r:id="rIdtnnat2k7upk4e0nbvuk1t">
               <w:r>
                 <w:rPr>
                   <w:rFonts w:ascii="Arial" w:cs="Arial" w:eastAsia="Arial" w:hAnsi="Arial"/>
@@ -13045,7 +13045,7 @@
               <w:spacing w:after="10" w:before="0"/>
               <w:ind w:left="120"/>
             </w:pPr>
-            <w:hyperlink w:history="1" r:id="rIdpaggnmzjylfmo6xhq3nt0">
+            <w:hyperlink w:history="1" r:id="rIdbds2_wtckf3-tbtv-mbhq">
               <w:r>
                 <w:rPr>
                   <w:rFonts w:ascii="Arial" w:cs="Arial" w:eastAsia="Arial" w:hAnsi="Arial"/>
@@ -14560,32 +14560,32 @@
         <w:tc>
           <w:tcPr>
             <w:tcW w:type="dxa" w:w="1520"/>
-            <w:shd w:fill="F2F2F2" w:color="auto" w:val="clear"/>
-            <w:tcMar>
-              <w:top w:type="dxa" w:w="60"/>
-              <w:left w:type="dxa" w:w="120"/>
-              <w:bottom w:type="dxa" w:w="60"/>
-              <w:right w:type="dxa" w:w="120"/>
-            </w:tcMar>
-            <w:vAlign w:val="top"/>
-          </w:tcPr>
-          <w:p>
-            <w:pPr>
-              <w:spacing w:after="40" w:before="0"/>
-              <w:jc w:val="left"/>
-            </w:pPr>
-            <w:r>
-              <w:rPr>
-                <w:rFonts w:ascii="Arial" w:cs="Arial" w:eastAsia="Arial" w:hAnsi="Arial"/>
-                <w:b/>
-                <w:bCs/>
-                <w:i w:val="false"/>
-                <w:iCs w:val="false"/>
-                <w:color w:val="000000"/>
-                <w:sz w:val="18"/>
-                <w:szCs w:val="18"/>
-              </w:rPr>
-              <w:t xml:space="preserve">1 — Predict</w:t>
+            <w:shd w:fill="EAD1F5" w:color="auto" w:val="clear"/>
+            <w:tcMar>
+              <w:top w:type="dxa" w:w="60"/>
+              <w:left w:type="dxa" w:w="120"/>
+              <w:bottom w:type="dxa" w:w="60"/>
+              <w:right w:type="dxa" w:w="120"/>
+            </w:tcMar>
+            <w:vAlign w:val="top"/>
+          </w:tcPr>
+          <w:p>
+            <w:pPr>
+              <w:spacing w:after="40" w:before="0"/>
+              <w:jc w:val="left"/>
+            </w:pPr>
+            <w:r>
+              <w:rPr>
+                <w:rFonts w:ascii="Arial" w:cs="Arial" w:eastAsia="Arial" w:hAnsi="Arial"/>
+                <w:b/>
+                <w:bCs/>
+                <w:i w:val="false"/>
+                <w:iCs w:val="false"/>
+                <w:color w:val="000000"/>
+                <w:sz w:val="18"/>
+                <w:szCs w:val="18"/>
+              </w:rPr>
+              <w:t xml:space="preserve">Predict Phase</w:t>
             </w:r>
           </w:p>
           <w:p>
@@ -14608,7 +14608,7 @@
             <w:pPr>
               <w:spacing w:after="20" w:before="0"/>
             </w:pPr>
-            <w:hyperlink w:history="1" r:id="rIdlqn5msy9qdwi7qlu0d-is">
+            <w:hyperlink w:history="1" r:id="rIdakhieb9vvfmpoq5aftpak">
               <w:r>
                 <w:rPr>
                   <w:rFonts w:ascii="Arial" w:cs="Arial" w:eastAsia="Arial" w:hAnsi="Arial"/>
@@ -14641,7 +14641,7 @@
               <w:spacing w:after="10" w:before="0"/>
               <w:ind w:left="120"/>
             </w:pPr>
-            <w:hyperlink w:history="1" r:id="rIdjf4bnm1ndeinzlo8lmhx3">
+            <w:hyperlink w:history="1" r:id="rIdhzubdx_okpnhw3pwhi8fz">
               <w:r>
                 <w:rPr>
                   <w:rFonts w:ascii="Arial" w:cs="Arial" w:eastAsia="Arial" w:hAnsi="Arial"/>
@@ -14686,7 +14686,7 @@
             <w:pPr>
               <w:spacing w:after="20" w:before="0"/>
             </w:pPr>
-            <w:hyperlink w:history="1" r:id="rIdpwlgttofa2nhvltgacfy5">
+            <w:hyperlink w:history="1" r:id="rIdrheqtubcjehjjbph8jie-">
               <w:r>
                 <w:rPr>
                   <w:rFonts w:ascii="Arial" w:cs="Arial" w:eastAsia="Arial" w:hAnsi="Arial"/>
@@ -14719,7 +14719,7 @@
               <w:spacing w:after="10" w:before="0"/>
               <w:ind w:left="120"/>
             </w:pPr>
-            <w:hyperlink w:history="1" r:id="rId2c66vgqjebzimaimxcpoc">
+            <w:hyperlink w:history="1" r:id="rIdqmmkio6xqmef2ah0l9arn">
               <w:r>
                 <w:rPr>
                   <w:rFonts w:ascii="Arial" w:cs="Arial" w:eastAsia="Arial" w:hAnsi="Arial"/>
@@ -14866,32 +14866,32 @@
         <w:tc>
           <w:tcPr>
             <w:tcW w:type="dxa" w:w="1520"/>
-            <w:shd w:fill="F2F2F2" w:color="auto" w:val="clear"/>
-            <w:tcMar>
-              <w:top w:type="dxa" w:w="60"/>
-              <w:left w:type="dxa" w:w="120"/>
-              <w:bottom w:type="dxa" w:w="60"/>
-              <w:right w:type="dxa" w:w="120"/>
-            </w:tcMar>
-            <w:vAlign w:val="top"/>
-          </w:tcPr>
-          <w:p>
-            <w:pPr>
-              <w:spacing w:after="40" w:before="0"/>
-              <w:jc w:val="left"/>
-            </w:pPr>
-            <w:r>
-              <w:rPr>
-                <w:rFonts w:ascii="Arial" w:cs="Arial" w:eastAsia="Arial" w:hAnsi="Arial"/>
-                <w:b/>
-                <w:bCs/>
-                <w:i w:val="false"/>
-                <w:iCs w:val="false"/>
-                <w:color w:val="000000"/>
-                <w:sz w:val="18"/>
-                <w:szCs w:val="18"/>
-              </w:rPr>
-              <w:t xml:space="preserve">2 — Observe</w:t>
+            <w:shd w:fill="D9EEF1" w:color="auto" w:val="clear"/>
+            <w:tcMar>
+              <w:top w:type="dxa" w:w="60"/>
+              <w:left w:type="dxa" w:w="120"/>
+              <w:bottom w:type="dxa" w:w="60"/>
+              <w:right w:type="dxa" w:w="120"/>
+            </w:tcMar>
+            <w:vAlign w:val="top"/>
+          </w:tcPr>
+          <w:p>
+            <w:pPr>
+              <w:spacing w:after="40" w:before="0"/>
+              <w:jc w:val="left"/>
+            </w:pPr>
+            <w:r>
+              <w:rPr>
+                <w:rFonts w:ascii="Arial" w:cs="Arial" w:eastAsia="Arial" w:hAnsi="Arial"/>
+                <w:b/>
+                <w:bCs/>
+                <w:i w:val="false"/>
+                <w:iCs w:val="false"/>
+                <w:color w:val="000000"/>
+                <w:sz w:val="18"/>
+                <w:szCs w:val="18"/>
+              </w:rPr>
+              <w:t xml:space="preserve">Observe Phase</w:t>
             </w:r>
           </w:p>
           <w:p>
@@ -14914,7 +14914,7 @@
             <w:pPr>
               <w:spacing w:after="20" w:before="0"/>
             </w:pPr>
-            <w:hyperlink w:history="1" r:id="rIdufqqtjrx5xsfvn7_tocpu">
+            <w:hyperlink w:history="1" r:id="rIdffuhfkl_9scromb_k3szj">
               <w:r>
                 <w:rPr>
                   <w:rFonts w:ascii="Arial" w:cs="Arial" w:eastAsia="Arial" w:hAnsi="Arial"/>
@@ -14947,7 +14947,7 @@
               <w:spacing w:after="10" w:before="0"/>
               <w:ind w:left="120"/>
             </w:pPr>
-            <w:hyperlink w:history="1" r:id="rIdxeudqk25et4rklccbg6xb">
+            <w:hyperlink w:history="1" r:id="rIdg7n5qmqs7ygmfrqf6kvkc">
               <w:r>
                 <w:rPr>
                   <w:rFonts w:ascii="Arial" w:cs="Arial" w:eastAsia="Arial" w:hAnsi="Arial"/>
@@ -14992,7 +14992,7 @@
             <w:pPr>
               <w:spacing w:after="20" w:before="0"/>
             </w:pPr>
-            <w:hyperlink w:history="1" r:id="rIdbaofp661vhr3qr_9vaelb">
+            <w:hyperlink w:history="1" r:id="rIdfttfcx-l2v0juhlnuqyg7">
               <w:r>
                 <w:rPr>
                   <w:rFonts w:ascii="Arial" w:cs="Arial" w:eastAsia="Arial" w:hAnsi="Arial"/>
@@ -15025,7 +15025,7 @@
               <w:spacing w:after="10" w:before="0"/>
               <w:ind w:left="120"/>
             </w:pPr>
-            <w:hyperlink w:history="1" r:id="rIdx7ra45qvgkqimuw5vpobs">
+            <w:hyperlink w:history="1" r:id="rId27cf6i2__umxbjhi5b7nr">
               <w:r>
                 <w:rPr>
                   <w:rFonts w:ascii="Arial" w:cs="Arial" w:eastAsia="Arial" w:hAnsi="Arial"/>
@@ -15172,32 +15172,32 @@
         <w:tc>
           <w:tcPr>
             <w:tcW w:type="dxa" w:w="1520"/>
-            <w:shd w:fill="F2F2F2" w:color="auto" w:val="clear"/>
-            <w:tcMar>
-              <w:top w:type="dxa" w:w="60"/>
-              <w:left w:type="dxa" w:w="120"/>
-              <w:bottom w:type="dxa" w:w="60"/>
-              <w:right w:type="dxa" w:w="120"/>
-            </w:tcMar>
-            <w:vAlign w:val="top"/>
-          </w:tcPr>
-          <w:p>
-            <w:pPr>
-              <w:spacing w:after="40" w:before="0"/>
-              <w:jc w:val="left"/>
-            </w:pPr>
-            <w:r>
-              <w:rPr>
-                <w:rFonts w:ascii="Arial" w:cs="Arial" w:eastAsia="Arial" w:hAnsi="Arial"/>
-                <w:b/>
-                <w:bCs/>
-                <w:i w:val="false"/>
-                <w:iCs w:val="false"/>
-                <w:color w:val="000000"/>
-                <w:sz w:val="18"/>
-                <w:szCs w:val="18"/>
-              </w:rPr>
-              <w:t xml:space="preserve">3 — Explain</w:t>
+            <w:shd w:fill="E2EFDA" w:color="auto" w:val="clear"/>
+            <w:tcMar>
+              <w:top w:type="dxa" w:w="60"/>
+              <w:left w:type="dxa" w:w="120"/>
+              <w:bottom w:type="dxa" w:w="60"/>
+              <w:right w:type="dxa" w:w="120"/>
+            </w:tcMar>
+            <w:vAlign w:val="top"/>
+          </w:tcPr>
+          <w:p>
+            <w:pPr>
+              <w:spacing w:after="40" w:before="0"/>
+              <w:jc w:val="left"/>
+            </w:pPr>
+            <w:r>
+              <w:rPr>
+                <w:rFonts w:ascii="Arial" w:cs="Arial" w:eastAsia="Arial" w:hAnsi="Arial"/>
+                <w:b/>
+                <w:bCs/>
+                <w:i w:val="false"/>
+                <w:iCs w:val="false"/>
+                <w:color w:val="000000"/>
+                <w:sz w:val="18"/>
+                <w:szCs w:val="18"/>
+              </w:rPr>
+              <w:t xml:space="preserve">Explain Phase</w:t>
             </w:r>
           </w:p>
           <w:p>
@@ -15220,7 +15220,7 @@
             <w:pPr>
               <w:spacing w:after="20" w:before="0"/>
             </w:pPr>
-            <w:hyperlink w:history="1" r:id="rIdihww1x9nd4eiqnhn6okd_">
+            <w:hyperlink w:history="1" r:id="rIdecqr7g_13mdp8du7lz3jb">
               <w:r>
                 <w:rPr>
                   <w:rFonts w:ascii="Arial" w:cs="Arial" w:eastAsia="Arial" w:hAnsi="Arial"/>
@@ -15253,7 +15253,7 @@
               <w:spacing w:after="10" w:before="0"/>
               <w:ind w:left="120"/>
             </w:pPr>
-            <w:hyperlink w:history="1" r:id="rIdyglm3qoqhuu1i0olljakt">
+            <w:hyperlink w:history="1" r:id="rIdcgxefsdw46xc3zcamjzm2">
               <w:r>
                 <w:rPr>
                   <w:rFonts w:ascii="Arial" w:cs="Arial" w:eastAsia="Arial" w:hAnsi="Arial"/>
@@ -15298,7 +15298,7 @@
             <w:pPr>
               <w:spacing w:after="20" w:before="0"/>
             </w:pPr>
-            <w:hyperlink w:history="1" r:id="rIdrpsxdbvk8aj_jmr7ixdec">
+            <w:hyperlink w:history="1" r:id="rIdxhu1t2tzn8-tybcj2oktd">
               <w:r>
                 <w:rPr>
                   <w:rFonts w:ascii="Arial" w:cs="Arial" w:eastAsia="Arial" w:hAnsi="Arial"/>
@@ -15331,7 +15331,7 @@
               <w:spacing w:after="10" w:before="0"/>
               <w:ind w:left="120"/>
             </w:pPr>
-            <w:hyperlink w:history="1" r:id="rIdsgzqzlz1f-wq78orjdnq7">
+            <w:hyperlink w:history="1" r:id="rIdmn_gj0gcgjwz6gg497ms5">
               <w:r>
                 <w:rPr>
                   <w:rFonts w:ascii="Arial" w:cs="Arial" w:eastAsia="Arial" w:hAnsi="Arial"/>
@@ -15478,32 +15478,32 @@
         <w:tc>
           <w:tcPr>
             <w:tcW w:type="dxa" w:w="1520"/>
-            <w:shd w:fill="F2F2F2" w:color="auto" w:val="clear"/>
-            <w:tcMar>
-              <w:top w:type="dxa" w:w="60"/>
-              <w:left w:type="dxa" w:w="120"/>
-              <w:bottom w:type="dxa" w:w="60"/>
-              <w:right w:type="dxa" w:w="120"/>
-            </w:tcMar>
-            <w:vAlign w:val="top"/>
-          </w:tcPr>
-          <w:p>
-            <w:pPr>
-              <w:spacing w:after="40" w:before="0"/>
-              <w:jc w:val="left"/>
-            </w:pPr>
-            <w:r>
-              <w:rPr>
-                <w:rFonts w:ascii="Arial" w:cs="Arial" w:eastAsia="Arial" w:hAnsi="Arial"/>
-                <w:b/>
-                <w:bCs/>
-                <w:i w:val="false"/>
-                <w:iCs w:val="false"/>
-                <w:color w:val="000000"/>
-                <w:sz w:val="18"/>
-                <w:szCs w:val="18"/>
-              </w:rPr>
-              <w:t xml:space="preserve">4 — Driving Question Board (DQB) Update</w:t>
+            <w:shd w:fill="FCE4D6" w:color="auto" w:val="clear"/>
+            <w:tcMar>
+              <w:top w:type="dxa" w:w="60"/>
+              <w:left w:type="dxa" w:w="120"/>
+              <w:bottom w:type="dxa" w:w="60"/>
+              <w:right w:type="dxa" w:w="120"/>
+            </w:tcMar>
+            <w:vAlign w:val="top"/>
+          </w:tcPr>
+          <w:p>
+            <w:pPr>
+              <w:spacing w:after="40" w:before="0"/>
+              <w:jc w:val="left"/>
+            </w:pPr>
+            <w:r>
+              <w:rPr>
+                <w:rFonts w:ascii="Arial" w:cs="Arial" w:eastAsia="Arial" w:hAnsi="Arial"/>
+                <w:b/>
+                <w:bCs/>
+                <w:i w:val="false"/>
+                <w:iCs w:val="false"/>
+                <w:color w:val="000000"/>
+                <w:sz w:val="18"/>
+                <w:szCs w:val="18"/>
+              </w:rPr>
+              <w:t xml:space="preserve">Driving Question Board (DQB) Creation</w:t>
             </w:r>
           </w:p>
           <w:p>
@@ -15526,7 +15526,7 @@
             <w:pPr>
               <w:spacing w:after="20" w:before="0"/>
             </w:pPr>
-            <w:hyperlink w:history="1" r:id="rId1btuvd56tpaplow3vxtfx">
+            <w:hyperlink w:history="1" r:id="rIdp167h2_zfd9clacugyzyd">
               <w:r>
                 <w:rPr>
                   <w:rFonts w:ascii="Arial" w:cs="Arial" w:eastAsia="Arial" w:hAnsi="Arial"/>
@@ -15559,7 +15559,7 @@
               <w:spacing w:after="10" w:before="0"/>
               <w:ind w:left="120"/>
             </w:pPr>
-            <w:hyperlink w:history="1" r:id="rIds2_jadjl5lwejwvimdwej">
+            <w:hyperlink w:history="1" r:id="rId1ujcdks-yyjcmbtbebfuh">
               <w:r>
                 <w:rPr>
                   <w:rFonts w:ascii="Arial" w:cs="Arial" w:eastAsia="Arial" w:hAnsi="Arial"/>
@@ -15604,7 +15604,7 @@
             <w:pPr>
               <w:spacing w:after="20" w:before="0"/>
             </w:pPr>
-            <w:hyperlink w:history="1" r:id="rId5szvqopvb_2q42b2cvqxw">
+            <w:hyperlink w:history="1" r:id="rId5-iuant6i6u7qay-dhaf2">
               <w:r>
                 <w:rPr>
                   <w:rFonts w:ascii="Arial" w:cs="Arial" w:eastAsia="Arial" w:hAnsi="Arial"/>
@@ -15637,7 +15637,7 @@
               <w:spacing w:after="10" w:before="0"/>
               <w:ind w:left="120"/>
             </w:pPr>
-            <w:hyperlink w:history="1" r:id="rIdxyrkzif4ksors9i0oha1q">
+            <w:hyperlink w:history="1" r:id="rIdxxlmssz5ezgkn5orofoq7">
               <w:r>
                 <w:rPr>
                   <w:rFonts w:ascii="Arial" w:cs="Arial" w:eastAsia="Arial" w:hAnsi="Arial"/>
@@ -15784,32 +15784,32 @@
         <w:tc>
           <w:tcPr>
             <w:tcW w:type="dxa" w:w="1520"/>
-            <w:shd w:fill="F2F2F2" w:color="auto" w:val="clear"/>
-            <w:tcMar>
-              <w:top w:type="dxa" w:w="60"/>
-              <w:left w:type="dxa" w:w="120"/>
-              <w:bottom w:type="dxa" w:w="60"/>
-              <w:right w:type="dxa" w:w="120"/>
-            </w:tcMar>
-            <w:vAlign w:val="top"/>
-          </w:tcPr>
-          <w:p>
-            <w:pPr>
-              <w:spacing w:after="40" w:before="0"/>
-              <w:jc w:val="left"/>
-            </w:pPr>
-            <w:r>
-              <w:rPr>
-                <w:rFonts w:ascii="Arial" w:cs="Arial" w:eastAsia="Arial" w:hAnsi="Arial"/>
-                <w:b/>
-                <w:bCs/>
-                <w:i w:val="false"/>
-                <w:iCs w:val="false"/>
-                <w:color w:val="000000"/>
-                <w:sz w:val="18"/>
-                <w:szCs w:val="18"/>
-              </w:rPr>
-              <w:t xml:space="preserve">5 — Model Building</w:t>
+            <w:shd w:fill="D5E8F0" w:color="auto" w:val="clear"/>
+            <w:tcMar>
+              <w:top w:type="dxa" w:w="60"/>
+              <w:left w:type="dxa" w:w="120"/>
+              <w:bottom w:type="dxa" w:w="60"/>
+              <w:right w:type="dxa" w:w="120"/>
+            </w:tcMar>
+            <w:vAlign w:val="top"/>
+          </w:tcPr>
+          <w:p>
+            <w:pPr>
+              <w:spacing w:after="40" w:before="0"/>
+              <w:jc w:val="left"/>
+            </w:pPr>
+            <w:r>
+              <w:rPr>
+                <w:rFonts w:ascii="Arial" w:cs="Arial" w:eastAsia="Arial" w:hAnsi="Arial"/>
+                <w:b/>
+                <w:bCs/>
+                <w:i w:val="false"/>
+                <w:iCs w:val="false"/>
+                <w:color w:val="000000"/>
+                <w:sz w:val="18"/>
+                <w:szCs w:val="18"/>
+              </w:rPr>
+              <w:t xml:space="preserve">Model Building Phase</w:t>
             </w:r>
           </w:p>
           <w:p>
@@ -15832,7 +15832,7 @@
             <w:pPr>
               <w:spacing w:after="20" w:before="0"/>
             </w:pPr>
-            <w:hyperlink w:history="1" r:id="rId-0uwajbx98-vlxsl1smkm">
+            <w:hyperlink w:history="1" r:id="rIdlku2fsnpbw4juy2dexgx_">
               <w:r>
                 <w:rPr>
                   <w:rFonts w:ascii="Arial" w:cs="Arial" w:eastAsia="Arial" w:hAnsi="Arial"/>
@@ -15865,7 +15865,7 @@
               <w:spacing w:after="10" w:before="0"/>
               <w:ind w:left="120"/>
             </w:pPr>
-            <w:hyperlink w:history="1" r:id="rIdzo-yohsly_9punjsba5il">
+            <w:hyperlink w:history="1" r:id="rIde56lwx0e3ubmal3a1fwvy">
               <w:r>
                 <w:rPr>
                   <w:rFonts w:ascii="Arial" w:cs="Arial" w:eastAsia="Arial" w:hAnsi="Arial"/>
@@ -15910,7 +15910,7 @@
             <w:pPr>
               <w:spacing w:after="20" w:before="0"/>
             </w:pPr>
-            <w:hyperlink w:history="1" r:id="rIdjva9ixrriugjxpcc41eng">
+            <w:hyperlink w:history="1" r:id="rIdln_xixycom7bncov8o-_x">
               <w:r>
                 <w:rPr>
                   <w:rFonts w:ascii="Arial" w:cs="Arial" w:eastAsia="Arial" w:hAnsi="Arial"/>
@@ -15943,7 +15943,7 @@
               <w:spacing w:after="10" w:before="0"/>
               <w:ind w:left="120"/>
             </w:pPr>
-            <w:hyperlink w:history="1" r:id="rIdh_ucnodjmeipbolkc_bka">
+            <w:hyperlink w:history="1" r:id="rIdrthecvr9hhf6aourxmbqe">
               <w:r>
                 <w:rPr>
                   <w:rFonts w:ascii="Arial" w:cs="Arial" w:eastAsia="Arial" w:hAnsi="Arial"/>
@@ -17382,32 +17382,32 @@
         <w:tc>
           <w:tcPr>
             <w:tcW w:type="dxa" w:w="1520"/>
-            <w:shd w:fill="F2F2F2" w:color="auto" w:val="clear"/>
-            <w:tcMar>
-              <w:top w:type="dxa" w:w="60"/>
-              <w:left w:type="dxa" w:w="120"/>
-              <w:bottom w:type="dxa" w:w="60"/>
-              <w:right w:type="dxa" w:w="120"/>
-            </w:tcMar>
-            <w:vAlign w:val="top"/>
-          </w:tcPr>
-          <w:p>
-            <w:pPr>
-              <w:spacing w:after="40" w:before="0"/>
-              <w:jc w:val="left"/>
-            </w:pPr>
-            <w:r>
-              <w:rPr>
-                <w:rFonts w:ascii="Arial" w:cs="Arial" w:eastAsia="Arial" w:hAnsi="Arial"/>
-                <w:b/>
-                <w:bCs/>
-                <w:i w:val="false"/>
-                <w:iCs w:val="false"/>
-                <w:color w:val="000000"/>
-                <w:sz w:val="18"/>
-                <w:szCs w:val="18"/>
-              </w:rPr>
-              <w:t xml:space="preserve">Phase 1 — Predict</w:t>
+            <w:shd w:fill="EAD1F5" w:color="auto" w:val="clear"/>
+            <w:tcMar>
+              <w:top w:type="dxa" w:w="60"/>
+              <w:left w:type="dxa" w:w="120"/>
+              <w:bottom w:type="dxa" w:w="60"/>
+              <w:right w:type="dxa" w:w="120"/>
+            </w:tcMar>
+            <w:vAlign w:val="top"/>
+          </w:tcPr>
+          <w:p>
+            <w:pPr>
+              <w:spacing w:after="40" w:before="0"/>
+              <w:jc w:val="left"/>
+            </w:pPr>
+            <w:r>
+              <w:rPr>
+                <w:rFonts w:ascii="Arial" w:cs="Arial" w:eastAsia="Arial" w:hAnsi="Arial"/>
+                <w:b/>
+                <w:bCs/>
+                <w:i w:val="false"/>
+                <w:iCs w:val="false"/>
+                <w:color w:val="000000"/>
+                <w:sz w:val="18"/>
+                <w:szCs w:val="18"/>
+              </w:rPr>
+              <w:t xml:space="preserve">Predict Phase</w:t>
             </w:r>
           </w:p>
           <w:p>
@@ -17430,7 +17430,7 @@
             <w:pPr>
               <w:spacing w:after="20" w:before="0"/>
             </w:pPr>
-            <w:hyperlink w:history="1" r:id="rId3mbqaczcy3dxz_p8rfps7">
+            <w:hyperlink w:history="1" r:id="rIdugteqhll_mg0mpsyy9wna">
               <w:r>
                 <w:rPr>
                   <w:rFonts w:ascii="Arial" w:cs="Arial" w:eastAsia="Arial" w:hAnsi="Arial"/>
@@ -17463,7 +17463,7 @@
               <w:spacing w:after="10" w:before="0"/>
               <w:ind w:left="120"/>
             </w:pPr>
-            <w:hyperlink w:history="1" r:id="rIdiug-k1wrfiu_btwwxfz6s">
+            <w:hyperlink w:history="1" r:id="rIdlfs8q7sgnzpcw2k21vlst">
               <w:r>
                 <w:rPr>
                   <w:rFonts w:ascii="Arial" w:cs="Arial" w:eastAsia="Arial" w:hAnsi="Arial"/>
@@ -17508,7 +17508,7 @@
             <w:pPr>
               <w:spacing w:after="20" w:before="0"/>
             </w:pPr>
-            <w:hyperlink w:history="1" r:id="rIdi5rqgtz0j_lydomv2wyoa">
+            <w:hyperlink w:history="1" r:id="rIdpnkte1qtgbrobolijc4wo">
               <w:r>
                 <w:rPr>
                   <w:rFonts w:ascii="Arial" w:cs="Arial" w:eastAsia="Arial" w:hAnsi="Arial"/>
@@ -17541,7 +17541,7 @@
               <w:spacing w:after="10" w:before="0"/>
               <w:ind w:left="120"/>
             </w:pPr>
-            <w:hyperlink w:history="1" r:id="rId8yvx4cvrhb4omy9mynj_i">
+            <w:hyperlink w:history="1" r:id="rIdiwzcumzp_utpltmanof1l">
               <w:r>
                 <w:rPr>
                   <w:rFonts w:ascii="Arial" w:cs="Arial" w:eastAsia="Arial" w:hAnsi="Arial"/>
@@ -17688,32 +17688,32 @@
         <w:tc>
           <w:tcPr>
             <w:tcW w:type="dxa" w:w="1520"/>
-            <w:shd w:fill="F2F2F2" w:color="auto" w:val="clear"/>
-            <w:tcMar>
-              <w:top w:type="dxa" w:w="60"/>
-              <w:left w:type="dxa" w:w="120"/>
-              <w:bottom w:type="dxa" w:w="60"/>
-              <w:right w:type="dxa" w:w="120"/>
-            </w:tcMar>
-            <w:vAlign w:val="top"/>
-          </w:tcPr>
-          <w:p>
-            <w:pPr>
-              <w:spacing w:after="40" w:before="0"/>
-              <w:jc w:val="left"/>
-            </w:pPr>
-            <w:r>
-              <w:rPr>
-                <w:rFonts w:ascii="Arial" w:cs="Arial" w:eastAsia="Arial" w:hAnsi="Arial"/>
-                <w:b/>
-                <w:bCs/>
-                <w:i w:val="false"/>
-                <w:iCs w:val="false"/>
-                <w:color w:val="000000"/>
-                <w:sz w:val="18"/>
-                <w:szCs w:val="18"/>
-              </w:rPr>
-              <w:t xml:space="preserve">Phase 2 — Observe</w:t>
+            <w:shd w:fill="D9EEF1" w:color="auto" w:val="clear"/>
+            <w:tcMar>
+              <w:top w:type="dxa" w:w="60"/>
+              <w:left w:type="dxa" w:w="120"/>
+              <w:bottom w:type="dxa" w:w="60"/>
+              <w:right w:type="dxa" w:w="120"/>
+            </w:tcMar>
+            <w:vAlign w:val="top"/>
+          </w:tcPr>
+          <w:p>
+            <w:pPr>
+              <w:spacing w:after="40" w:before="0"/>
+              <w:jc w:val="left"/>
+            </w:pPr>
+            <w:r>
+              <w:rPr>
+                <w:rFonts w:ascii="Arial" w:cs="Arial" w:eastAsia="Arial" w:hAnsi="Arial"/>
+                <w:b/>
+                <w:bCs/>
+                <w:i w:val="false"/>
+                <w:iCs w:val="false"/>
+                <w:color w:val="000000"/>
+                <w:sz w:val="18"/>
+                <w:szCs w:val="18"/>
+              </w:rPr>
+              <w:t xml:space="preserve">Observe Phase</w:t>
             </w:r>
           </w:p>
           <w:p>
@@ -17736,7 +17736,7 @@
             <w:pPr>
               <w:spacing w:after="20" w:before="0"/>
             </w:pPr>
-            <w:hyperlink w:history="1" r:id="rIddmduofa6jwug3_hzejyyp">
+            <w:hyperlink w:history="1" r:id="rIdrlbklfh9m3pm-il8eubno">
               <w:r>
                 <w:rPr>
                   <w:rFonts w:ascii="Arial" w:cs="Arial" w:eastAsia="Arial" w:hAnsi="Arial"/>
@@ -17769,7 +17769,7 @@
               <w:spacing w:after="10" w:before="0"/>
               <w:ind w:left="120"/>
             </w:pPr>
-            <w:hyperlink w:history="1" r:id="rIdm3rmmcxfe8q6rgq0xcty8">
+            <w:hyperlink w:history="1" r:id="rId7hb5dukyso2-ucpulxvw9">
               <w:r>
                 <w:rPr>
                   <w:rFonts w:ascii="Arial" w:cs="Arial" w:eastAsia="Arial" w:hAnsi="Arial"/>
@@ -17814,7 +17814,7 @@
             <w:pPr>
               <w:spacing w:after="20" w:before="0"/>
             </w:pPr>
-            <w:hyperlink w:history="1" r:id="rIdsh0zuoef7oiwojbxsw2xm">
+            <w:hyperlink w:history="1" r:id="rId5tqh4muy8zn7lery3ljly">
               <w:r>
                 <w:rPr>
                   <w:rFonts w:ascii="Arial" w:cs="Arial" w:eastAsia="Arial" w:hAnsi="Arial"/>
@@ -17847,7 +17847,7 @@
               <w:spacing w:after="10" w:before="0"/>
               <w:ind w:left="120"/>
             </w:pPr>
-            <w:hyperlink w:history="1" r:id="rIdmyuzb-f0c2tpqks09ojid">
+            <w:hyperlink w:history="1" r:id="rIdvvgnxfmvxitz8bz_cea8q">
               <w:r>
                 <w:rPr>
                   <w:rFonts w:ascii="Arial" w:cs="Arial" w:eastAsia="Arial" w:hAnsi="Arial"/>
@@ -17994,32 +17994,32 @@
         <w:tc>
           <w:tcPr>
             <w:tcW w:type="dxa" w:w="1520"/>
-            <w:shd w:fill="F2F2F2" w:color="auto" w:val="clear"/>
-            <w:tcMar>
-              <w:top w:type="dxa" w:w="60"/>
-              <w:left w:type="dxa" w:w="120"/>
-              <w:bottom w:type="dxa" w:w="60"/>
-              <w:right w:type="dxa" w:w="120"/>
-            </w:tcMar>
-            <w:vAlign w:val="top"/>
-          </w:tcPr>
-          <w:p>
-            <w:pPr>
-              <w:spacing w:after="40" w:before="0"/>
-              <w:jc w:val="left"/>
-            </w:pPr>
-            <w:r>
-              <w:rPr>
-                <w:rFonts w:ascii="Arial" w:cs="Arial" w:eastAsia="Arial" w:hAnsi="Arial"/>
-                <w:b/>
-                <w:bCs/>
-                <w:i w:val="false"/>
-                <w:iCs w:val="false"/>
-                <w:color w:val="000000"/>
-                <w:sz w:val="18"/>
-                <w:szCs w:val="18"/>
-              </w:rPr>
-              <w:t xml:space="preserve">Phase 3 — Explain</w:t>
+            <w:shd w:fill="E2EFDA" w:color="auto" w:val="clear"/>
+            <w:tcMar>
+              <w:top w:type="dxa" w:w="60"/>
+              <w:left w:type="dxa" w:w="120"/>
+              <w:bottom w:type="dxa" w:w="60"/>
+              <w:right w:type="dxa" w:w="120"/>
+            </w:tcMar>
+            <w:vAlign w:val="top"/>
+          </w:tcPr>
+          <w:p>
+            <w:pPr>
+              <w:spacing w:after="40" w:before="0"/>
+              <w:jc w:val="left"/>
+            </w:pPr>
+            <w:r>
+              <w:rPr>
+                <w:rFonts w:ascii="Arial" w:cs="Arial" w:eastAsia="Arial" w:hAnsi="Arial"/>
+                <w:b/>
+                <w:bCs/>
+                <w:i w:val="false"/>
+                <w:iCs w:val="false"/>
+                <w:color w:val="000000"/>
+                <w:sz w:val="18"/>
+                <w:szCs w:val="18"/>
+              </w:rPr>
+              <w:t xml:space="preserve">Explain Phase</w:t>
             </w:r>
           </w:p>
           <w:p>
@@ -18042,7 +18042,7 @@
             <w:pPr>
               <w:spacing w:after="20" w:before="0"/>
             </w:pPr>
-            <w:hyperlink w:history="1" r:id="rIduk1zwrrk0npagw4me4tvu">
+            <w:hyperlink w:history="1" r:id="rIdugfo41lisfuz7hjntqmwb">
               <w:r>
                 <w:rPr>
                   <w:rFonts w:ascii="Arial" w:cs="Arial" w:eastAsia="Arial" w:hAnsi="Arial"/>
@@ -18075,7 +18075,7 @@
               <w:spacing w:after="10" w:before="0"/>
               <w:ind w:left="120"/>
             </w:pPr>
-            <w:hyperlink w:history="1" r:id="rIdfmeu0b9kzm-_6pm5h6tbh">
+            <w:hyperlink w:history="1" r:id="rIdeolasaief5h0c4ppv5tgb">
               <w:r>
                 <w:rPr>
                   <w:rFonts w:ascii="Arial" w:cs="Arial" w:eastAsia="Arial" w:hAnsi="Arial"/>
@@ -18120,7 +18120,7 @@
             <w:pPr>
               <w:spacing w:after="20" w:before="0"/>
             </w:pPr>
-            <w:hyperlink w:history="1" r:id="rIdap71kaodbche5g0kdfcn7">
+            <w:hyperlink w:history="1" r:id="rIdzhfucli1b1ph_cfbu5rxf">
               <w:r>
                 <w:rPr>
                   <w:rFonts w:ascii="Arial" w:cs="Arial" w:eastAsia="Arial" w:hAnsi="Arial"/>
@@ -18153,7 +18153,7 @@
               <w:spacing w:after="10" w:before="0"/>
               <w:ind w:left="120"/>
             </w:pPr>
-            <w:hyperlink w:history="1" r:id="rIdyuko-jobttsdumjja40yh">
+            <w:hyperlink w:history="1" r:id="rId0_acmyuxzppimx3gdo9kg">
               <w:r>
                 <w:rPr>
                   <w:rFonts w:ascii="Arial" w:cs="Arial" w:eastAsia="Arial" w:hAnsi="Arial"/>
@@ -18300,32 +18300,32 @@
         <w:tc>
           <w:tcPr>
             <w:tcW w:type="dxa" w:w="1520"/>
-            <w:shd w:fill="F2F2F2" w:color="auto" w:val="clear"/>
-            <w:tcMar>
-              <w:top w:type="dxa" w:w="60"/>
-              <w:left w:type="dxa" w:w="120"/>
-              <w:bottom w:type="dxa" w:w="60"/>
-              <w:right w:type="dxa" w:w="120"/>
-            </w:tcMar>
-            <w:vAlign w:val="top"/>
-          </w:tcPr>
-          <w:p>
-            <w:pPr>
-              <w:spacing w:after="40" w:before="0"/>
-              <w:jc w:val="left"/>
-            </w:pPr>
-            <w:r>
-              <w:rPr>
-                <w:rFonts w:ascii="Arial" w:cs="Arial" w:eastAsia="Arial" w:hAnsi="Arial"/>
-                <w:b/>
-                <w:bCs/>
-                <w:i w:val="false"/>
-                <w:iCs w:val="false"/>
-                <w:color w:val="000000"/>
-                <w:sz w:val="18"/>
-                <w:szCs w:val="18"/>
-              </w:rPr>
-              <w:t xml:space="preserve">Phase 4 — Driving Question Board (DQB) Update</w:t>
+            <w:shd w:fill="FCE4D6" w:color="auto" w:val="clear"/>
+            <w:tcMar>
+              <w:top w:type="dxa" w:w="60"/>
+              <w:left w:type="dxa" w:w="120"/>
+              <w:bottom w:type="dxa" w:w="60"/>
+              <w:right w:type="dxa" w:w="120"/>
+            </w:tcMar>
+            <w:vAlign w:val="top"/>
+          </w:tcPr>
+          <w:p>
+            <w:pPr>
+              <w:spacing w:after="40" w:before="0"/>
+              <w:jc w:val="left"/>
+            </w:pPr>
+            <w:r>
+              <w:rPr>
+                <w:rFonts w:ascii="Arial" w:cs="Arial" w:eastAsia="Arial" w:hAnsi="Arial"/>
+                <w:b/>
+                <w:bCs/>
+                <w:i w:val="false"/>
+                <w:iCs w:val="false"/>
+                <w:color w:val="000000"/>
+                <w:sz w:val="18"/>
+                <w:szCs w:val="18"/>
+              </w:rPr>
+              <w:t xml:space="preserve">Driving Question Board (DQB) Creation</w:t>
             </w:r>
           </w:p>
           <w:p>
@@ -18348,7 +18348,7 @@
             <w:pPr>
               <w:spacing w:after="20" w:before="0"/>
             </w:pPr>
-            <w:hyperlink w:history="1" r:id="rIdkj6hr2loyyr5eclpvw-le">
+            <w:hyperlink w:history="1" r:id="rIdybva_bajmvnjlcvlpjbmv">
               <w:r>
                 <w:rPr>
                   <w:rFonts w:ascii="Arial" w:cs="Arial" w:eastAsia="Arial" w:hAnsi="Arial"/>
@@ -18381,7 +18381,7 @@
               <w:spacing w:after="10" w:before="0"/>
               <w:ind w:left="120"/>
             </w:pPr>
-            <w:hyperlink w:history="1" r:id="rIdobgseq3moi2j6mw1hbf2q">
+            <w:hyperlink w:history="1" r:id="rId8ujw6mevbeqez2fpioxja">
               <w:r>
                 <w:rPr>
                   <w:rFonts w:ascii="Arial" w:cs="Arial" w:eastAsia="Arial" w:hAnsi="Arial"/>
@@ -18426,7 +18426,7 @@
             <w:pPr>
               <w:spacing w:after="20" w:before="0"/>
             </w:pPr>
-            <w:hyperlink w:history="1" r:id="rIdkti5ky079svi9kt9jxxlw">
+            <w:hyperlink w:history="1" r:id="rIdlpdkb6basv3gjpq2fxviv">
               <w:r>
                 <w:rPr>
                   <w:rFonts w:ascii="Arial" w:cs="Arial" w:eastAsia="Arial" w:hAnsi="Arial"/>
@@ -18459,7 +18459,7 @@
               <w:spacing w:after="10" w:before="0"/>
               <w:ind w:left="120"/>
             </w:pPr>
-            <w:hyperlink w:history="1" r:id="rIduvnzj2n27orr1n9dc-k7e">
+            <w:hyperlink w:history="1" r:id="rIdgbr769mgkowrvnimqqumb">
               <w:r>
                 <w:rPr>
                   <w:rFonts w:ascii="Arial" w:cs="Arial" w:eastAsia="Arial" w:hAnsi="Arial"/>
@@ -18606,32 +18606,32 @@
         <w:tc>
           <w:tcPr>
             <w:tcW w:type="dxa" w:w="1520"/>
-            <w:shd w:fill="F2F2F2" w:color="auto" w:val="clear"/>
-            <w:tcMar>
-              <w:top w:type="dxa" w:w="60"/>
-              <w:left w:type="dxa" w:w="120"/>
-              <w:bottom w:type="dxa" w:w="60"/>
-              <w:right w:type="dxa" w:w="120"/>
-            </w:tcMar>
-            <w:vAlign w:val="top"/>
-          </w:tcPr>
-          <w:p>
-            <w:pPr>
-              <w:spacing w:after="40" w:before="0"/>
-              <w:jc w:val="left"/>
-            </w:pPr>
-            <w:r>
-              <w:rPr>
-                <w:rFonts w:ascii="Arial" w:cs="Arial" w:eastAsia="Arial" w:hAnsi="Arial"/>
-                <w:b/>
-                <w:bCs/>
-                <w:i w:val="false"/>
-                <w:iCs w:val="false"/>
-                <w:color w:val="000000"/>
-                <w:sz w:val="18"/>
-                <w:szCs w:val="18"/>
-              </w:rPr>
-              <w:t xml:space="preserve">Phase 5 — Model Building</w:t>
+            <w:shd w:fill="D5E8F0" w:color="auto" w:val="clear"/>
+            <w:tcMar>
+              <w:top w:type="dxa" w:w="60"/>
+              <w:left w:type="dxa" w:w="120"/>
+              <w:bottom w:type="dxa" w:w="60"/>
+              <w:right w:type="dxa" w:w="120"/>
+            </w:tcMar>
+            <w:vAlign w:val="top"/>
+          </w:tcPr>
+          <w:p>
+            <w:pPr>
+              <w:spacing w:after="40" w:before="0"/>
+              <w:jc w:val="left"/>
+            </w:pPr>
+            <w:r>
+              <w:rPr>
+                <w:rFonts w:ascii="Arial" w:cs="Arial" w:eastAsia="Arial" w:hAnsi="Arial"/>
+                <w:b/>
+                <w:bCs/>
+                <w:i w:val="false"/>
+                <w:iCs w:val="false"/>
+                <w:color w:val="000000"/>
+                <w:sz w:val="18"/>
+                <w:szCs w:val="18"/>
+              </w:rPr>
+              <w:t xml:space="preserve">Model Building Phase</w:t>
             </w:r>
           </w:p>
           <w:p>
@@ -18654,7 +18654,7 @@
             <w:pPr>
               <w:spacing w:after="20" w:before="0"/>
             </w:pPr>
-            <w:hyperlink w:history="1" r:id="rIdrhojsigu8_z8qw30kystp">
+            <w:hyperlink w:history="1" r:id="rIdkxiddgxpddpvlnivqtluy">
               <w:r>
                 <w:rPr>
                   <w:rFonts w:ascii="Arial" w:cs="Arial" w:eastAsia="Arial" w:hAnsi="Arial"/>
@@ -18687,7 +18687,7 @@
               <w:spacing w:after="10" w:before="0"/>
               <w:ind w:left="120"/>
             </w:pPr>
-            <w:hyperlink w:history="1" r:id="rIdz9kgqnyxmsjgbfg8wwee8">
+            <w:hyperlink w:history="1" r:id="rIdc6dambxp030tb6rhmsbwg">
               <w:r>
                 <w:rPr>
                   <w:rFonts w:ascii="Arial" w:cs="Arial" w:eastAsia="Arial" w:hAnsi="Arial"/>
@@ -18732,7 +18732,7 @@
             <w:pPr>
               <w:spacing w:after="20" w:before="0"/>
             </w:pPr>
-            <w:hyperlink w:history="1" r:id="rIdpf2mrs1csxuk07_0cd5i8">
+            <w:hyperlink w:history="1" r:id="rIdio41tg9fn0nvt6x8vspsf">
               <w:r>
                 <w:rPr>
                   <w:rFonts w:ascii="Arial" w:cs="Arial" w:eastAsia="Arial" w:hAnsi="Arial"/>
@@ -18765,7 +18765,7 @@
               <w:spacing w:after="10" w:before="0"/>
               <w:ind w:left="120"/>
             </w:pPr>
-            <w:hyperlink w:history="1" r:id="rIdmqr2fapyuzl7q4v3zwqet">
+            <w:hyperlink w:history="1" r:id="rIdkhkram8s0aj7dwaos6j3d">
               <w:r>
                 <w:rPr>
                   <w:rFonts w:ascii="Arial" w:cs="Arial" w:eastAsia="Arial" w:hAnsi="Arial"/>
@@ -20491,7 +20491,7 @@
             <w:pPr>
               <w:spacing w:after="20" w:before="0"/>
             </w:pPr>
-            <w:hyperlink w:history="1" r:id="rIdnk6bv_dnxsvuc-dvqaegg">
+            <w:hyperlink w:history="1" r:id="rIdxvws2bpfn8t-kk080hury">
               <w:r>
                 <w:rPr>
                   <w:rFonts w:ascii="Arial" w:cs="Arial" w:eastAsia="Arial" w:hAnsi="Arial"/>
@@ -20524,7 +20524,7 @@
               <w:spacing w:after="10" w:before="0"/>
               <w:ind w:left="120"/>
             </w:pPr>
-            <w:hyperlink w:history="1" r:id="rIdppedj7bcmj_q_hhccymvt">
+            <w:hyperlink w:history="1" r:id="rIdepumaz8scwzixvdedfzdh">
               <w:r>
                 <w:rPr>
                   <w:rFonts w:ascii="Arial" w:cs="Arial" w:eastAsia="Arial" w:hAnsi="Arial"/>
@@ -20569,7 +20569,7 @@
             <w:pPr>
               <w:spacing w:after="20" w:before="0"/>
             </w:pPr>
-            <w:hyperlink w:history="1" r:id="rIdf7u7zwgrpmnsrp6wndxuz">
+            <w:hyperlink w:history="1" r:id="rIdicypheen018o6qwofxefs">
               <w:r>
                 <w:rPr>
                   <w:rFonts w:ascii="Arial" w:cs="Arial" w:eastAsia="Arial" w:hAnsi="Arial"/>
@@ -20602,7 +20602,7 @@
               <w:spacing w:after="10" w:before="0"/>
               <w:ind w:left="120"/>
             </w:pPr>
-            <w:hyperlink w:history="1" r:id="rIdv9u9gh4cksbfd0ij7bjmi">
+            <w:hyperlink w:history="1" r:id="rIdrdac3z0w5h9ylcbr8pvgn">
               <w:r>
                 <w:rPr>
                   <w:rFonts w:ascii="Arial" w:cs="Arial" w:eastAsia="Arial" w:hAnsi="Arial"/>
@@ -20797,7 +20797,7 @@
             <w:pPr>
               <w:spacing w:after="20" w:before="0"/>
             </w:pPr>
-            <w:hyperlink w:history="1" r:id="rIddcm3qlqu5qxqkjvzkurgd">
+            <w:hyperlink w:history="1" r:id="rIdvotcxra8fwrnbbofy83a5">
               <w:r>
                 <w:rPr>
                   <w:rFonts w:ascii="Arial" w:cs="Arial" w:eastAsia="Arial" w:hAnsi="Arial"/>
@@ -20830,7 +20830,7 @@
               <w:spacing w:after="10" w:before="0"/>
               <w:ind w:left="120"/>
             </w:pPr>
-            <w:hyperlink w:history="1" r:id="rId1c5kpcuqjf4j9r8aj46bs">
+            <w:hyperlink w:history="1" r:id="rIdesz2tjobw9fo3kh3udt_c">
               <w:r>
                 <w:rPr>
                   <w:rFonts w:ascii="Arial" w:cs="Arial" w:eastAsia="Arial" w:hAnsi="Arial"/>
@@ -20875,7 +20875,7 @@
             <w:pPr>
               <w:spacing w:after="20" w:before="0"/>
             </w:pPr>
-            <w:hyperlink w:history="1" r:id="rId0oc7msd2ik1awelpes70o">
+            <w:hyperlink w:history="1" r:id="rIdr0yydbwo3hqhlao31oc5z">
               <w:r>
                 <w:rPr>
                   <w:rFonts w:ascii="Arial" w:cs="Arial" w:eastAsia="Arial" w:hAnsi="Arial"/>
@@ -20908,7 +20908,7 @@
               <w:spacing w:after="10" w:before="0"/>
               <w:ind w:left="120"/>
             </w:pPr>
-            <w:hyperlink w:history="1" r:id="rIdlmqcf--rw91umphd0tb2y">
+            <w:hyperlink w:history="1" r:id="rIdtzu3dk6ampoc5gdo1hw5_">
               <w:r>
                 <w:rPr>
                   <w:rFonts w:ascii="Arial" w:cs="Arial" w:eastAsia="Arial" w:hAnsi="Arial"/>
@@ -21103,7 +21103,7 @@
             <w:pPr>
               <w:spacing w:after="20" w:before="0"/>
             </w:pPr>
-            <w:hyperlink w:history="1" r:id="rIdjhuntfovdczcogcjiofmy">
+            <w:hyperlink w:history="1" r:id="rId7rwwld7fnimwa9-bmiiva">
               <w:r>
                 <w:rPr>
                   <w:rFonts w:ascii="Arial" w:cs="Arial" w:eastAsia="Arial" w:hAnsi="Arial"/>
@@ -21136,7 +21136,7 @@
               <w:spacing w:after="10" w:before="0"/>
               <w:ind w:left="120"/>
             </w:pPr>
-            <w:hyperlink w:history="1" r:id="rId_zho5hwgv8sbokefclrh7">
+            <w:hyperlink w:history="1" r:id="rIds1iy0apywmenusseobss7">
               <w:r>
                 <w:rPr>
                   <w:rFonts w:ascii="Arial" w:cs="Arial" w:eastAsia="Arial" w:hAnsi="Arial"/>
@@ -21181,7 +21181,7 @@
             <w:pPr>
               <w:spacing w:after="20" w:before="0"/>
             </w:pPr>
-            <w:hyperlink w:history="1" r:id="rId3mou8xnb_xmoyvmcvguon">
+            <w:hyperlink w:history="1" r:id="rIdkbaaeshmwsrxzcs9irxju">
               <w:r>
                 <w:rPr>
                   <w:rFonts w:ascii="Arial" w:cs="Arial" w:eastAsia="Arial" w:hAnsi="Arial"/>
@@ -21214,7 +21214,7 @@
               <w:spacing w:after="10" w:before="0"/>
               <w:ind w:left="120"/>
             </w:pPr>
-            <w:hyperlink w:history="1" r:id="rIdooukzikkukikoln-thnza">
+            <w:hyperlink w:history="1" r:id="rIdcn03mgystyzkd4zx-hzva">
               <w:r>
                 <w:rPr>
                   <w:rFonts w:ascii="Arial" w:cs="Arial" w:eastAsia="Arial" w:hAnsi="Arial"/>
@@ -21409,7 +21409,7 @@
             <w:pPr>
               <w:spacing w:after="20" w:before="0"/>
             </w:pPr>
-            <w:hyperlink w:history="1" r:id="rIdlaydlyu4mvivqqadf6a-k">
+            <w:hyperlink w:history="1" r:id="rIdoqwhtafnt1e5lspoexejs">
               <w:r>
                 <w:rPr>
                   <w:rFonts w:ascii="Arial" w:cs="Arial" w:eastAsia="Arial" w:hAnsi="Arial"/>
@@ -21442,7 +21442,7 @@
               <w:spacing w:after="10" w:before="0"/>
               <w:ind w:left="120"/>
             </w:pPr>
-            <w:hyperlink w:history="1" r:id="rId_fprqfwsoetdkwsmgyrb9">
+            <w:hyperlink w:history="1" r:id="rIduj1dtjyf_aykhlovq38zy">
               <w:r>
                 <w:rPr>
                   <w:rFonts w:ascii="Arial" w:cs="Arial" w:eastAsia="Arial" w:hAnsi="Arial"/>
@@ -21487,7 +21487,7 @@
             <w:pPr>
               <w:spacing w:after="20" w:before="0"/>
             </w:pPr>
-            <w:hyperlink w:history="1" r:id="rIdnrcoxwz4pxvcykwwal6rz">
+            <w:hyperlink w:history="1" r:id="rIdsqtgo5x8v6nvctxmgatzd">
               <w:r>
                 <w:rPr>
                   <w:rFonts w:ascii="Arial" w:cs="Arial" w:eastAsia="Arial" w:hAnsi="Arial"/>
@@ -21520,7 +21520,7 @@
               <w:spacing w:after="10" w:before="0"/>
               <w:ind w:left="120"/>
             </w:pPr>
-            <w:hyperlink w:history="1" r:id="rIdufgslymojnlbu7vidwpkj">
+            <w:hyperlink w:history="1" r:id="rIdz5vke8wtp1zommoqhpeep">
               <w:r>
                 <w:rPr>
                   <w:rFonts w:ascii="Arial" w:cs="Arial" w:eastAsia="Arial" w:hAnsi="Arial"/>
@@ -21715,7 +21715,7 @@
             <w:pPr>
               <w:spacing w:after="20" w:before="0"/>
             </w:pPr>
-            <w:hyperlink w:history="1" r:id="rIdxuiekmt06c9qjokgjiuqi">
+            <w:hyperlink w:history="1" r:id="rIdgoxnk5ejbf19ocwxtrvcm">
               <w:r>
                 <w:rPr>
                   <w:rFonts w:ascii="Arial" w:cs="Arial" w:eastAsia="Arial" w:hAnsi="Arial"/>
@@ -21748,7 +21748,7 @@
               <w:spacing w:after="10" w:before="0"/>
               <w:ind w:left="120"/>
             </w:pPr>
-            <w:hyperlink w:history="1" r:id="rIdaoxpm5wf3rikywih-ccwv">
+            <w:hyperlink w:history="1" r:id="rIdylqmt7zwko-l21-6ieqbi">
               <w:r>
                 <w:rPr>
                   <w:rFonts w:ascii="Arial" w:cs="Arial" w:eastAsia="Arial" w:hAnsi="Arial"/>
@@ -21793,7 +21793,7 @@
             <w:pPr>
               <w:spacing w:after="20" w:before="0"/>
             </w:pPr>
-            <w:hyperlink w:history="1" r:id="rId1xmnavgqka_xgj_chdbjp">
+            <w:hyperlink w:history="1" r:id="rIdlfxig0vvyz7akmanjektj">
               <w:r>
                 <w:rPr>
                   <w:rFonts w:ascii="Arial" w:cs="Arial" w:eastAsia="Arial" w:hAnsi="Arial"/>
@@ -21826,7 +21826,7 @@
               <w:spacing w:after="10" w:before="0"/>
               <w:ind w:left="120"/>
             </w:pPr>
-            <w:hyperlink w:history="1" r:id="rId1azbsp6ttmv7b_tmjal4b">
+            <w:hyperlink w:history="1" r:id="rIdh72wfr44-nvwxncud10nq">
               <w:r>
                 <w:rPr>
                   <w:rFonts w:ascii="Arial" w:cs="Arial" w:eastAsia="Arial" w:hAnsi="Arial"/>
@@ -23512,7 +23512,7 @@
             <w:pPr>
               <w:spacing w:after="20" w:before="0"/>
             </w:pPr>
-            <w:hyperlink w:history="1" r:id="rId05hojcryi0vezpi3gxbsv">
+            <w:hyperlink w:history="1" r:id="rIdxgbwkdow8zoxo_h6ocu38">
               <w:r>
                 <w:rPr>
                   <w:rFonts w:ascii="Arial" w:cs="Arial" w:eastAsia="Arial" w:hAnsi="Arial"/>
@@ -23545,7 +23545,7 @@
               <w:spacing w:after="10" w:before="0"/>
               <w:ind w:left="120"/>
             </w:pPr>
-            <w:hyperlink w:history="1" r:id="rIdhs06evrhybnyyux7yzkzc">
+            <w:hyperlink w:history="1" r:id="rIdtwatciuafz_vv-vs9ru5o">
               <w:r>
                 <w:rPr>
                   <w:rFonts w:ascii="Arial" w:cs="Arial" w:eastAsia="Arial" w:hAnsi="Arial"/>
@@ -23590,7 +23590,7 @@
             <w:pPr>
               <w:spacing w:after="20" w:before="0"/>
             </w:pPr>
-            <w:hyperlink w:history="1" r:id="rId-srh8shqnyfj65jg2gfg2">
+            <w:hyperlink w:history="1" r:id="rIdl_brd07hc2cmebb_71la7">
               <w:r>
                 <w:rPr>
                   <w:rFonts w:ascii="Arial" w:cs="Arial" w:eastAsia="Arial" w:hAnsi="Arial"/>
@@ -23623,7 +23623,7 @@
               <w:spacing w:after="10" w:before="0"/>
               <w:ind w:left="120"/>
             </w:pPr>
-            <w:hyperlink w:history="1" r:id="rIdcdqy8rbqzvvgyrgt3gtxs">
+            <w:hyperlink w:history="1" r:id="rIdjngybh9axrpjuqrbshsop">
               <w:r>
                 <w:rPr>
                   <w:rFonts w:ascii="Arial" w:cs="Arial" w:eastAsia="Arial" w:hAnsi="Arial"/>
@@ -23818,7 +23818,7 @@
             <w:pPr>
               <w:spacing w:after="20" w:before="0"/>
             </w:pPr>
-            <w:hyperlink w:history="1" r:id="rId7paiwbi0nzbv0pjhrdxgi">
+            <w:hyperlink w:history="1" r:id="rIdq6qvln9yytv438b_ptv1v">
               <w:r>
                 <w:rPr>
                   <w:rFonts w:ascii="Arial" w:cs="Arial" w:eastAsia="Arial" w:hAnsi="Arial"/>
@@ -23851,7 +23851,7 @@
               <w:spacing w:after="10" w:before="0"/>
               <w:ind w:left="120"/>
             </w:pPr>
-            <w:hyperlink w:history="1" r:id="rIdq4zsjpe3fu3kg9ooahyyn">
+            <w:hyperlink w:history="1" r:id="rIdskfumlk5qa7a9ioyaehko">
               <w:r>
                 <w:rPr>
                   <w:rFonts w:ascii="Arial" w:cs="Arial" w:eastAsia="Arial" w:hAnsi="Arial"/>
@@ -23896,7 +23896,7 @@
             <w:pPr>
               <w:spacing w:after="20" w:before="0"/>
             </w:pPr>
-            <w:hyperlink w:history="1" r:id="rIdksq6p8ub1zyenui4zufm_">
+            <w:hyperlink w:history="1" r:id="rId0pcimejr1i6wbkgbucisi">
               <w:r>
                 <w:rPr>
                   <w:rFonts w:ascii="Arial" w:cs="Arial" w:eastAsia="Arial" w:hAnsi="Arial"/>
@@ -23929,7 +23929,7 @@
               <w:spacing w:after="10" w:before="0"/>
               <w:ind w:left="120"/>
             </w:pPr>
-            <w:hyperlink w:history="1" r:id="rIddgeqsrtkai7gxgxecsjuy">
+            <w:hyperlink w:history="1" r:id="rIdcoeabnvrow67amk49xbyx">
               <w:r>
                 <w:rPr>
                   <w:rFonts w:ascii="Arial" w:cs="Arial" w:eastAsia="Arial" w:hAnsi="Arial"/>
@@ -24124,7 +24124,7 @@
             <w:pPr>
               <w:spacing w:after="20" w:before="0"/>
             </w:pPr>
-            <w:hyperlink w:history="1" r:id="rIdohcazrqzk-pt8vchpxygg">
+            <w:hyperlink w:history="1" r:id="rIdidxmirkxwol0926hfbcrf">
               <w:r>
                 <w:rPr>
                   <w:rFonts w:ascii="Arial" w:cs="Arial" w:eastAsia="Arial" w:hAnsi="Arial"/>
@@ -24157,7 +24157,7 @@
               <w:spacing w:after="10" w:before="0"/>
               <w:ind w:left="120"/>
             </w:pPr>
-            <w:hyperlink w:history="1" r:id="rIdkqn9w7jljhsn8wyxqbboe">
+            <w:hyperlink w:history="1" r:id="rIdsdgwkdqlfnjy6f4zebxzk">
               <w:r>
                 <w:rPr>
                   <w:rFonts w:ascii="Arial" w:cs="Arial" w:eastAsia="Arial" w:hAnsi="Arial"/>
@@ -24202,7 +24202,7 @@
             <w:pPr>
               <w:spacing w:after="20" w:before="0"/>
             </w:pPr>
-            <w:hyperlink w:history="1" r:id="rId5g2hxswsxf4iroh9hl30g">
+            <w:hyperlink w:history="1" r:id="rIdoplykhelymsttmeh5nplb">
               <w:r>
                 <w:rPr>
                   <w:rFonts w:ascii="Arial" w:cs="Arial" w:eastAsia="Arial" w:hAnsi="Arial"/>
@@ -24235,7 +24235,7 @@
               <w:spacing w:after="10" w:before="0"/>
               <w:ind w:left="120"/>
             </w:pPr>
-            <w:hyperlink w:history="1" r:id="rIdwb8lcd48yvhzit06dssaj">
+            <w:hyperlink w:history="1" r:id="rIdopscxcxkbi64q0tdgb_7t">
               <w:r>
                 <w:rPr>
                   <w:rFonts w:ascii="Arial" w:cs="Arial" w:eastAsia="Arial" w:hAnsi="Arial"/>
@@ -24430,7 +24430,7 @@
             <w:pPr>
               <w:spacing w:after="20" w:before="0"/>
             </w:pPr>
-            <w:hyperlink w:history="1" r:id="rIdh4aebfdzrlaqlvk7mdops">
+            <w:hyperlink w:history="1" r:id="rIdozc2fvms9hvtwt-fp9h0p">
               <w:r>
                 <w:rPr>
                   <w:rFonts w:ascii="Arial" w:cs="Arial" w:eastAsia="Arial" w:hAnsi="Arial"/>
@@ -24463,7 +24463,7 @@
               <w:spacing w:after="10" w:before="0"/>
               <w:ind w:left="120"/>
             </w:pPr>
-            <w:hyperlink w:history="1" r:id="rIdc7o7kpmqg1yat2xibeoyp">
+            <w:hyperlink w:history="1" r:id="rIdzppeqjdmr6clyx6kfp0zp">
               <w:r>
                 <w:rPr>
                   <w:rFonts w:ascii="Arial" w:cs="Arial" w:eastAsia="Arial" w:hAnsi="Arial"/>
@@ -24508,7 +24508,7 @@
             <w:pPr>
               <w:spacing w:after="20" w:before="0"/>
             </w:pPr>
-            <w:hyperlink w:history="1" r:id="rIdpihoaolvs7t2hea65ocpu">
+            <w:hyperlink w:history="1" r:id="rId2uc36lssks4fn7mmnrlad">
               <w:r>
                 <w:rPr>
                   <w:rFonts w:ascii="Arial" w:cs="Arial" w:eastAsia="Arial" w:hAnsi="Arial"/>
@@ -24541,7 +24541,7 @@
               <w:spacing w:after="10" w:before="0"/>
               <w:ind w:left="120"/>
             </w:pPr>
-            <w:hyperlink w:history="1" r:id="rIdjl4mx6cwtlbhckulhx5cv">
+            <w:hyperlink w:history="1" r:id="rId3e1puhplz4qnt8mk_ysxd">
               <w:r>
                 <w:rPr>
                   <w:rFonts w:ascii="Arial" w:cs="Arial" w:eastAsia="Arial" w:hAnsi="Arial"/>
@@ -24736,7 +24736,7 @@
             <w:pPr>
               <w:spacing w:after="20" w:before="0"/>
             </w:pPr>
-            <w:hyperlink w:history="1" r:id="rId9gyfome-ri8rbeo3ju800">
+            <w:hyperlink w:history="1" r:id="rIdvx7cy1tflsbfovtkglo-y">
               <w:r>
                 <w:rPr>
                   <w:rFonts w:ascii="Arial" w:cs="Arial" w:eastAsia="Arial" w:hAnsi="Arial"/>
@@ -24769,7 +24769,7 @@
               <w:spacing w:after="10" w:before="0"/>
               <w:ind w:left="120"/>
             </w:pPr>
-            <w:hyperlink w:history="1" r:id="rIduzvgmr_5slzqkll4oicjj">
+            <w:hyperlink w:history="1" r:id="rIdvxahpkjo2e9rhd0-pquah">
               <w:r>
                 <w:rPr>
                   <w:rFonts w:ascii="Arial" w:cs="Arial" w:eastAsia="Arial" w:hAnsi="Arial"/>
@@ -24814,7 +24814,7 @@
             <w:pPr>
               <w:spacing w:after="20" w:before="0"/>
             </w:pPr>
-            <w:hyperlink w:history="1" r:id="rId5wuz-gxbifld-yieeqvi0">
+            <w:hyperlink w:history="1" r:id="rId1pt7gk61h739ej3tzlku0">
               <w:r>
                 <w:rPr>
                   <w:rFonts w:ascii="Arial" w:cs="Arial" w:eastAsia="Arial" w:hAnsi="Arial"/>
@@ -24847,7 +24847,7 @@
               <w:spacing w:after="10" w:before="0"/>
               <w:ind w:left="120"/>
             </w:pPr>
-            <w:hyperlink w:history="1" r:id="rIdc62dvuo_arp_icrhjbi25">
+            <w:hyperlink w:history="1" r:id="rIdtcemu2rxleoaz4m2ojrdc">
               <w:r>
                 <w:rPr>
                   <w:rFonts w:ascii="Arial" w:cs="Arial" w:eastAsia="Arial" w:hAnsi="Arial"/>

--- a/data/outputs/v2/Essential_Mathematics/SS2.2_Reflection/Essential_Mathematics_Reflection_CBE_LessonSequence.docx
+++ b/data/outputs/v2/Essential_Mathematics/SS2.2_Reflection/Essential_Mathematics_Reflection_CBE_LessonSequence.docx
@@ -3065,7 +3065,7 @@
             <w:pPr>
               <w:spacing w:after="20" w:before="0"/>
             </w:pPr>
-            <w:hyperlink w:history="1" r:id="rIdgfjgam5xwmb1rws6cn7eu">
+            <w:hyperlink w:history="1" r:id="rIdtkml1wgs2jicpmgos8hfy">
               <w:r>
                 <w:rPr>
                   <w:rFonts w:ascii="Arial" w:cs="Arial" w:eastAsia="Arial" w:hAnsi="Arial"/>
@@ -3098,7 +3098,7 @@
               <w:spacing w:after="10" w:before="0"/>
               <w:ind w:left="120"/>
             </w:pPr>
-            <w:hyperlink w:history="1" r:id="rIdtpu2da6p7bck052baijh5">
+            <w:hyperlink w:history="1" r:id="rId3wba9vfhrkb94opzizjug">
               <w:r>
                 <w:rPr>
                   <w:rFonts w:ascii="Arial" w:cs="Arial" w:eastAsia="Arial" w:hAnsi="Arial"/>
@@ -3143,7 +3143,7 @@
             <w:pPr>
               <w:spacing w:after="20" w:before="0"/>
             </w:pPr>
-            <w:hyperlink w:history="1" r:id="rIdtiu_ftsgrmaiuapwcp03t">
+            <w:hyperlink w:history="1" r:id="rIdie-lkw08hvnn0kx0jymf0">
               <w:r>
                 <w:rPr>
                   <w:rFonts w:ascii="Arial" w:cs="Arial" w:eastAsia="Arial" w:hAnsi="Arial"/>
@@ -3176,7 +3176,7 @@
               <w:spacing w:after="10" w:before="0"/>
               <w:ind w:left="120"/>
             </w:pPr>
-            <w:hyperlink w:history="1" r:id="rIdgcq6vcke7qhxoyasvkkuz">
+            <w:hyperlink w:history="1" r:id="rIds4ld3zpcyacuqfxgvqjml">
               <w:r>
                 <w:rPr>
                   <w:rFonts w:ascii="Arial" w:cs="Arial" w:eastAsia="Arial" w:hAnsi="Arial"/>
@@ -3371,7 +3371,7 @@
             <w:pPr>
               <w:spacing w:after="20" w:before="0"/>
             </w:pPr>
-            <w:hyperlink w:history="1" r:id="rId0pykjqmi5eiuqmhlc1rh0">
+            <w:hyperlink w:history="1" r:id="rIdzuwutznli99gc8g2krywi">
               <w:r>
                 <w:rPr>
                   <w:rFonts w:ascii="Arial" w:cs="Arial" w:eastAsia="Arial" w:hAnsi="Arial"/>
@@ -3404,7 +3404,7 @@
               <w:spacing w:after="10" w:before="0"/>
               <w:ind w:left="120"/>
             </w:pPr>
-            <w:hyperlink w:history="1" r:id="rId7xvmbkdpmretmlsymqjjj">
+            <w:hyperlink w:history="1" r:id="rIdvw33feb3trngjzryk0wy-">
               <w:r>
                 <w:rPr>
                   <w:rFonts w:ascii="Arial" w:cs="Arial" w:eastAsia="Arial" w:hAnsi="Arial"/>
@@ -3449,7 +3449,7 @@
             <w:pPr>
               <w:spacing w:after="20" w:before="0"/>
             </w:pPr>
-            <w:hyperlink w:history="1" r:id="rId70hyo9fe4orm99cxqijq8">
+            <w:hyperlink w:history="1" r:id="rIdqea_s-xr0qk6a3rejghdy">
               <w:r>
                 <w:rPr>
                   <w:rFonts w:ascii="Arial" w:cs="Arial" w:eastAsia="Arial" w:hAnsi="Arial"/>
@@ -3482,7 +3482,7 @@
               <w:spacing w:after="10" w:before="0"/>
               <w:ind w:left="120"/>
             </w:pPr>
-            <w:hyperlink w:history="1" r:id="rIdjvn9rcxpy9nrqsd-c6ihf">
+            <w:hyperlink w:history="1" r:id="rIdq6pmbsnxbyaa88nf4hqmp">
               <w:r>
                 <w:rPr>
                   <w:rFonts w:ascii="Arial" w:cs="Arial" w:eastAsia="Arial" w:hAnsi="Arial"/>
@@ -3677,7 +3677,7 @@
             <w:pPr>
               <w:spacing w:after="20" w:before="0"/>
             </w:pPr>
-            <w:hyperlink w:history="1" r:id="rIdq022vfgpklyq0jeebdj7v">
+            <w:hyperlink w:history="1" r:id="rIdywasnnnbxpan9r6jq3kc2">
               <w:r>
                 <w:rPr>
                   <w:rFonts w:ascii="Arial" w:cs="Arial" w:eastAsia="Arial" w:hAnsi="Arial"/>
@@ -3710,7 +3710,7 @@
               <w:spacing w:after="10" w:before="0"/>
               <w:ind w:left="120"/>
             </w:pPr>
-            <w:hyperlink w:history="1" r:id="rIdkaz07ttmm2aqhzwaxjnja">
+            <w:hyperlink w:history="1" r:id="rIdwtcbjg3c_2ltatzl69vng">
               <w:r>
                 <w:rPr>
                   <w:rFonts w:ascii="Arial" w:cs="Arial" w:eastAsia="Arial" w:hAnsi="Arial"/>
@@ -3755,7 +3755,7 @@
             <w:pPr>
               <w:spacing w:after="20" w:before="0"/>
             </w:pPr>
-            <w:hyperlink w:history="1" r:id="rIddxievio_a7r0pp0uuh2_l">
+            <w:hyperlink w:history="1" r:id="rIduzofqdszk3zlees14dmn_">
               <w:r>
                 <w:rPr>
                   <w:rFonts w:ascii="Arial" w:cs="Arial" w:eastAsia="Arial" w:hAnsi="Arial"/>
@@ -3788,7 +3788,7 @@
               <w:spacing w:after="10" w:before="0"/>
               <w:ind w:left="120"/>
             </w:pPr>
-            <w:hyperlink w:history="1" r:id="rIdplhp25avgiwgk6c2wx4pz">
+            <w:hyperlink w:history="1" r:id="rIdijcoa-dwij_lax_93hbir">
               <w:r>
                 <w:rPr>
                   <w:rFonts w:ascii="Arial" w:cs="Arial" w:eastAsia="Arial" w:hAnsi="Arial"/>
@@ -3983,7 +3983,7 @@
             <w:pPr>
               <w:spacing w:after="20" w:before="0"/>
             </w:pPr>
-            <w:hyperlink w:history="1" r:id="rIdqcpd5jju5ccftynggoqds">
+            <w:hyperlink w:history="1" r:id="rId04cmndjyz4xqetsespiuc">
               <w:r>
                 <w:rPr>
                   <w:rFonts w:ascii="Arial" w:cs="Arial" w:eastAsia="Arial" w:hAnsi="Arial"/>
@@ -4016,7 +4016,7 @@
               <w:spacing w:after="10" w:before="0"/>
               <w:ind w:left="120"/>
             </w:pPr>
-            <w:hyperlink w:history="1" r:id="rIdvcnl_4xx0l7i3urbjv8bk">
+            <w:hyperlink w:history="1" r:id="rIdd6l_sbtrhv-eypb5hdsrf">
               <w:r>
                 <w:rPr>
                   <w:rFonts w:ascii="Arial" w:cs="Arial" w:eastAsia="Arial" w:hAnsi="Arial"/>
@@ -4061,7 +4061,7 @@
             <w:pPr>
               <w:spacing w:after="20" w:before="0"/>
             </w:pPr>
-            <w:hyperlink w:history="1" r:id="rIdb7hqt420uzxhiop5w7vu2">
+            <w:hyperlink w:history="1" r:id="rIdrj5mfc2syqy0fzh2xzdqq">
               <w:r>
                 <w:rPr>
                   <w:rFonts w:ascii="Arial" w:cs="Arial" w:eastAsia="Arial" w:hAnsi="Arial"/>
@@ -4094,7 +4094,7 @@
               <w:spacing w:after="10" w:before="0"/>
               <w:ind w:left="120"/>
             </w:pPr>
-            <w:hyperlink w:history="1" r:id="rIdkxx-vkoce2bmy3ad7lvzk">
+            <w:hyperlink w:history="1" r:id="rIdn2obkuee37ki294xd6v08">
               <w:r>
                 <w:rPr>
                   <w:rFonts w:ascii="Arial" w:cs="Arial" w:eastAsia="Arial" w:hAnsi="Arial"/>
@@ -4289,7 +4289,7 @@
             <w:pPr>
               <w:spacing w:after="20" w:before="0"/>
             </w:pPr>
-            <w:hyperlink w:history="1" r:id="rId_rdcfuhhlzxatxdf_6mcu">
+            <w:hyperlink w:history="1" r:id="rIdrfz68xjhosalmhqbnbyvy">
               <w:r>
                 <w:rPr>
                   <w:rFonts w:ascii="Arial" w:cs="Arial" w:eastAsia="Arial" w:hAnsi="Arial"/>
@@ -4322,7 +4322,7 @@
               <w:spacing w:after="10" w:before="0"/>
               <w:ind w:left="120"/>
             </w:pPr>
-            <w:hyperlink w:history="1" r:id="rIdpazemmisxtcvq5z5exlod">
+            <w:hyperlink w:history="1" r:id="rId8ntbcthejibgdtegq8dkm">
               <w:r>
                 <w:rPr>
                   <w:rFonts w:ascii="Arial" w:cs="Arial" w:eastAsia="Arial" w:hAnsi="Arial"/>
@@ -4367,7 +4367,7 @@
             <w:pPr>
               <w:spacing w:after="20" w:before="0"/>
             </w:pPr>
-            <w:hyperlink w:history="1" r:id="rId9yqd0e9t28ohpjajqypy6">
+            <w:hyperlink w:history="1" r:id="rIdqzm0kvkhm1w5wl8brtio1">
               <w:r>
                 <w:rPr>
                   <w:rFonts w:ascii="Arial" w:cs="Arial" w:eastAsia="Arial" w:hAnsi="Arial"/>
@@ -4400,7 +4400,7 @@
               <w:spacing w:after="10" w:before="0"/>
               <w:ind w:left="120"/>
             </w:pPr>
-            <w:hyperlink w:history="1" r:id="rIdovd0czvnzckp0whru9ay-">
+            <w:hyperlink w:history="1" r:id="rIdkzdqi_7l7bwccn-28vsxc">
               <w:r>
                 <w:rPr>
                   <w:rFonts w:ascii="Arial" w:cs="Arial" w:eastAsia="Arial" w:hAnsi="Arial"/>
@@ -5887,7 +5887,7 @@
             <w:pPr>
               <w:spacing w:after="20" w:before="0"/>
             </w:pPr>
-            <w:hyperlink w:history="1" r:id="rId9irrmwfsfp8tnon9tkyc1">
+            <w:hyperlink w:history="1" r:id="rIdbdvcwa-gspxpnhdmc23cj">
               <w:r>
                 <w:rPr>
                   <w:rFonts w:ascii="Arial" w:cs="Arial" w:eastAsia="Arial" w:hAnsi="Arial"/>
@@ -5920,7 +5920,7 @@
               <w:spacing w:after="10" w:before="0"/>
               <w:ind w:left="120"/>
             </w:pPr>
-            <w:hyperlink w:history="1" r:id="rIdbnb3oyn_q-lqcjnj_roti">
+            <w:hyperlink w:history="1" r:id="rIddpkycjcufsefuxfmjrnpu">
               <w:r>
                 <w:rPr>
                   <w:rFonts w:ascii="Arial" w:cs="Arial" w:eastAsia="Arial" w:hAnsi="Arial"/>
@@ -5965,7 +5965,7 @@
             <w:pPr>
               <w:spacing w:after="20" w:before="0"/>
             </w:pPr>
-            <w:hyperlink w:history="1" r:id="rIdngza4ea7wh2meqago9o80">
+            <w:hyperlink w:history="1" r:id="rIdj63ml5cp6pv3zv3ty_7sd">
               <w:r>
                 <w:rPr>
                   <w:rFonts w:ascii="Arial" w:cs="Arial" w:eastAsia="Arial" w:hAnsi="Arial"/>
@@ -5998,7 +5998,7 @@
               <w:spacing w:after="10" w:before="0"/>
               <w:ind w:left="120"/>
             </w:pPr>
-            <w:hyperlink w:history="1" r:id="rIdlzem0hedp5fxuixaogigz">
+            <w:hyperlink w:history="1" r:id="rIdeeylj3ja3dkbthzvqxz0m">
               <w:r>
                 <w:rPr>
                   <w:rFonts w:ascii="Arial" w:cs="Arial" w:eastAsia="Arial" w:hAnsi="Arial"/>
@@ -6193,7 +6193,7 @@
             <w:pPr>
               <w:spacing w:after="20" w:before="0"/>
             </w:pPr>
-            <w:hyperlink w:history="1" r:id="rIdb0nlnglg-dhpix0xfq8zm">
+            <w:hyperlink w:history="1" r:id="rIdnqqxlq6rapmzcct0czmja">
               <w:r>
                 <w:rPr>
                   <w:rFonts w:ascii="Arial" w:cs="Arial" w:eastAsia="Arial" w:hAnsi="Arial"/>
@@ -6226,7 +6226,7 @@
               <w:spacing w:after="10" w:before="0"/>
               <w:ind w:left="120"/>
             </w:pPr>
-            <w:hyperlink w:history="1" r:id="rIdnxepx_ebjk5meo7fgxzip">
+            <w:hyperlink w:history="1" r:id="rIdeiupmsda6l9eb1nvn3ax_">
               <w:r>
                 <w:rPr>
                   <w:rFonts w:ascii="Arial" w:cs="Arial" w:eastAsia="Arial" w:hAnsi="Arial"/>
@@ -6271,7 +6271,7 @@
             <w:pPr>
               <w:spacing w:after="20" w:before="0"/>
             </w:pPr>
-            <w:hyperlink w:history="1" r:id="rIdbeeigkthx3beb-_bovcet">
+            <w:hyperlink w:history="1" r:id="rIdhgp2ncegoa5ibxxxnfrno">
               <w:r>
                 <w:rPr>
                   <w:rFonts w:ascii="Arial" w:cs="Arial" w:eastAsia="Arial" w:hAnsi="Arial"/>
@@ -6304,7 +6304,7 @@
               <w:spacing w:after="10" w:before="0"/>
               <w:ind w:left="120"/>
             </w:pPr>
-            <w:hyperlink w:history="1" r:id="rIdecme_hdvkpjrtqo_gyy6d">
+            <w:hyperlink w:history="1" r:id="rIdhbwi7kvrcfru8eeft3pt1">
               <w:r>
                 <w:rPr>
                   <w:rFonts w:ascii="Arial" w:cs="Arial" w:eastAsia="Arial" w:hAnsi="Arial"/>
@@ -6499,7 +6499,7 @@
             <w:pPr>
               <w:spacing w:after="20" w:before="0"/>
             </w:pPr>
-            <w:hyperlink w:history="1" r:id="rIdwsy9tb9ch2pcv2tgqig0u">
+            <w:hyperlink w:history="1" r:id="rIdk3_zvgh8hxhzxehrv2rnw">
               <w:r>
                 <w:rPr>
                   <w:rFonts w:ascii="Arial" w:cs="Arial" w:eastAsia="Arial" w:hAnsi="Arial"/>
@@ -6532,7 +6532,7 @@
               <w:spacing w:after="10" w:before="0"/>
               <w:ind w:left="120"/>
             </w:pPr>
-            <w:hyperlink w:history="1" r:id="rIdvbdr9fsmvcwxxkjqcgujo">
+            <w:hyperlink w:history="1" r:id="rIdvqofm_uw-54zvwyx5hudu">
               <w:r>
                 <w:rPr>
                   <w:rFonts w:ascii="Arial" w:cs="Arial" w:eastAsia="Arial" w:hAnsi="Arial"/>
@@ -6577,7 +6577,7 @@
             <w:pPr>
               <w:spacing w:after="20" w:before="0"/>
             </w:pPr>
-            <w:hyperlink w:history="1" r:id="rId2jypzro7h6uta302nsx7u">
+            <w:hyperlink w:history="1" r:id="rIdqxeh_usbbe1c2c8ef-cpt">
               <w:r>
                 <w:rPr>
                   <w:rFonts w:ascii="Arial" w:cs="Arial" w:eastAsia="Arial" w:hAnsi="Arial"/>
@@ -6610,7 +6610,7 @@
               <w:spacing w:after="10" w:before="0"/>
               <w:ind w:left="120"/>
             </w:pPr>
-            <w:hyperlink w:history="1" r:id="rId74g5qd1_exgagt_7cjcxn">
+            <w:hyperlink w:history="1" r:id="rIddms4ym3zgf3lp9_jfmaj1">
               <w:r>
                 <w:rPr>
                   <w:rFonts w:ascii="Arial" w:cs="Arial" w:eastAsia="Arial" w:hAnsi="Arial"/>
@@ -6805,7 +6805,7 @@
             <w:pPr>
               <w:spacing w:after="20" w:before="0"/>
             </w:pPr>
-            <w:hyperlink w:history="1" r:id="rIdyqwcttr4ndw0uxfea9xzz">
+            <w:hyperlink w:history="1" r:id="rIdvmi2q1rc9gxnzrwbgsewt">
               <w:r>
                 <w:rPr>
                   <w:rFonts w:ascii="Arial" w:cs="Arial" w:eastAsia="Arial" w:hAnsi="Arial"/>
@@ -6838,7 +6838,7 @@
               <w:spacing w:after="10" w:before="0"/>
               <w:ind w:left="120"/>
             </w:pPr>
-            <w:hyperlink w:history="1" r:id="rIdxfclaq64cds3_n8a6m8sc">
+            <w:hyperlink w:history="1" r:id="rIdevxpfzvkif6eznlkc8uwi">
               <w:r>
                 <w:rPr>
                   <w:rFonts w:ascii="Arial" w:cs="Arial" w:eastAsia="Arial" w:hAnsi="Arial"/>
@@ -6883,7 +6883,7 @@
             <w:pPr>
               <w:spacing w:after="20" w:before="0"/>
             </w:pPr>
-            <w:hyperlink w:history="1" r:id="rIdnk5l-g-ai_vraxpe5vvpj">
+            <w:hyperlink w:history="1" r:id="rIdq4fp3zk_ndl0xri1ptyd7">
               <w:r>
                 <w:rPr>
                   <w:rFonts w:ascii="Arial" w:cs="Arial" w:eastAsia="Arial" w:hAnsi="Arial"/>
@@ -6916,7 +6916,7 @@
               <w:spacing w:after="10" w:before="0"/>
               <w:ind w:left="120"/>
             </w:pPr>
-            <w:hyperlink w:history="1" r:id="rIdymbjup59_f-grtgxvcf7f">
+            <w:hyperlink w:history="1" r:id="rId_adpr9uh2j-7wqjoul0sx">
               <w:r>
                 <w:rPr>
                   <w:rFonts w:ascii="Arial" w:cs="Arial" w:eastAsia="Arial" w:hAnsi="Arial"/>
@@ -7111,7 +7111,7 @@
             <w:pPr>
               <w:spacing w:after="20" w:before="0"/>
             </w:pPr>
-            <w:hyperlink w:history="1" r:id="rId4cfjq2byq_zss6ps47omm">
+            <w:hyperlink w:history="1" r:id="rId3we2ecwnzqtlzwilw2bdn">
               <w:r>
                 <w:rPr>
                   <w:rFonts w:ascii="Arial" w:cs="Arial" w:eastAsia="Arial" w:hAnsi="Arial"/>
@@ -7144,7 +7144,7 @@
               <w:spacing w:after="10" w:before="0"/>
               <w:ind w:left="120"/>
             </w:pPr>
-            <w:hyperlink w:history="1" r:id="rIdpf1w6yc-gb8e53l1fdvls">
+            <w:hyperlink w:history="1" r:id="rIdiapm2itgpemd4tr8vjsvs">
               <w:r>
                 <w:rPr>
                   <w:rFonts w:ascii="Arial" w:cs="Arial" w:eastAsia="Arial" w:hAnsi="Arial"/>
@@ -7189,7 +7189,7 @@
             <w:pPr>
               <w:spacing w:after="20" w:before="0"/>
             </w:pPr>
-            <w:hyperlink w:history="1" r:id="rIdcgiqp5dttaxtcymnnondd">
+            <w:hyperlink w:history="1" r:id="rIdqf6peayzyqsvbp0qey8-e">
               <w:r>
                 <w:rPr>
                   <w:rFonts w:ascii="Arial" w:cs="Arial" w:eastAsia="Arial" w:hAnsi="Arial"/>
@@ -7222,7 +7222,7 @@
               <w:spacing w:after="10" w:before="0"/>
               <w:ind w:left="120"/>
             </w:pPr>
-            <w:hyperlink w:history="1" r:id="rIdjbu2tclvnppolb20hoqfx">
+            <w:hyperlink w:history="1" r:id="rIdsb5r1fexrcfgrbzjhafbw">
               <w:r>
                 <w:rPr>
                   <w:rFonts w:ascii="Arial" w:cs="Arial" w:eastAsia="Arial" w:hAnsi="Arial"/>
@@ -8709,7 +8709,7 @@
             <w:pPr>
               <w:spacing w:after="20" w:before="0"/>
             </w:pPr>
-            <w:hyperlink w:history="1" r:id="rIdt_34lny9hydnppn8hjcmt">
+            <w:hyperlink w:history="1" r:id="rIdfcgttfgee1y7pct6veiq0">
               <w:r>
                 <w:rPr>
                   <w:rFonts w:ascii="Arial" w:cs="Arial" w:eastAsia="Arial" w:hAnsi="Arial"/>
@@ -8742,7 +8742,7 @@
               <w:spacing w:after="10" w:before="0"/>
               <w:ind w:left="120"/>
             </w:pPr>
-            <w:hyperlink w:history="1" r:id="rIdqxhsbnwupx6dfsikvprmt">
+            <w:hyperlink w:history="1" r:id="rIdifeq7ti91vryxb7lqqizd">
               <w:r>
                 <w:rPr>
                   <w:rFonts w:ascii="Arial" w:cs="Arial" w:eastAsia="Arial" w:hAnsi="Arial"/>
@@ -8787,7 +8787,7 @@
             <w:pPr>
               <w:spacing w:after="20" w:before="0"/>
             </w:pPr>
-            <w:hyperlink w:history="1" r:id="rIdw4s-otaiysqs4ijby7qta">
+            <w:hyperlink w:history="1" r:id="rIdzzbouen67dmwfymbzl9m3">
               <w:r>
                 <w:rPr>
                   <w:rFonts w:ascii="Arial" w:cs="Arial" w:eastAsia="Arial" w:hAnsi="Arial"/>
@@ -8820,7 +8820,7 @@
               <w:spacing w:after="10" w:before="0"/>
               <w:ind w:left="120"/>
             </w:pPr>
-            <w:hyperlink w:history="1" r:id="rIdkz-xd9xe74j5tvpyao_xj">
+            <w:hyperlink w:history="1" r:id="rIdqanbh3gqykugh50c2dbyk">
               <w:r>
                 <w:rPr>
                   <w:rFonts w:ascii="Arial" w:cs="Arial" w:eastAsia="Arial" w:hAnsi="Arial"/>
@@ -9015,7 +9015,7 @@
             <w:pPr>
               <w:spacing w:after="20" w:before="0"/>
             </w:pPr>
-            <w:hyperlink w:history="1" r:id="rIdx2m411vfzms78ndfuoxu1">
+            <w:hyperlink w:history="1" r:id="rIdnyxlbkebwbifthxrjqnps">
               <w:r>
                 <w:rPr>
                   <w:rFonts w:ascii="Arial" w:cs="Arial" w:eastAsia="Arial" w:hAnsi="Arial"/>
@@ -9048,7 +9048,7 @@
               <w:spacing w:after="10" w:before="0"/>
               <w:ind w:left="120"/>
             </w:pPr>
-            <w:hyperlink w:history="1" r:id="rIdh7g9xtm0wcklnmyr9zr09">
+            <w:hyperlink w:history="1" r:id="rIdmwa1883sdnvl21operzot">
               <w:r>
                 <w:rPr>
                   <w:rFonts w:ascii="Arial" w:cs="Arial" w:eastAsia="Arial" w:hAnsi="Arial"/>
@@ -9093,7 +9093,7 @@
             <w:pPr>
               <w:spacing w:after="20" w:before="0"/>
             </w:pPr>
-            <w:hyperlink w:history="1" r:id="rIdvlwoy-ot-dpfwtrznbkic">
+            <w:hyperlink w:history="1" r:id="rIdov0cgomcnn4cuvatfwp40">
               <w:r>
                 <w:rPr>
                   <w:rFonts w:ascii="Arial" w:cs="Arial" w:eastAsia="Arial" w:hAnsi="Arial"/>
@@ -9126,7 +9126,7 @@
               <w:spacing w:after="10" w:before="0"/>
               <w:ind w:left="120"/>
             </w:pPr>
-            <w:hyperlink w:history="1" r:id="rIdqx5o8cg4qwvmv0zc-w7pv">
+            <w:hyperlink w:history="1" r:id="rIdtffzaysnmqez2h1jvawts">
               <w:r>
                 <w:rPr>
                   <w:rFonts w:ascii="Arial" w:cs="Arial" w:eastAsia="Arial" w:hAnsi="Arial"/>
@@ -9321,7 +9321,7 @@
             <w:pPr>
               <w:spacing w:after="20" w:before="0"/>
             </w:pPr>
-            <w:hyperlink w:history="1" r:id="rIdm8yw2j-iwka1tmpvkfy1y">
+            <w:hyperlink w:history="1" r:id="rIdsqfskdselpftaumqiwbex">
               <w:r>
                 <w:rPr>
                   <w:rFonts w:ascii="Arial" w:cs="Arial" w:eastAsia="Arial" w:hAnsi="Arial"/>
@@ -9354,7 +9354,7 @@
               <w:spacing w:after="10" w:before="0"/>
               <w:ind w:left="120"/>
             </w:pPr>
-            <w:hyperlink w:history="1" r:id="rIdct9gjvg6im9teko6kctp1">
+            <w:hyperlink w:history="1" r:id="rIdhhwtarsuix-lukv8elti7">
               <w:r>
                 <w:rPr>
                   <w:rFonts w:ascii="Arial" w:cs="Arial" w:eastAsia="Arial" w:hAnsi="Arial"/>
@@ -9399,7 +9399,7 @@
             <w:pPr>
               <w:spacing w:after="20" w:before="0"/>
             </w:pPr>
-            <w:hyperlink w:history="1" r:id="rIdk1e06dmm8leg7y1tm0wfn">
+            <w:hyperlink w:history="1" r:id="rIdvkrryxloi8ig2dhrgw-kh">
               <w:r>
                 <w:rPr>
                   <w:rFonts w:ascii="Arial" w:cs="Arial" w:eastAsia="Arial" w:hAnsi="Arial"/>
@@ -9432,7 +9432,7 @@
               <w:spacing w:after="10" w:before="0"/>
               <w:ind w:left="120"/>
             </w:pPr>
-            <w:hyperlink w:history="1" r:id="rIdw3phbauzgtkuyvssaxs47">
+            <w:hyperlink w:history="1" r:id="rId-pfdbbhj4tm0wuv3al-jp">
               <w:r>
                 <w:rPr>
                   <w:rFonts w:ascii="Arial" w:cs="Arial" w:eastAsia="Arial" w:hAnsi="Arial"/>
@@ -9627,7 +9627,7 @@
             <w:pPr>
               <w:spacing w:after="20" w:before="0"/>
             </w:pPr>
-            <w:hyperlink w:history="1" r:id="rId_x1lfgetsc9wb1ujwsxkv">
+            <w:hyperlink w:history="1" r:id="rIdnkrl6fs1plysg3motj9ek">
               <w:r>
                 <w:rPr>
                   <w:rFonts w:ascii="Arial" w:cs="Arial" w:eastAsia="Arial" w:hAnsi="Arial"/>
@@ -9660,7 +9660,7 @@
               <w:spacing w:after="10" w:before="0"/>
               <w:ind w:left="120"/>
             </w:pPr>
-            <w:hyperlink w:history="1" r:id="rIdbdfrh3obuqzpl-zy2tfoq">
+            <w:hyperlink w:history="1" r:id="rIdu5_uda2sqxzwtopybae0s">
               <w:r>
                 <w:rPr>
                   <w:rFonts w:ascii="Arial" w:cs="Arial" w:eastAsia="Arial" w:hAnsi="Arial"/>
@@ -9705,7 +9705,7 @@
             <w:pPr>
               <w:spacing w:after="20" w:before="0"/>
             </w:pPr>
-            <w:hyperlink w:history="1" r:id="rIddz1lgz2iug-xqdhkvrns_">
+            <w:hyperlink w:history="1" r:id="rIddjr1tej8itx27wcysomg8">
               <w:r>
                 <w:rPr>
                   <w:rFonts w:ascii="Arial" w:cs="Arial" w:eastAsia="Arial" w:hAnsi="Arial"/>
@@ -9738,7 +9738,7 @@
               <w:spacing w:after="10" w:before="0"/>
               <w:ind w:left="120"/>
             </w:pPr>
-            <w:hyperlink w:history="1" r:id="rIdisteetwb2e_q_osihgqff">
+            <w:hyperlink w:history="1" r:id="rIdchceev2myvyv8-xahl35z">
               <w:r>
                 <w:rPr>
                   <w:rFonts w:ascii="Arial" w:cs="Arial" w:eastAsia="Arial" w:hAnsi="Arial"/>
@@ -9933,7 +9933,7 @@
             <w:pPr>
               <w:spacing w:after="20" w:before="0"/>
             </w:pPr>
-            <w:hyperlink w:history="1" r:id="rIds9yzs5bd-wi7_ej_xg47e">
+            <w:hyperlink w:history="1" r:id="rIdlkkqtdok6y4ntmta4sbtw">
               <w:r>
                 <w:rPr>
                   <w:rFonts w:ascii="Arial" w:cs="Arial" w:eastAsia="Arial" w:hAnsi="Arial"/>
@@ -9966,7 +9966,7 @@
               <w:spacing w:after="10" w:before="0"/>
               <w:ind w:left="120"/>
             </w:pPr>
-            <w:hyperlink w:history="1" r:id="rIduyx9vebzfidxrmo35_hgj">
+            <w:hyperlink w:history="1" r:id="rId27u0bto76m_83bksudlbr">
               <w:r>
                 <w:rPr>
                   <w:rFonts w:ascii="Arial" w:cs="Arial" w:eastAsia="Arial" w:hAnsi="Arial"/>
@@ -10011,7 +10011,7 @@
             <w:pPr>
               <w:spacing w:after="20" w:before="0"/>
             </w:pPr>
-            <w:hyperlink w:history="1" r:id="rIdjprkhihzv73y27iukwqxv">
+            <w:hyperlink w:history="1" r:id="rId19musbxv7gyd9umctjune">
               <w:r>
                 <w:rPr>
                   <w:rFonts w:ascii="Arial" w:cs="Arial" w:eastAsia="Arial" w:hAnsi="Arial"/>
@@ -10044,7 +10044,7 @@
               <w:spacing w:after="10" w:before="0"/>
               <w:ind w:left="120"/>
             </w:pPr>
-            <w:hyperlink w:history="1" r:id="rIdmmmrulc7pktalko6irxx8">
+            <w:hyperlink w:history="1" r:id="rIdwgbpx-ojk8lrt4qtttvae">
               <w:r>
                 <w:rPr>
                   <w:rFonts w:ascii="Arial" w:cs="Arial" w:eastAsia="Arial" w:hAnsi="Arial"/>
@@ -11710,7 +11710,7 @@
             <w:pPr>
               <w:spacing w:after="20" w:before="0"/>
             </w:pPr>
-            <w:hyperlink w:history="1" r:id="rIdaaqitcxadr8p4b071ctqy">
+            <w:hyperlink w:history="1" r:id="rId-yadh7ord3uljsc1gsuot">
               <w:r>
                 <w:rPr>
                   <w:rFonts w:ascii="Arial" w:cs="Arial" w:eastAsia="Arial" w:hAnsi="Arial"/>
@@ -11743,7 +11743,7 @@
               <w:spacing w:after="10" w:before="0"/>
               <w:ind w:left="120"/>
             </w:pPr>
-            <w:hyperlink w:history="1" r:id="rIdrqnj5yyya58majyfq00oo">
+            <w:hyperlink w:history="1" r:id="rIdepuukuk9ygdd7ophepgiu">
               <w:r>
                 <w:rPr>
                   <w:rFonts w:ascii="Arial" w:cs="Arial" w:eastAsia="Arial" w:hAnsi="Arial"/>
@@ -11788,7 +11788,7 @@
             <w:pPr>
               <w:spacing w:after="20" w:before="0"/>
             </w:pPr>
-            <w:hyperlink w:history="1" r:id="rId6a-ck6yyjirjhrg4ivykm">
+            <w:hyperlink w:history="1" r:id="rIdqudvfbd-9ktp54wigmafs">
               <w:r>
                 <w:rPr>
                   <w:rFonts w:ascii="Arial" w:cs="Arial" w:eastAsia="Arial" w:hAnsi="Arial"/>
@@ -11821,7 +11821,7 @@
               <w:spacing w:after="10" w:before="0"/>
               <w:ind w:left="120"/>
             </w:pPr>
-            <w:hyperlink w:history="1" r:id="rIdbqvvh5jstnqqoermyyhyt">
+            <w:hyperlink w:history="1" r:id="rIdwb_grzmhwaeqjyxci3ad9">
               <w:r>
                 <w:rPr>
                   <w:rFonts w:ascii="Arial" w:cs="Arial" w:eastAsia="Arial" w:hAnsi="Arial"/>
@@ -12016,7 +12016,7 @@
             <w:pPr>
               <w:spacing w:after="20" w:before="0"/>
             </w:pPr>
-            <w:hyperlink w:history="1" r:id="rIdjg5phugwdmxkvk_z9k0mr">
+            <w:hyperlink w:history="1" r:id="rId1ilcpz83zbfqcsnjycc84">
               <w:r>
                 <w:rPr>
                   <w:rFonts w:ascii="Arial" w:cs="Arial" w:eastAsia="Arial" w:hAnsi="Arial"/>
@@ -12049,7 +12049,7 @@
               <w:spacing w:after="10" w:before="0"/>
               <w:ind w:left="120"/>
             </w:pPr>
-            <w:hyperlink w:history="1" r:id="rId0fsz8sdne9zbde6ffetbu">
+            <w:hyperlink w:history="1" r:id="rIdwi86njdyhwhew_1uxcyzk">
               <w:r>
                 <w:rPr>
                   <w:rFonts w:ascii="Arial" w:cs="Arial" w:eastAsia="Arial" w:hAnsi="Arial"/>
@@ -12094,7 +12094,7 @@
             <w:pPr>
               <w:spacing w:after="20" w:before="0"/>
             </w:pPr>
-            <w:hyperlink w:history="1" r:id="rIdisrmglihyl522pd9zsa4h">
+            <w:hyperlink w:history="1" r:id="rIdh0ojwv2xdt0dkiqfbaqcz">
               <w:r>
                 <w:rPr>
                   <w:rFonts w:ascii="Arial" w:cs="Arial" w:eastAsia="Arial" w:hAnsi="Arial"/>
@@ -12127,7 +12127,7 @@
               <w:spacing w:after="10" w:before="0"/>
               <w:ind w:left="120"/>
             </w:pPr>
-            <w:hyperlink w:history="1" r:id="rIdmgjakao06eqzss-h5kqsr">
+            <w:hyperlink w:history="1" r:id="rIdly2hth3o0ck17cksq22h6">
               <w:r>
                 <w:rPr>
                   <w:rFonts w:ascii="Arial" w:cs="Arial" w:eastAsia="Arial" w:hAnsi="Arial"/>
@@ -12322,7 +12322,7 @@
             <w:pPr>
               <w:spacing w:after="20" w:before="0"/>
             </w:pPr>
-            <w:hyperlink w:history="1" r:id="rId0hju-jv-krmxjhc_ktks0">
+            <w:hyperlink w:history="1" r:id="rIdgw6divgjlicdxxgmxe9eb">
               <w:r>
                 <w:rPr>
                   <w:rFonts w:ascii="Arial" w:cs="Arial" w:eastAsia="Arial" w:hAnsi="Arial"/>
@@ -12355,7 +12355,7 @@
               <w:spacing w:after="10" w:before="0"/>
               <w:ind w:left="120"/>
             </w:pPr>
-            <w:hyperlink w:history="1" r:id="rIdhr8wekhrurkgzkrl1vfxm">
+            <w:hyperlink w:history="1" r:id="rIdtqhantlviylrfxg5zvl_u">
               <w:r>
                 <w:rPr>
                   <w:rFonts w:ascii="Arial" w:cs="Arial" w:eastAsia="Arial" w:hAnsi="Arial"/>
@@ -12400,7 +12400,7 @@
             <w:pPr>
               <w:spacing w:after="20" w:before="0"/>
             </w:pPr>
-            <w:hyperlink w:history="1" r:id="rIdjzrzl9v_5qjgzdd5r6fch">
+            <w:hyperlink w:history="1" r:id="rId7wqutlpzuou99d7rorsu9">
               <w:r>
                 <w:rPr>
                   <w:rFonts w:ascii="Arial" w:cs="Arial" w:eastAsia="Arial" w:hAnsi="Arial"/>
@@ -12433,7 +12433,7 @@
               <w:spacing w:after="10" w:before="0"/>
               <w:ind w:left="120"/>
             </w:pPr>
-            <w:hyperlink w:history="1" r:id="rId1inpbdbzi57xcqzapjsps">
+            <w:hyperlink w:history="1" r:id="rIdworxspynto75ggaoser9b">
               <w:r>
                 <w:rPr>
                   <w:rFonts w:ascii="Arial" w:cs="Arial" w:eastAsia="Arial" w:hAnsi="Arial"/>
@@ -12628,7 +12628,7 @@
             <w:pPr>
               <w:spacing w:after="20" w:before="0"/>
             </w:pPr>
-            <w:hyperlink w:history="1" r:id="rIdpmtg5jnj-j3adpcnhfh10">
+            <w:hyperlink w:history="1" r:id="rId6ydg-eui9eofvfhcqsjrz">
               <w:r>
                 <w:rPr>
                   <w:rFonts w:ascii="Arial" w:cs="Arial" w:eastAsia="Arial" w:hAnsi="Arial"/>
@@ -12661,7 +12661,7 @@
               <w:spacing w:after="10" w:before="0"/>
               <w:ind w:left="120"/>
             </w:pPr>
-            <w:hyperlink w:history="1" r:id="rIdxeqrpdbyejewfocikrsxj">
+            <w:hyperlink w:history="1" r:id="rIdtkqjad7el7pq5-uy_kue_">
               <w:r>
                 <w:rPr>
                   <w:rFonts w:ascii="Arial" w:cs="Arial" w:eastAsia="Arial" w:hAnsi="Arial"/>
@@ -12706,7 +12706,7 @@
             <w:pPr>
               <w:spacing w:after="20" w:before="0"/>
             </w:pPr>
-            <w:hyperlink w:history="1" r:id="rIdtymnqxseenvz71-1b-pi6">
+            <w:hyperlink w:history="1" r:id="rId9hujh-cy6mt_grzz9c6fc">
               <w:r>
                 <w:rPr>
                   <w:rFonts w:ascii="Arial" w:cs="Arial" w:eastAsia="Arial" w:hAnsi="Arial"/>
@@ -12739,7 +12739,7 @@
               <w:spacing w:after="10" w:before="0"/>
               <w:ind w:left="120"/>
             </w:pPr>
-            <w:hyperlink w:history="1" r:id="rIdu4xdjttwqdzijidway-pr">
+            <w:hyperlink w:history="1" r:id="rIdqci3zz16colx8nkagwmpk">
               <w:r>
                 <w:rPr>
                   <w:rFonts w:ascii="Arial" w:cs="Arial" w:eastAsia="Arial" w:hAnsi="Arial"/>
@@ -12934,7 +12934,7 @@
             <w:pPr>
               <w:spacing w:after="20" w:before="0"/>
             </w:pPr>
-            <w:hyperlink w:history="1" r:id="rIdtj0agtniinaftzyvammsp">
+            <w:hyperlink w:history="1" r:id="rIdlxy28nrhfuroyy1n64sbz">
               <w:r>
                 <w:rPr>
                   <w:rFonts w:ascii="Arial" w:cs="Arial" w:eastAsia="Arial" w:hAnsi="Arial"/>
@@ -12967,7 +12967,7 @@
               <w:spacing w:after="10" w:before="0"/>
               <w:ind w:left="120"/>
             </w:pPr>
-            <w:hyperlink w:history="1" r:id="rIdizqp7lftwwc3p0esd8jhf">
+            <w:hyperlink w:history="1" r:id="rIdaldzetjjf8q7bwzz70fjy">
               <w:r>
                 <w:rPr>
                   <w:rFonts w:ascii="Arial" w:cs="Arial" w:eastAsia="Arial" w:hAnsi="Arial"/>
@@ -13012,7 +13012,7 @@
             <w:pPr>
               <w:spacing w:after="20" w:before="0"/>
             </w:pPr>
-            <w:hyperlink w:history="1" r:id="rIdtnnat2k7upk4e0nbvuk1t">
+            <w:hyperlink w:history="1" r:id="rId-cux4ffjx63bo5ujff-hs">
               <w:r>
                 <w:rPr>
                   <w:rFonts w:ascii="Arial" w:cs="Arial" w:eastAsia="Arial" w:hAnsi="Arial"/>
@@ -13045,7 +13045,7 @@
               <w:spacing w:after="10" w:before="0"/>
               <w:ind w:left="120"/>
             </w:pPr>
-            <w:hyperlink w:history="1" r:id="rIdbds2_wtckf3-tbtv-mbhq">
+            <w:hyperlink w:history="1" r:id="rIdwxwspdj-huglv9m8adwhj">
               <w:r>
                 <w:rPr>
                   <w:rFonts w:ascii="Arial" w:cs="Arial" w:eastAsia="Arial" w:hAnsi="Arial"/>
@@ -14608,7 +14608,7 @@
             <w:pPr>
               <w:spacing w:after="20" w:before="0"/>
             </w:pPr>
-            <w:hyperlink w:history="1" r:id="rIdakhieb9vvfmpoq5aftpak">
+            <w:hyperlink w:history="1" r:id="rIdgi1dw_qdj7jv31unkcim1">
               <w:r>
                 <w:rPr>
                   <w:rFonts w:ascii="Arial" w:cs="Arial" w:eastAsia="Arial" w:hAnsi="Arial"/>
@@ -14641,7 +14641,7 @@
               <w:spacing w:after="10" w:before="0"/>
               <w:ind w:left="120"/>
             </w:pPr>
-            <w:hyperlink w:history="1" r:id="rIdhzubdx_okpnhw3pwhi8fz">
+            <w:hyperlink w:history="1" r:id="rIdw6tyrx53t3k3m4xx3lobk">
               <w:r>
                 <w:rPr>
                   <w:rFonts w:ascii="Arial" w:cs="Arial" w:eastAsia="Arial" w:hAnsi="Arial"/>
@@ -14686,7 +14686,7 @@
             <w:pPr>
               <w:spacing w:after="20" w:before="0"/>
             </w:pPr>
-            <w:hyperlink w:history="1" r:id="rIdrheqtubcjehjjbph8jie-">
+            <w:hyperlink w:history="1" r:id="rId6ay0wwrrazqbq026iffys">
               <w:r>
                 <w:rPr>
                   <w:rFonts w:ascii="Arial" w:cs="Arial" w:eastAsia="Arial" w:hAnsi="Arial"/>
@@ -14719,7 +14719,7 @@
               <w:spacing w:after="10" w:before="0"/>
               <w:ind w:left="120"/>
             </w:pPr>
-            <w:hyperlink w:history="1" r:id="rIdqmmkio6xqmef2ah0l9arn">
+            <w:hyperlink w:history="1" r:id="rIdhksihdt5usdpj4n_k6wsy">
               <w:r>
                 <w:rPr>
                   <w:rFonts w:ascii="Arial" w:cs="Arial" w:eastAsia="Arial" w:hAnsi="Arial"/>
@@ -14914,7 +14914,7 @@
             <w:pPr>
               <w:spacing w:after="20" w:before="0"/>
             </w:pPr>
-            <w:hyperlink w:history="1" r:id="rIdffuhfkl_9scromb_k3szj">
+            <w:hyperlink w:history="1" r:id="rIdxstqh9tr2ya0b1v4glpg3">
               <w:r>
                 <w:rPr>
                   <w:rFonts w:ascii="Arial" w:cs="Arial" w:eastAsia="Arial" w:hAnsi="Arial"/>
@@ -14947,7 +14947,7 @@
               <w:spacing w:after="10" w:before="0"/>
               <w:ind w:left="120"/>
             </w:pPr>
-            <w:hyperlink w:history="1" r:id="rIdg7n5qmqs7ygmfrqf6kvkc">
+            <w:hyperlink w:history="1" r:id="rIdoahgvlanw7fdwlgmhic5s">
               <w:r>
                 <w:rPr>
                   <w:rFonts w:ascii="Arial" w:cs="Arial" w:eastAsia="Arial" w:hAnsi="Arial"/>
@@ -14992,7 +14992,7 @@
             <w:pPr>
               <w:spacing w:after="20" w:before="0"/>
             </w:pPr>
-            <w:hyperlink w:history="1" r:id="rIdfttfcx-l2v0juhlnuqyg7">
+            <w:hyperlink w:history="1" r:id="rIdjlowcn043vpk_zha_q0uq">
               <w:r>
                 <w:rPr>
                   <w:rFonts w:ascii="Arial" w:cs="Arial" w:eastAsia="Arial" w:hAnsi="Arial"/>
@@ -15025,7 +15025,7 @@
               <w:spacing w:after="10" w:before="0"/>
               <w:ind w:left="120"/>
             </w:pPr>
-            <w:hyperlink w:history="1" r:id="rId27cf6i2__umxbjhi5b7nr">
+            <w:hyperlink w:history="1" r:id="rIdp-uchc07dmspoghglymo9">
               <w:r>
                 <w:rPr>
                   <w:rFonts w:ascii="Arial" w:cs="Arial" w:eastAsia="Arial" w:hAnsi="Arial"/>
@@ -15220,7 +15220,7 @@
             <w:pPr>
               <w:spacing w:after="20" w:before="0"/>
             </w:pPr>
-            <w:hyperlink w:history="1" r:id="rIdecqr7g_13mdp8du7lz3jb">
+            <w:hyperlink w:history="1" r:id="rIdzjsgiwv7pf_8dgddxvl3i">
               <w:r>
                 <w:rPr>
                   <w:rFonts w:ascii="Arial" w:cs="Arial" w:eastAsia="Arial" w:hAnsi="Arial"/>
@@ -15253,7 +15253,7 @@
               <w:spacing w:after="10" w:before="0"/>
               <w:ind w:left="120"/>
             </w:pPr>
-            <w:hyperlink w:history="1" r:id="rIdcgxefsdw46xc3zcamjzm2">
+            <w:hyperlink w:history="1" r:id="rIdyejkbzepms5shbkh_j68f">
               <w:r>
                 <w:rPr>
                   <w:rFonts w:ascii="Arial" w:cs="Arial" w:eastAsia="Arial" w:hAnsi="Arial"/>
@@ -15298,7 +15298,7 @@
             <w:pPr>
               <w:spacing w:after="20" w:before="0"/>
             </w:pPr>
-            <w:hyperlink w:history="1" r:id="rIdxhu1t2tzn8-tybcj2oktd">
+            <w:hyperlink w:history="1" r:id="rIdp0gri6ka4tzxrfzjuz-3c">
               <w:r>
                 <w:rPr>
                   <w:rFonts w:ascii="Arial" w:cs="Arial" w:eastAsia="Arial" w:hAnsi="Arial"/>
@@ -15331,7 +15331,7 @@
               <w:spacing w:after="10" w:before="0"/>
               <w:ind w:left="120"/>
             </w:pPr>
-            <w:hyperlink w:history="1" r:id="rIdmn_gj0gcgjwz6gg497ms5">
+            <w:hyperlink w:history="1" r:id="rIdw8q3trlasopdxp5xz0ctv">
               <w:r>
                 <w:rPr>
                   <w:rFonts w:ascii="Arial" w:cs="Arial" w:eastAsia="Arial" w:hAnsi="Arial"/>
@@ -15526,7 +15526,7 @@
             <w:pPr>
               <w:spacing w:after="20" w:before="0"/>
             </w:pPr>
-            <w:hyperlink w:history="1" r:id="rIdp167h2_zfd9clacugyzyd">
+            <w:hyperlink w:history="1" r:id="rIdo4thwnj2jculm5z90opz8">
               <w:r>
                 <w:rPr>
                   <w:rFonts w:ascii="Arial" w:cs="Arial" w:eastAsia="Arial" w:hAnsi="Arial"/>
@@ -15559,7 +15559,7 @@
               <w:spacing w:after="10" w:before="0"/>
               <w:ind w:left="120"/>
             </w:pPr>
-            <w:hyperlink w:history="1" r:id="rId1ujcdks-yyjcmbtbebfuh">
+            <w:hyperlink w:history="1" r:id="rIdvpyxgaoi0qkkb-ddc25p6">
               <w:r>
                 <w:rPr>
                   <w:rFonts w:ascii="Arial" w:cs="Arial" w:eastAsia="Arial" w:hAnsi="Arial"/>
@@ -15604,7 +15604,7 @@
             <w:pPr>
               <w:spacing w:after="20" w:before="0"/>
             </w:pPr>
-            <w:hyperlink w:history="1" r:id="rId5-iuant6i6u7qay-dhaf2">
+            <w:hyperlink w:history="1" r:id="rIdql2_wbh7he2dfmpdhz0c5">
               <w:r>
                 <w:rPr>
                   <w:rFonts w:ascii="Arial" w:cs="Arial" w:eastAsia="Arial" w:hAnsi="Arial"/>
@@ -15637,7 +15637,7 @@
               <w:spacing w:after="10" w:before="0"/>
               <w:ind w:left="120"/>
             </w:pPr>
-            <w:hyperlink w:history="1" r:id="rIdxxlmssz5ezgkn5orofoq7">
+            <w:hyperlink w:history="1" r:id="rIdhzombp3quu0a9qgmpn_oe">
               <w:r>
                 <w:rPr>
                   <w:rFonts w:ascii="Arial" w:cs="Arial" w:eastAsia="Arial" w:hAnsi="Arial"/>
@@ -15832,7 +15832,7 @@
             <w:pPr>
               <w:spacing w:after="20" w:before="0"/>
             </w:pPr>
-            <w:hyperlink w:history="1" r:id="rIdlku2fsnpbw4juy2dexgx_">
+            <w:hyperlink w:history="1" r:id="rIdtsqpgwbubx9snddxbk9h_">
               <w:r>
                 <w:rPr>
                   <w:rFonts w:ascii="Arial" w:cs="Arial" w:eastAsia="Arial" w:hAnsi="Arial"/>
@@ -15865,7 +15865,7 @@
               <w:spacing w:after="10" w:before="0"/>
               <w:ind w:left="120"/>
             </w:pPr>
-            <w:hyperlink w:history="1" r:id="rIde56lwx0e3ubmal3a1fwvy">
+            <w:hyperlink w:history="1" r:id="rIdffhsgxhkgiuxue7h18cyq">
               <w:r>
                 <w:rPr>
                   <w:rFonts w:ascii="Arial" w:cs="Arial" w:eastAsia="Arial" w:hAnsi="Arial"/>
@@ -15910,7 +15910,7 @@
             <w:pPr>
               <w:spacing w:after="20" w:before="0"/>
             </w:pPr>
-            <w:hyperlink w:history="1" r:id="rIdln_xixycom7bncov8o-_x">
+            <w:hyperlink w:history="1" r:id="rIdgzc5vdoj-1xcc1ykcvbgv">
               <w:r>
                 <w:rPr>
                   <w:rFonts w:ascii="Arial" w:cs="Arial" w:eastAsia="Arial" w:hAnsi="Arial"/>
@@ -15943,7 +15943,7 @@
               <w:spacing w:after="10" w:before="0"/>
               <w:ind w:left="120"/>
             </w:pPr>
-            <w:hyperlink w:history="1" r:id="rIdrthecvr9hhf6aourxmbqe">
+            <w:hyperlink w:history="1" r:id="rIdwmnfxuktazzjk58jr96jb">
               <w:r>
                 <w:rPr>
                   <w:rFonts w:ascii="Arial" w:cs="Arial" w:eastAsia="Arial" w:hAnsi="Arial"/>
@@ -17430,7 +17430,7 @@
             <w:pPr>
               <w:spacing w:after="20" w:before="0"/>
             </w:pPr>
-            <w:hyperlink w:history="1" r:id="rIdugteqhll_mg0mpsyy9wna">
+            <w:hyperlink w:history="1" r:id="rId9rszrgrkyppxclxqnjlpm">
               <w:r>
                 <w:rPr>
                   <w:rFonts w:ascii="Arial" w:cs="Arial" w:eastAsia="Arial" w:hAnsi="Arial"/>
@@ -17463,7 +17463,7 @@
               <w:spacing w:after="10" w:before="0"/>
               <w:ind w:left="120"/>
             </w:pPr>
-            <w:hyperlink w:history="1" r:id="rIdlfs8q7sgnzpcw2k21vlst">
+            <w:hyperlink w:history="1" r:id="rIdlztmbj_gckyp5h4hrgsyr">
               <w:r>
                 <w:rPr>
                   <w:rFonts w:ascii="Arial" w:cs="Arial" w:eastAsia="Arial" w:hAnsi="Arial"/>
@@ -17508,7 +17508,7 @@
             <w:pPr>
               <w:spacing w:after="20" w:before="0"/>
             </w:pPr>
-            <w:hyperlink w:history="1" r:id="rIdpnkte1qtgbrobolijc4wo">
+            <w:hyperlink w:history="1" r:id="rIddn_liptnk8lyhhxgrjfll">
               <w:r>
                 <w:rPr>
                   <w:rFonts w:ascii="Arial" w:cs="Arial" w:eastAsia="Arial" w:hAnsi="Arial"/>
@@ -17541,7 +17541,7 @@
               <w:spacing w:after="10" w:before="0"/>
               <w:ind w:left="120"/>
             </w:pPr>
-            <w:hyperlink w:history="1" r:id="rIdiwzcumzp_utpltmanof1l">
+            <w:hyperlink w:history="1" r:id="rIdex-mjirvnlbsvhfhlc1b_">
               <w:r>
                 <w:rPr>
                   <w:rFonts w:ascii="Arial" w:cs="Arial" w:eastAsia="Arial" w:hAnsi="Arial"/>
@@ -17736,7 +17736,7 @@
             <w:pPr>
               <w:spacing w:after="20" w:before="0"/>
             </w:pPr>
-            <w:hyperlink w:history="1" r:id="rIdrlbklfh9m3pm-il8eubno">
+            <w:hyperlink w:history="1" r:id="rIdnv-xqdyr9jndirlxqilge">
               <w:r>
                 <w:rPr>
                   <w:rFonts w:ascii="Arial" w:cs="Arial" w:eastAsia="Arial" w:hAnsi="Arial"/>
@@ -17769,7 +17769,7 @@
               <w:spacing w:after="10" w:before="0"/>
               <w:ind w:left="120"/>
             </w:pPr>
-            <w:hyperlink w:history="1" r:id="rId7hb5dukyso2-ucpulxvw9">
+            <w:hyperlink w:history="1" r:id="rIdk0bqk3oldiq6rcnt5s2up">
               <w:r>
                 <w:rPr>
                   <w:rFonts w:ascii="Arial" w:cs="Arial" w:eastAsia="Arial" w:hAnsi="Arial"/>
@@ -17814,7 +17814,7 @@
             <w:pPr>
               <w:spacing w:after="20" w:before="0"/>
             </w:pPr>
-            <w:hyperlink w:history="1" r:id="rId5tqh4muy8zn7lery3ljly">
+            <w:hyperlink w:history="1" r:id="rIdhfwy6xpwxd8oew8wdhk1r">
               <w:r>
                 <w:rPr>
                   <w:rFonts w:ascii="Arial" w:cs="Arial" w:eastAsia="Arial" w:hAnsi="Arial"/>
@@ -17847,7 +17847,7 @@
               <w:spacing w:after="10" w:before="0"/>
               <w:ind w:left="120"/>
             </w:pPr>
-            <w:hyperlink w:history="1" r:id="rIdvvgnxfmvxitz8bz_cea8q">
+            <w:hyperlink w:history="1" r:id="rIdr5b2dzo1av4ldlwz7gl5c">
               <w:r>
                 <w:rPr>
                   <w:rFonts w:ascii="Arial" w:cs="Arial" w:eastAsia="Arial" w:hAnsi="Arial"/>
@@ -18042,7 +18042,7 @@
             <w:pPr>
               <w:spacing w:after="20" w:before="0"/>
             </w:pPr>
-            <w:hyperlink w:history="1" r:id="rIdugfo41lisfuz7hjntqmwb">
+            <w:hyperlink w:history="1" r:id="rId0xgqjpoymvyshsyvz25az">
               <w:r>
                 <w:rPr>
                   <w:rFonts w:ascii="Arial" w:cs="Arial" w:eastAsia="Arial" w:hAnsi="Arial"/>
@@ -18075,7 +18075,7 @@
               <w:spacing w:after="10" w:before="0"/>
               <w:ind w:left="120"/>
             </w:pPr>
-            <w:hyperlink w:history="1" r:id="rIdeolasaief5h0c4ppv5tgb">
+            <w:hyperlink w:history="1" r:id="rIdvcgh9l--c-wu1ext7uljz">
               <w:r>
                 <w:rPr>
                   <w:rFonts w:ascii="Arial" w:cs="Arial" w:eastAsia="Arial" w:hAnsi="Arial"/>
@@ -18120,7 +18120,7 @@
             <w:pPr>
               <w:spacing w:after="20" w:before="0"/>
             </w:pPr>
-            <w:hyperlink w:history="1" r:id="rIdzhfucli1b1ph_cfbu5rxf">
+            <w:hyperlink w:history="1" r:id="rIdquwncotac-xunrwu3kx7x">
               <w:r>
                 <w:rPr>
                   <w:rFonts w:ascii="Arial" w:cs="Arial" w:eastAsia="Arial" w:hAnsi="Arial"/>
@@ -18153,7 +18153,7 @@
               <w:spacing w:after="10" w:before="0"/>
               <w:ind w:left="120"/>
             </w:pPr>
-            <w:hyperlink w:history="1" r:id="rId0_acmyuxzppimx3gdo9kg">
+            <w:hyperlink w:history="1" r:id="rIdn6jup5bb3dy4bzk9h-9d0">
               <w:r>
                 <w:rPr>
                   <w:rFonts w:ascii="Arial" w:cs="Arial" w:eastAsia="Arial" w:hAnsi="Arial"/>
@@ -18348,7 +18348,7 @@
             <w:pPr>
               <w:spacing w:after="20" w:before="0"/>
             </w:pPr>
-            <w:hyperlink w:history="1" r:id="rIdybva_bajmvnjlcvlpjbmv">
+            <w:hyperlink w:history="1" r:id="rId-goqfyd5w3qy5r4d7rzsw">
               <w:r>
                 <w:rPr>
                   <w:rFonts w:ascii="Arial" w:cs="Arial" w:eastAsia="Arial" w:hAnsi="Arial"/>
@@ -18381,7 +18381,7 @@
               <w:spacing w:after="10" w:before="0"/>
               <w:ind w:left="120"/>
             </w:pPr>
-            <w:hyperlink w:history="1" r:id="rId8ujw6mevbeqez2fpioxja">
+            <w:hyperlink w:history="1" r:id="rIdq6ffvhoiyvu7dabbdxrts">
               <w:r>
                 <w:rPr>
                   <w:rFonts w:ascii="Arial" w:cs="Arial" w:eastAsia="Arial" w:hAnsi="Arial"/>
@@ -18426,7 +18426,7 @@
             <w:pPr>
               <w:spacing w:after="20" w:before="0"/>
             </w:pPr>
-            <w:hyperlink w:history="1" r:id="rIdlpdkb6basv3gjpq2fxviv">
+            <w:hyperlink w:history="1" r:id="rIdrszhcompvp0akimchbpka">
               <w:r>
                 <w:rPr>
                   <w:rFonts w:ascii="Arial" w:cs="Arial" w:eastAsia="Arial" w:hAnsi="Arial"/>
@@ -18459,7 +18459,7 @@
               <w:spacing w:after="10" w:before="0"/>
               <w:ind w:left="120"/>
             </w:pPr>
-            <w:hyperlink w:history="1" r:id="rIdgbr769mgkowrvnimqqumb">
+            <w:hyperlink w:history="1" r:id="rIdzymql5zhbspdyqsg7fdmh">
               <w:r>
                 <w:rPr>
                   <w:rFonts w:ascii="Arial" w:cs="Arial" w:eastAsia="Arial" w:hAnsi="Arial"/>
@@ -18654,7 +18654,7 @@
             <w:pPr>
               <w:spacing w:after="20" w:before="0"/>
             </w:pPr>
-            <w:hyperlink w:history="1" r:id="rIdkxiddgxpddpvlnivqtluy">
+            <w:hyperlink w:history="1" r:id="rIdcwn-bmjiikfpdjpb8po1t">
               <w:r>
                 <w:rPr>
                   <w:rFonts w:ascii="Arial" w:cs="Arial" w:eastAsia="Arial" w:hAnsi="Arial"/>
@@ -18687,7 +18687,7 @@
               <w:spacing w:after="10" w:before="0"/>
               <w:ind w:left="120"/>
             </w:pPr>
-            <w:hyperlink w:history="1" r:id="rIdc6dambxp030tb6rhmsbwg">
+            <w:hyperlink w:history="1" r:id="rIdslxepq7yv67bvhyowczdr">
               <w:r>
                 <w:rPr>
                   <w:rFonts w:ascii="Arial" w:cs="Arial" w:eastAsia="Arial" w:hAnsi="Arial"/>
@@ -18732,7 +18732,7 @@
             <w:pPr>
               <w:spacing w:after="20" w:before="0"/>
             </w:pPr>
-            <w:hyperlink w:history="1" r:id="rIdio41tg9fn0nvt6x8vspsf">
+            <w:hyperlink w:history="1" r:id="rIdz8h7ovkxi4a_vmmtttubj">
               <w:r>
                 <w:rPr>
                   <w:rFonts w:ascii="Arial" w:cs="Arial" w:eastAsia="Arial" w:hAnsi="Arial"/>
@@ -18765,7 +18765,7 @@
               <w:spacing w:after="10" w:before="0"/>
               <w:ind w:left="120"/>
             </w:pPr>
-            <w:hyperlink w:history="1" r:id="rIdkhkram8s0aj7dwaos6j3d">
+            <w:hyperlink w:history="1" r:id="rIduj9t5xwjm8otujo-uffse">
               <w:r>
                 <w:rPr>
                   <w:rFonts w:ascii="Arial" w:cs="Arial" w:eastAsia="Arial" w:hAnsi="Arial"/>
@@ -20491,7 +20491,7 @@
             <w:pPr>
               <w:spacing w:after="20" w:before="0"/>
             </w:pPr>
-            <w:hyperlink w:history="1" r:id="rIdxvws2bpfn8t-kk080hury">
+            <w:hyperlink w:history="1" r:id="rIdtnuuwxuyf_ijjwtwsllqn">
               <w:r>
                 <w:rPr>
                   <w:rFonts w:ascii="Arial" w:cs="Arial" w:eastAsia="Arial" w:hAnsi="Arial"/>
@@ -20524,7 +20524,7 @@
               <w:spacing w:after="10" w:before="0"/>
               <w:ind w:left="120"/>
             </w:pPr>
-            <w:hyperlink w:history="1" r:id="rIdepumaz8scwzixvdedfzdh">
+            <w:hyperlink w:history="1" r:id="rIdzxuaq0oldkeonelguaslj">
               <w:r>
                 <w:rPr>
                   <w:rFonts w:ascii="Arial" w:cs="Arial" w:eastAsia="Arial" w:hAnsi="Arial"/>
@@ -20569,7 +20569,7 @@
             <w:pPr>
               <w:spacing w:after="20" w:before="0"/>
             </w:pPr>
-            <w:hyperlink w:history="1" r:id="rIdicypheen018o6qwofxefs">
+            <w:hyperlink w:history="1" r:id="rIdvkvq8vjewqb0aakrdbrsy">
               <w:r>
                 <w:rPr>
                   <w:rFonts w:ascii="Arial" w:cs="Arial" w:eastAsia="Arial" w:hAnsi="Arial"/>
@@ -20602,7 +20602,7 @@
               <w:spacing w:after="10" w:before="0"/>
               <w:ind w:left="120"/>
             </w:pPr>
-            <w:hyperlink w:history="1" r:id="rIdrdac3z0w5h9ylcbr8pvgn">
+            <w:hyperlink w:history="1" r:id="rIdgumw1d6tfumr_jaqkdbqj">
               <w:r>
                 <w:rPr>
                   <w:rFonts w:ascii="Arial" w:cs="Arial" w:eastAsia="Arial" w:hAnsi="Arial"/>
@@ -20797,7 +20797,7 @@
             <w:pPr>
               <w:spacing w:after="20" w:before="0"/>
             </w:pPr>
-            <w:hyperlink w:history="1" r:id="rIdvotcxra8fwrnbbofy83a5">
+            <w:hyperlink w:history="1" r:id="rId4kti9sa4qgtyb2jmddhmf">
               <w:r>
                 <w:rPr>
                   <w:rFonts w:ascii="Arial" w:cs="Arial" w:eastAsia="Arial" w:hAnsi="Arial"/>
@@ -20830,7 +20830,7 @@
               <w:spacing w:after="10" w:before="0"/>
               <w:ind w:left="120"/>
             </w:pPr>
-            <w:hyperlink w:history="1" r:id="rIdesz2tjobw9fo3kh3udt_c">
+            <w:hyperlink w:history="1" r:id="rId0yfq9irtuwx_4zqlam2_x">
               <w:r>
                 <w:rPr>
                   <w:rFonts w:ascii="Arial" w:cs="Arial" w:eastAsia="Arial" w:hAnsi="Arial"/>
@@ -20875,7 +20875,7 @@
             <w:pPr>
               <w:spacing w:after="20" w:before="0"/>
             </w:pPr>
-            <w:hyperlink w:history="1" r:id="rIdr0yydbwo3hqhlao31oc5z">
+            <w:hyperlink w:history="1" r:id="rIdle6nzcktbpyoesumtjj9l">
               <w:r>
                 <w:rPr>
                   <w:rFonts w:ascii="Arial" w:cs="Arial" w:eastAsia="Arial" w:hAnsi="Arial"/>
@@ -20908,7 +20908,7 @@
               <w:spacing w:after="10" w:before="0"/>
               <w:ind w:left="120"/>
             </w:pPr>
-            <w:hyperlink w:history="1" r:id="rIdtzu3dk6ampoc5gdo1hw5_">
+            <w:hyperlink w:history="1" r:id="rIda3ihq3pm1lrqoyiof3yo6">
               <w:r>
                 <w:rPr>
                   <w:rFonts w:ascii="Arial" w:cs="Arial" w:eastAsia="Arial" w:hAnsi="Arial"/>
@@ -21103,7 +21103,7 @@
             <w:pPr>
               <w:spacing w:after="20" w:before="0"/>
             </w:pPr>
-            <w:hyperlink w:history="1" r:id="rId7rwwld7fnimwa9-bmiiva">
+            <w:hyperlink w:history="1" r:id="rIdogqrh6vhkidtuijb3kbni">
               <w:r>
                 <w:rPr>
                   <w:rFonts w:ascii="Arial" w:cs="Arial" w:eastAsia="Arial" w:hAnsi="Arial"/>
@@ -21136,7 +21136,7 @@
               <w:spacing w:after="10" w:before="0"/>
               <w:ind w:left="120"/>
             </w:pPr>
-            <w:hyperlink w:history="1" r:id="rIds1iy0apywmenusseobss7">
+            <w:hyperlink w:history="1" r:id="rIdc6hvak9bjxukbifcr4d0u">
               <w:r>
                 <w:rPr>
                   <w:rFonts w:ascii="Arial" w:cs="Arial" w:eastAsia="Arial" w:hAnsi="Arial"/>
@@ -21181,7 +21181,7 @@
             <w:pPr>
               <w:spacing w:after="20" w:before="0"/>
             </w:pPr>
-            <w:hyperlink w:history="1" r:id="rIdkbaaeshmwsrxzcs9irxju">
+            <w:hyperlink w:history="1" r:id="rIdtuln_60n7bwnkmxzqz7o4">
               <w:r>
                 <w:rPr>
                   <w:rFonts w:ascii="Arial" w:cs="Arial" w:eastAsia="Arial" w:hAnsi="Arial"/>
@@ -21214,7 +21214,7 @@
               <w:spacing w:after="10" w:before="0"/>
               <w:ind w:left="120"/>
             </w:pPr>
-            <w:hyperlink w:history="1" r:id="rIdcn03mgystyzkd4zx-hzva">
+            <w:hyperlink w:history="1" r:id="rIdbesegpaghu_klzjm7ugth">
               <w:r>
                 <w:rPr>
                   <w:rFonts w:ascii="Arial" w:cs="Arial" w:eastAsia="Arial" w:hAnsi="Arial"/>
@@ -21409,7 +21409,7 @@
             <w:pPr>
               <w:spacing w:after="20" w:before="0"/>
             </w:pPr>
-            <w:hyperlink w:history="1" r:id="rIdoqwhtafnt1e5lspoexejs">
+            <w:hyperlink w:history="1" r:id="rIddbzzlubekqwpnbuyprnxv">
               <w:r>
                 <w:rPr>
                   <w:rFonts w:ascii="Arial" w:cs="Arial" w:eastAsia="Arial" w:hAnsi="Arial"/>
@@ -21442,7 +21442,7 @@
               <w:spacing w:after="10" w:before="0"/>
               <w:ind w:left="120"/>
             </w:pPr>
-            <w:hyperlink w:history="1" r:id="rIduj1dtjyf_aykhlovq38zy">
+            <w:hyperlink w:history="1" r:id="rIdib7-km2rqhw060sa4sggm">
               <w:r>
                 <w:rPr>
                   <w:rFonts w:ascii="Arial" w:cs="Arial" w:eastAsia="Arial" w:hAnsi="Arial"/>
@@ -21487,7 +21487,7 @@
             <w:pPr>
               <w:spacing w:after="20" w:before="0"/>
             </w:pPr>
-            <w:hyperlink w:history="1" r:id="rIdsqtgo5x8v6nvctxmgatzd">
+            <w:hyperlink w:history="1" r:id="rIdo0qahvlc4vzfgqqodfdzn">
               <w:r>
                 <w:rPr>
                   <w:rFonts w:ascii="Arial" w:cs="Arial" w:eastAsia="Arial" w:hAnsi="Arial"/>
@@ -21520,7 +21520,7 @@
               <w:spacing w:after="10" w:before="0"/>
               <w:ind w:left="120"/>
             </w:pPr>
-            <w:hyperlink w:history="1" r:id="rIdz5vke8wtp1zommoqhpeep">
+            <w:hyperlink w:history="1" r:id="rIdj-rinad-d1hsyeprslz4d">
               <w:r>
                 <w:rPr>
                   <w:rFonts w:ascii="Arial" w:cs="Arial" w:eastAsia="Arial" w:hAnsi="Arial"/>
@@ -21715,7 +21715,7 @@
             <w:pPr>
               <w:spacing w:after="20" w:before="0"/>
             </w:pPr>
-            <w:hyperlink w:history="1" r:id="rIdgoxnk5ejbf19ocwxtrvcm">
+            <w:hyperlink w:history="1" r:id="rIdkjjjouh6pxj0wtg623zxf">
               <w:r>
                 <w:rPr>
                   <w:rFonts w:ascii="Arial" w:cs="Arial" w:eastAsia="Arial" w:hAnsi="Arial"/>
@@ -21748,7 +21748,7 @@
               <w:spacing w:after="10" w:before="0"/>
               <w:ind w:left="120"/>
             </w:pPr>
-            <w:hyperlink w:history="1" r:id="rIdylqmt7zwko-l21-6ieqbi">
+            <w:hyperlink w:history="1" r:id="rIdznj2yikqlaydov4_vx2ml">
               <w:r>
                 <w:rPr>
                   <w:rFonts w:ascii="Arial" w:cs="Arial" w:eastAsia="Arial" w:hAnsi="Arial"/>
@@ -21793,7 +21793,7 @@
             <w:pPr>
               <w:spacing w:after="20" w:before="0"/>
             </w:pPr>
-            <w:hyperlink w:history="1" r:id="rIdlfxig0vvyz7akmanjektj">
+            <w:hyperlink w:history="1" r:id="rIdtwuuctiktfflztpm--_4q">
               <w:r>
                 <w:rPr>
                   <w:rFonts w:ascii="Arial" w:cs="Arial" w:eastAsia="Arial" w:hAnsi="Arial"/>
@@ -21826,7 +21826,7 @@
               <w:spacing w:after="10" w:before="0"/>
               <w:ind w:left="120"/>
             </w:pPr>
-            <w:hyperlink w:history="1" r:id="rIdh72wfr44-nvwxncud10nq">
+            <w:hyperlink w:history="1" r:id="rIdkmvgh713s69agibvmhbkr">
               <w:r>
                 <w:rPr>
                   <w:rFonts w:ascii="Arial" w:cs="Arial" w:eastAsia="Arial" w:hAnsi="Arial"/>
@@ -23512,7 +23512,7 @@
             <w:pPr>
               <w:spacing w:after="20" w:before="0"/>
             </w:pPr>
-            <w:hyperlink w:history="1" r:id="rIdxgbwkdow8zoxo_h6ocu38">
+            <w:hyperlink w:history="1" r:id="rIdk2kkrkfl2ifvhgbp_avvo">
               <w:r>
                 <w:rPr>
                   <w:rFonts w:ascii="Arial" w:cs="Arial" w:eastAsia="Arial" w:hAnsi="Arial"/>
@@ -23545,7 +23545,7 @@
               <w:spacing w:after="10" w:before="0"/>
               <w:ind w:left="120"/>
             </w:pPr>
-            <w:hyperlink w:history="1" r:id="rIdtwatciuafz_vv-vs9ru5o">
+            <w:hyperlink w:history="1" r:id="rIdfxvkfkq7mq-o90lpstg_y">
               <w:r>
                 <w:rPr>
                   <w:rFonts w:ascii="Arial" w:cs="Arial" w:eastAsia="Arial" w:hAnsi="Arial"/>
@@ -23590,7 +23590,7 @@
             <w:pPr>
               <w:spacing w:after="20" w:before="0"/>
             </w:pPr>
-            <w:hyperlink w:history="1" r:id="rIdl_brd07hc2cmebb_71la7">
+            <w:hyperlink w:history="1" r:id="rIdnhyfpuwpsvcde2ysio6di">
               <w:r>
                 <w:rPr>
                   <w:rFonts w:ascii="Arial" w:cs="Arial" w:eastAsia="Arial" w:hAnsi="Arial"/>
@@ -23623,7 +23623,7 @@
               <w:spacing w:after="10" w:before="0"/>
               <w:ind w:left="120"/>
             </w:pPr>
-            <w:hyperlink w:history="1" r:id="rIdjngybh9axrpjuqrbshsop">
+            <w:hyperlink w:history="1" r:id="rIdxdv9oqa1kkykoayexxct_">
               <w:r>
                 <w:rPr>
                   <w:rFonts w:ascii="Arial" w:cs="Arial" w:eastAsia="Arial" w:hAnsi="Arial"/>
@@ -23818,7 +23818,7 @@
             <w:pPr>
               <w:spacing w:after="20" w:before="0"/>
             </w:pPr>
-            <w:hyperlink w:history="1" r:id="rIdq6qvln9yytv438b_ptv1v">
+            <w:hyperlink w:history="1" r:id="rIdh0fmyvrqqo2qvdlreqfvn">
               <w:r>
                 <w:rPr>
                   <w:rFonts w:ascii="Arial" w:cs="Arial" w:eastAsia="Arial" w:hAnsi="Arial"/>
@@ -23851,7 +23851,7 @@
               <w:spacing w:after="10" w:before="0"/>
               <w:ind w:left="120"/>
             </w:pPr>
-            <w:hyperlink w:history="1" r:id="rIdskfumlk5qa7a9ioyaehko">
+            <w:hyperlink w:history="1" r:id="rIdwdi_4glraebrwy21vykjb">
               <w:r>
                 <w:rPr>
                   <w:rFonts w:ascii="Arial" w:cs="Arial" w:eastAsia="Arial" w:hAnsi="Arial"/>
@@ -23896,7 +23896,7 @@
             <w:pPr>
               <w:spacing w:after="20" w:before="0"/>
             </w:pPr>
-            <w:hyperlink w:history="1" r:id="rId0pcimejr1i6wbkgbucisi">
+            <w:hyperlink w:history="1" r:id="rIdaum2kjv3uxupshwymj1hf">
               <w:r>
                 <w:rPr>
                   <w:rFonts w:ascii="Arial" w:cs="Arial" w:eastAsia="Arial" w:hAnsi="Arial"/>
@@ -23929,7 +23929,7 @@
               <w:spacing w:after="10" w:before="0"/>
               <w:ind w:left="120"/>
             </w:pPr>
-            <w:hyperlink w:history="1" r:id="rIdcoeabnvrow67amk49xbyx">
+            <w:hyperlink w:history="1" r:id="rIdrmq6enzulzdb8kzyosoyx">
               <w:r>
                 <w:rPr>
                   <w:rFonts w:ascii="Arial" w:cs="Arial" w:eastAsia="Arial" w:hAnsi="Arial"/>
@@ -24124,7 +24124,7 @@
             <w:pPr>
               <w:spacing w:after="20" w:before="0"/>
             </w:pPr>
-            <w:hyperlink w:history="1" r:id="rIdidxmirkxwol0926hfbcrf">
+            <w:hyperlink w:history="1" r:id="rIdqmva9fumjsz4udcgn_2lq">
               <w:r>
                 <w:rPr>
                   <w:rFonts w:ascii="Arial" w:cs="Arial" w:eastAsia="Arial" w:hAnsi="Arial"/>
@@ -24157,7 +24157,7 @@
               <w:spacing w:after="10" w:before="0"/>
               <w:ind w:left="120"/>
             </w:pPr>
-            <w:hyperlink w:history="1" r:id="rIdsdgwkdqlfnjy6f4zebxzk">
+            <w:hyperlink w:history="1" r:id="rIdalnt0q0mm1ovf2plsu5kr">
               <w:r>
                 <w:rPr>
                   <w:rFonts w:ascii="Arial" w:cs="Arial" w:eastAsia="Arial" w:hAnsi="Arial"/>
@@ -24202,7 +24202,7 @@
             <w:pPr>
               <w:spacing w:after="20" w:before="0"/>
             </w:pPr>
-            <w:hyperlink w:history="1" r:id="rIdoplykhelymsttmeh5nplb">
+            <w:hyperlink w:history="1" r:id="rIdil9fx2b6-fsr4boyntwe1">
               <w:r>
                 <w:rPr>
                   <w:rFonts w:ascii="Arial" w:cs="Arial" w:eastAsia="Arial" w:hAnsi="Arial"/>
@@ -24235,7 +24235,7 @@
               <w:spacing w:after="10" w:before="0"/>
               <w:ind w:left="120"/>
             </w:pPr>
-            <w:hyperlink w:history="1" r:id="rIdopscxcxkbi64q0tdgb_7t">
+            <w:hyperlink w:history="1" r:id="rIdqj2amxrnzu7qcnppwdhx1">
               <w:r>
                 <w:rPr>
                   <w:rFonts w:ascii="Arial" w:cs="Arial" w:eastAsia="Arial" w:hAnsi="Arial"/>
@@ -24430,7 +24430,7 @@
             <w:pPr>
               <w:spacing w:after="20" w:before="0"/>
             </w:pPr>
-            <w:hyperlink w:history="1" r:id="rIdozc2fvms9hvtwt-fp9h0p">
+            <w:hyperlink w:history="1" r:id="rIdpxvoafo_urhzf6yhd48vu">
               <w:r>
                 <w:rPr>
                   <w:rFonts w:ascii="Arial" w:cs="Arial" w:eastAsia="Arial" w:hAnsi="Arial"/>
@@ -24463,7 +24463,7 @@
               <w:spacing w:after="10" w:before="0"/>
               <w:ind w:left="120"/>
             </w:pPr>
-            <w:hyperlink w:history="1" r:id="rIdzppeqjdmr6clyx6kfp0zp">
+            <w:hyperlink w:history="1" r:id="rIdixbhma4dtm2skdkicryex">
               <w:r>
                 <w:rPr>
                   <w:rFonts w:ascii="Arial" w:cs="Arial" w:eastAsia="Arial" w:hAnsi="Arial"/>
@@ -24508,7 +24508,7 @@
             <w:pPr>
               <w:spacing w:after="20" w:before="0"/>
             </w:pPr>
-            <w:hyperlink w:history="1" r:id="rId2uc36lssks4fn7mmnrlad">
+            <w:hyperlink w:history="1" r:id="rIdlhuduxrqkav48vrourn38">
               <w:r>
                 <w:rPr>
                   <w:rFonts w:ascii="Arial" w:cs="Arial" w:eastAsia="Arial" w:hAnsi="Arial"/>
@@ -24541,7 +24541,7 @@
               <w:spacing w:after="10" w:before="0"/>
               <w:ind w:left="120"/>
             </w:pPr>
-            <w:hyperlink w:history="1" r:id="rId3e1puhplz4qnt8mk_ysxd">
+            <w:hyperlink w:history="1" r:id="rIduyudswu__miwwm9ftvyra">
               <w:r>
                 <w:rPr>
                   <w:rFonts w:ascii="Arial" w:cs="Arial" w:eastAsia="Arial" w:hAnsi="Arial"/>
@@ -24736,7 +24736,7 @@
             <w:pPr>
               <w:spacing w:after="20" w:before="0"/>
             </w:pPr>
-            <w:hyperlink w:history="1" r:id="rIdvx7cy1tflsbfovtkglo-y">
+            <w:hyperlink w:history="1" r:id="rIdvrc_3aoet8ogkusdefq_p">
               <w:r>
                 <w:rPr>
                   <w:rFonts w:ascii="Arial" w:cs="Arial" w:eastAsia="Arial" w:hAnsi="Arial"/>
@@ -24769,7 +24769,7 @@
               <w:spacing w:after="10" w:before="0"/>
               <w:ind w:left="120"/>
             </w:pPr>
-            <w:hyperlink w:history="1" r:id="rIdvxahpkjo2e9rhd0-pquah">
+            <w:hyperlink w:history="1" r:id="rIdbr9iy36fkrik3kqyxffln">
               <w:r>
                 <w:rPr>
                   <w:rFonts w:ascii="Arial" w:cs="Arial" w:eastAsia="Arial" w:hAnsi="Arial"/>
@@ -24814,7 +24814,7 @@
             <w:pPr>
               <w:spacing w:after="20" w:before="0"/>
             </w:pPr>
-            <w:hyperlink w:history="1" r:id="rId1pt7gk61h739ej3tzlku0">
+            <w:hyperlink w:history="1" r:id="rIdhe7lzcukkfvjhqegxliul">
               <w:r>
                 <w:rPr>
                   <w:rFonts w:ascii="Arial" w:cs="Arial" w:eastAsia="Arial" w:hAnsi="Arial"/>
@@ -24847,7 +24847,7 @@
               <w:spacing w:after="10" w:before="0"/>
               <w:ind w:left="120"/>
             </w:pPr>
-            <w:hyperlink w:history="1" r:id="rIdtcemu2rxleoaz4m2ojrdc">
+            <w:hyperlink w:history="1" r:id="rIdkm7go3mmwpwkdcshl6seh">
               <w:r>
                 <w:rPr>
                   <w:rFonts w:ascii="Arial" w:cs="Arial" w:eastAsia="Arial" w:hAnsi="Arial"/>
